--- a/Paper/논문_국문_단일전극_멀티모달센서.docx
+++ b/Paper/논문_국문_단일전극_멀티모달센서.docx
@@ -73,7 +73,7 @@
           <w:i w:val="0"/>
           <w:sz w:val="19"/>
         </w:rPr>
-        <w:t>유연 멀티모달 센서는 서로 다른 물리 자극이 하나의 전기 신호에 겹쳐 들어오는 신호 결합(signal coupling) 문제 때문에 각 자극을 독립적으로 측정하기 어렵다. 본 연구는 EGaIn(갈륨–인듐 공융합금) 액체금속으로 직접 잉크 라이팅(DIW) 인쇄한 평면 나선형 코일 하나를, 두 가닥의 단일 전극만으로 인덕턴스 L, DC 저항 R, 마찰전기(TENG) 전압 V의 세 신호원으로 동시에 사용하는 측정 구조를 제안한다. STM32G473CBT6 마이크로컨트롤러에서 TIM7 인터럽트로 구동되는 1 ms 주기 시분할 측정(TDM, Time-Division Measurement) 스케줄이 아날로그 멀티플렉서를 통해 동일 코일을 세 측정 경로에 순차 연결하며, I²C DMA와 ADC DMA를 병렬로 실행해 1 kHz 취득률을 유지한다. 도체(금속)·유전체(손) 두 표적에 대해 인장 0–30 %와 근접 0–52 mm의 2차원 파라미터 공간을 격자 형태로 측정한 결과, ΔR/R₀는 근접거리와 무관하게 인장에만 단조 의존하고 ΔL/L₀는 인장과 근접에 동시에 의존하는 비대칭 구조가 정량적으로 확인되었으며, 이 비대칭이 디커플링의 물리적 근거가 된다. 접촉 영역으로 모달리티를 확장하자 점탄성에 의한 히스테리시스·크립과 인장×접촉력 교차 민감도가 새로 나타났고, 표준선형고체(SLS) 모델로 시간상수 τ ≈ 1.0 s를 실측하여 이를 인과적 지수이동평균(EMA) 이력 피처로 모델에 반영하였다. 최종 디커플러는 접촉 여부를 판정하는 게이트와 비접촉·접촉 전용 두 전문가로 구성된 Mixture-of-Experts(MoE) 구조로, 총 1,413개 파라미터에 불과하며 X-CUBE-AI를 통해 MCU에 임베딩되었다. 보드 단독으로 매 TDM 주기마다 추론이 수행되며 실측 지연은 중앙값 260 µs(95 백분위수 263 µs)로 1 ms 주기 안에서 완결된다. 근접이 실제로 변하는 구간에서 실기 성능은 인장 R² = 0.981(RMSE 1.37 %p), 근접거리 R² = 0.940(RMSE 2.11 mm), 접촉력 RMSE 1.80 N이었고, 게이트 정확도는 98–99 %였다. 반면 근접이 준정적인 구간에서는 근접 추정의 신호 대 잡음비가 무너져 R²가 음수로 떨어졌는데, 이는 오프라인 held-out 평가만으로는 드러나지 않는 실기 고유의 한계로서 본문에 그대로 보고한다. 본 연구는 PC 연결 없이 동작하는 단일 전극 멀티모달 센싱 시스템의 설계·제작·데이터 취득·모델링·임베디드 배포 전 과정을 하나의 파이프라인으로 제시한다.</w:t>
+        <w:t>유연 멀티모달 센서는 서로 다른 물리 자극이 하나의 전기 신호에 겹쳐 들어오는 신호 결합(signal coupling) 문제 때문에 각 자극을 독립적으로 측정하기 어렵다. 본 연구는 EGaIn(갈륨–인듐 공융합금) 액체금속을 직접 잉크 라이팅(DIW)으로 인쇄한 평면 직사각형 나선 코일 하나를, 두 가닥의 단일 전극만으로 인덕턴스 L, DC 저항 R, 마찰전기(TENG) 전압 V의 세 신호원으로 동시에 사용하는 측정 구조를 제안한다. 코일 내부 단자를 권선 위로 넘겨 빼내는 브리징 공정이 나선 구조를 두 가닥 배선으로 완결시키며, STM32G473CBT6 마이크로컨트롤러에서 TIM7 인터럽트로 구동되는 1 ms 주기 시분할 측정(TDM, Time-Division Measurement) 스케줄이 아날로그 멀티플렉서를 통해 동일 코일에 AC 여기·DC 여기·무여기 상태를 순차 인가한다. I²C DMA와 ADC DMA를 병렬 실행하여 1 kHz 취득률을 유지하며 CPU 유휴율은 93.9 %이다. 도체(금속)·유전체(손) 두 표적에 대해 인장 0–30 %와 근접 0–52 mm의 2차원 공간을 격자 측정한 결과, ΔR/R₀는 근접거리와 무관하게 인장에만 단조 의존하고 ΔL/L₀는 인장과 근접에 동시에 의존하는 비대칭이 정량적으로 확인되었으며, 이 비대칭이 디커플링의 물리적 근거가 된다. 접촉 모달리티 추가를 위해 직경 5 mm·높이 0.5 mm의 돌기 구조를 도입하여 ΔR/R₀ 100 %에 필요한 하중을 210 N에서 20 N으로 낮췄다. 접촉 영역에서는 점탄성 히스테리시스·크립과 인장×접촉력 교차 민감도가 새로 나타났고, 표준선형고체(SLS) 모델로 시간상수 τ ≈ 1.0 s를 실측하여 인과적 지수이동평균(EMA) 이력 피처로 반영하였다. 압축 시 인덕턴스가 증가하는 것처럼 보이는 현상은 Q-factor 저하에 따른 근사 공진식 역산의 겉보기 효과임을 규명하였다. 최종 디커플러는 접촉 여부를 판정하는 게이트와 비접촉·접촉 전용 두 전문가로 구성된 SLS-EMA + Gate-MoE 구조로, 총 1,413개 파라미터에 불과하며 X-CUBE-AI를 통해 MCU에 임베딩되었다. 보드 단독으로 매 TDM 주기마다 추론이 수행되고 실측 지연은 중앙값 260 µs(95 백분위수 263 µs)로 1 ms 주기 안에서 완결된다. 근접이 실제로 변하는 구간에서 실기 성능은 인장 R² = 0.981(RMSE 1.37 %p), 근접거리 R² = 0.940(RMSE 2.11 mm), 접촉력 RMSE 1.80 N이었고 게이트 정확도는 98–99 %였다. 반면 근접이 준정적인 구간에서는 근접 추정의 신호 대 잡음비가 무너져 R²가 음수로 떨어졌는데, 이는 오프라인 held-out 평가만으로는 드러나지 않는 실기 고유의 한계로서 그대로 보고한다. 본 연구는 PC 연결 없이 동작하는 단일 전극 멀티모달 센싱 시스템의 설계·제작·데이터 취득·모델링·임베디드 배포 전 과정을 하나의 파이프라인으로 제시한다.</w:t>
       </w:r>
     </w:p>
     <w:p>
@@ -87,7 +87,7 @@
           <w:i/>
           <w:sz w:val="18"/>
         </w:rPr>
-        <w:t>핵심어 — 소프트 센서, 액체금속(EGaIn), 단일 전극, 멀티모달 센싱, 신호 디커플링, 시분할 측정(TDM), Mixture-of-Experts, 물리 정보 신경망(PINN), 엣지 AI, STM32</w:t>
+        <w:t>핵심어 — 소프트 센서, 액체금속(EGaIn), 단일 전극, 멀티모달 센싱, 신호 디커플링, 시분할 측정(TDM), Mixture-of-Experts, 점탄성, 엣지 AI, STM32</w:t>
       </w:r>
     </w:p>
     <w:p>
@@ -115,7 +115,21 @@
           <w:b w:val="0"/>
           <w:i w:val="0"/>
         </w:rPr>
-        <w:t>로봇과 인간이 같은 공간을 공유하는 응용이 늘어나면서, 접촉이 일어나기 전에 물체의 접근을 감지하고, 접촉이 일어난 뒤에는 접촉력을 측정하며, 동시에 자신의 형상 변화까지 인지하는 센서가 요구되고 있다. 강체 센서로 이 세 가지를 구현하려면 근접 센서·촉각 센서·변형 센서를 각각 배치해야 하고, 곡면이나 대변형이 필요한 표면에는 적용이 어렵다. 유연 센서는 이 제약을 해소하지만, 하나의 유연 소자에서 여러 물리량을 읽어내면 신호가 서로 겹치는 결합 문제가 필연적으로 발생한다.</w:t>
+        <w:t>로봇과 인간이 같은 공간을 공유하는 응용이 늘어나면서, 로봇 표면이 주변 상황과 자기 자신의 상태를 함께 인지할 것이 요구되고 있다[1]. 실제 상호작용에서는 여러 자극이 동시에 작용하기 때문에 단일 물리량만 측정하는 센서는 현실 상황에서 활용도가 제한된다. 압력과 온도가 저항 드리프트로 함께 나타나거나[2], 다축 힘 성분이 서로 중첩되거나[3], 인장과 근접이 같은 정전용량 변화로 나타나는[4] 사례가 대표적이며, 이처럼 서로 다른 자극이 하나의 전기적 응답에 겹쳐 들어오는 현상을 신호 결합(signal coupling)이라 한다[5]. 본 연구가 목표로 하는 세 모달리티 — 근접, 접촉력, 인장 — 는 각각 독립적인 필요성을 가지며, 동시에 서로 결합되어 있다는 점에서 함께 다루어져야 한다.</w:t>
+      </w:r>
+    </w:p>
+    <w:p>
+      <w:pPr>
+        <w:spacing w:before="200" w:after="80"/>
+      </w:pPr>
+      <w:r>
+        <w:rPr>
+          <w:rFonts w:ascii="맑은 고딕" w:hAnsi="맑은 고딕" w:eastAsia="맑은 고딕"/>
+          <w:b/>
+          <w:i w:val="0"/>
+          <w:sz w:val="23"/>
+        </w:rPr>
+        <w:t>1.1 각 모달리티의 필요성</w:t>
       </w:r>
     </w:p>
     <w:p>
@@ -129,7 +143,7 @@
           <w:b w:val="0"/>
           <w:i w:val="0"/>
         </w:rPr>
-        <w:t>기존 디커플링 전략은 크게 세 가지로 나뉜다. (i) 재료 설계 기반 접근은 자극별로 응답이 분리되도록 복합 재료를 설계하지만 공정이 복잡하고 범용성이 낮다. (ii) 구조 설계 기반 접근은 층을 분리하거나 전극을 다중화하지만 배선 수가 늘어 유연성과 신뢰성을 희생한다. (iii) 데이터 기반 접근은 학습으로 역매핑을 얻지만, 대부분 PC에서 추론을 수행하기 때문에 USB 왕복 지연 20–40 ms가 실시간 피드백 제어를 가로막는다. 또한 인덕티브 방식 유연 센서 연구 대부분은 LCR 미터 등 탁상형 계측기를 필요로 해 이동형 응용에 적합하지 않다.</w:t>
+        <w:t>근접(비접촉) 감지는 충돌이 일어나기 전에 개입할 수 있는 유일한 수단이다. 안전한 인간–로봇 물리적 상호작용(pHRI)에서는 접촉이 발생한 뒤 반응하는 것으로는 충분하지 않으며, 접촉 이전에 물체의 접근을 예측하고 궤적을 수정해야 한다[6], [7]. 이 때문에 로봇 팔 외피 전면에 근접 센서를 분포시켜 표면 전체에서 충돌을 회피하거나[8], 레이저 거리계 링을 몸체에 둘러 준전신(quasi whole-body) 감지를 구현하는[9] 연구가 이어져 왔다. 근접 감지는 파지에서도 유용해, 손이 물체에 닿기 전에 자세를 미리 정렬하는 데 쓰인다.</w:t>
       </w:r>
     </w:p>
     <w:p>
@@ -143,13 +157,13 @@
           <w:b w:val="0"/>
           <w:i w:val="0"/>
         </w:rPr>
-        <w:t>본 연구는 세 번째 계열에 속하되, 세 가지 점에서 차별화된다. 첫째, 물리적 비대칭을 측정으로 확인하고 그것을 모델 구조에 직접 반영한다. 둘째, 추론을 MCU 안에서 수행하여 PC를 완전히 제거한다. 셋째, 오프라인 held-out 성능과 실기 성능을 분리해 보고하고, 두 값이 어긋나는 구간과 그 원인을 명시한다. 본 논문의 기여는 다음과 같다.</w:t>
+        <w:t>접촉력 감지는 접촉이 시작된 순간부터 필요해진다. 파지 안정성은 가하는 힘의 크기에 직접 좌우되므로, 촉각 피드백 없이는 물체를 놓치거나 반대로 과도한 힘으로 손상시키기 쉽다[10]. 특히 미끄러짐은 빠르게 검출하고 보정하지 않으면 곧바로 파지 실패로 이어지기 때문에, 초기 미끄러짐(incipient slip)을 감시하여 힘을 조절하는 접근이 연구되어 왔다[11]. 즉 근접이 '언제 닿을 것인가'를 다룬다면 접촉력은 '얼마나 세게 닿아 있는가'를 다루며, 두 정보는 접촉 순간을 경계로 연속적으로 이어져야 한다[12].</w:t>
       </w:r>
     </w:p>
     <w:p>
       <w:pPr>
-        <w:pStyle w:val="ListBullet"/>
-        <w:spacing w:after="40"/>
+        <w:spacing w:before="0" w:after="120"/>
+        <w:jc w:val="both"/>
       </w:pPr>
       <w:r>
         <w:rPr>
@@ -157,13 +171,13 @@
           <w:b w:val="0"/>
           <w:i w:val="0"/>
         </w:rPr>
-        <w:t>두 가닥 단일 전극 EGaIn 나선 코일에서 L·R·V_TENG 세 신호를 1 ms 주기로 취득하는 TDM 측정 아키텍처와 전용 6층 PCB, 그리고 이를 구동하는 ISR 기반 논블로킹 펌웨어를 제작하였다.</w:t>
+        <w:t>인장(자기수용감각) 감지는 센서가 부착된 몸체 자체가 변형하는 경우에 필수적이다. 소프트 로봇은 사실상 무한한 자유도를 가지며, 재료의 컴플라이언스와 구동기의 비선형 응답 때문에 개루프 제어만으로 정확한 작업을 수행하기가 매우 어렵다[13]. 따라서 자신의 형상을 되먹임하는 자기수용감각이 제어 루프를 닫는 전제 조건이 되며[14], 액체금속 기반 신축 변형 센서를 소프트 크롤링 로봇에 통합해 폐루프 제어를 구현한 사례가 보고되어 있다[15].</w:t>
       </w:r>
     </w:p>
     <w:p>
       <w:pPr>
-        <w:pStyle w:val="ListBullet"/>
-        <w:spacing w:after="40"/>
+        <w:spacing w:before="0" w:after="120"/>
+        <w:jc w:val="both"/>
       </w:pPr>
       <w:r>
         <w:rPr>
@@ -171,13 +185,27 @@
           <w:b w:val="0"/>
           <w:i w:val="0"/>
         </w:rPr>
-        <w:t>5축 스테퍼 스테이지와 6축 F/T 센서를 PC-MCU 시각 동기와 정상상태 태깅으로 결합한 자동 데이터 취득 플랫폼을 구축하여, 총 30만 행 이상의 동기화된 다자극 데이터셋을 확보하였다.</w:t>
+        <w:t>세 모달리티를 같은 지점에서 동시에 얻어야 하는 이유는 단순한 편의가 아니다. 변형하는 표면 위에서는 근접·접촉 신호의 기준 자체가 변형 상태에 따라 달라지기 때문이다. 본 연구의 측정에서도 인장 상태가 압력 민감도를 6.6배까지 바꾸는 교차 민감도가 관측되었다(5.3절). 즉 변형률을 모르면 같은 저항 변화가 어느 정도의 접촉력에 해당하는지 확정할 수 없다. 세 물리량을 각각 별개의 센서로 측정하더라도 이 결합은 사라지지 않으며, 오히려 서로 다른 위치에서 측정된 값을 정합해야 하는 문제가 추가된다. 따라서 결합이 발생하는 바로 그 지점에서 세 신호를 동시에 취득하고 함께 디커플링하는 것이 원리적으로 타당한 접근이다.</w:t>
       </w:r>
     </w:p>
     <w:p>
       <w:pPr>
-        <w:pStyle w:val="ListBullet"/>
-        <w:spacing w:after="40"/>
+        <w:spacing w:before="200" w:after="80"/>
+      </w:pPr>
+      <w:r>
+        <w:rPr>
+          <w:rFonts w:ascii="맑은 고딕" w:hAnsi="맑은 고딕" w:eastAsia="맑은 고딕"/>
+          <w:b/>
+          <w:i w:val="0"/>
+          <w:sz w:val="23"/>
+        </w:rPr>
+        <w:t>1.2 왜 소프트 단일 전극 센서인가</w:t>
+      </w:r>
+    </w:p>
+    <w:p>
+      <w:pPr>
+        <w:spacing w:before="0" w:after="120"/>
+        <w:jc w:val="both"/>
       </w:pPr>
       <w:r>
         <w:rPr>
@@ -185,13 +213,13 @@
           <w:b w:val="0"/>
           <w:i w:val="0"/>
         </w:rPr>
-        <w:t>도체·유전체 표적에 대한 (ε, d) 응답 곡면을 격자 측정하여 R–ε 단독 의존성과 L–(ε,d) 결합 의존성을 정량적으로 입증하였다.</w:t>
+        <w:t>센서가 부착될 대상은 곡면이거나 크게 변형하는 표면이다. 강체 센서를 배열하면 이러한 표면에 밀착시킬 수 없고, 배열 사이의 강성 불연속이 오히려 변형을 방해한다. 유연 센서는 등각 접촉(conformal contact)과 대변형을 허용하므로 이 제약을 해소하며, 웨어러블 응용으로도 확장된다[4], [16].</w:t>
       </w:r>
     </w:p>
     <w:p>
       <w:pPr>
-        <w:pStyle w:val="ListBullet"/>
-        <w:spacing w:after="40"/>
+        <w:spacing w:before="0" w:after="120"/>
+        <w:jc w:val="both"/>
       </w:pPr>
       <w:r>
         <w:rPr>
@@ -199,13 +227,27 @@
           <w:b w:val="0"/>
           <w:i w:val="0"/>
         </w:rPr>
-        <w:t>접촉 모달리티에서 나타나는 점탄성 완화를 표준선형고체 모델로 규명하고, 그 시간상수를 인과적 EMA 피처로 변환하여 힘 예측 오차를 절반 이하로 줄였다.</w:t>
+        <w:t>그러나 유연화만으로는 충분하지 않다. 세 모달리티를 세 개의 개별 소자로 구현하면 소자 수에 비례해 배선이 늘어나고, 적층에 따른 두께 증가와 박리 위험, 인접 소자 간 크로스토크가 뒤따른다[1], [5]. 대면적 전자 피부에서는 이 배선 복잡도가 실용화의 주된 병목으로 지적되어 왔다. 본 연구가 채택한 접근은 소자 수를 늘리는 대신 하나의 소자를 시간축에서 나누어 쓰는 것이다. EGaIn 나선 코일 하나에 두 가닥 배선만 연결하고, 여기(excitation) 상태를 바꿔가며 인덕턴스·저항·마찰전기 전압을 순차 취득한다. 소자가 하나뿐이므로 소자 간 크로스토크가 원리적으로 존재하지 않고, 배선 수는 모달리티 수와 무관하게 2로 고정되며, 평면성과 신축성이 그대로 유지된다. 코일 형태를 유지한다는 점은 향후 무선 전력 전송이나 통신으로 확장할 여지도 남긴다.</w:t>
       </w:r>
     </w:p>
     <w:p>
       <w:pPr>
-        <w:pStyle w:val="ListBullet"/>
-        <w:spacing w:after="40"/>
+        <w:spacing w:before="200" w:after="80"/>
+      </w:pPr>
+      <w:r>
+        <w:rPr>
+          <w:rFonts w:ascii="맑은 고딕" w:hAnsi="맑은 고딕" w:eastAsia="맑은 고딕"/>
+          <w:b/>
+          <w:i w:val="0"/>
+          <w:sz w:val="23"/>
+        </w:rPr>
+        <w:t>1.3 왜 임베디드 AI인가</w:t>
+      </w:r>
+    </w:p>
+    <w:p>
+      <w:pPr>
+        <w:spacing w:before="0" w:after="120"/>
+        <w:jc w:val="both"/>
       </w:pPr>
       <w:r>
         <w:rPr>
@@ -213,7 +255,648 @@
           <w:b w:val="0"/>
           <w:i w:val="0"/>
         </w:rPr>
-        <w:t>1,413 파라미터 MoE 디커플러를 STM32에 임베딩하여 260 µs 추론을 실측하고, 실기 검증에서 드러난 실패 모드(자기강화 EMA 루프)와 그 수정 과정을 보고하였다.</w:t>
+        <w:t>단일 소자에서 세 신호를 얻으면 신호 결합은 하드웨어가 아니라 계산으로 풀어야 한다. 문제는 그 계산을 어디에서 수행하느냐다. 결합된 관계를 해석적으로 역산하는 방법은 야코비안 특이점에서 발산하므로 실용적이지 않고(2.3절), 학습 기반 역매핑이 현실적인 대안이 된다. 그런데 데이터 기반 디커플링을 PC에서 수행하면 매 샘플마다 MCU–PC 왕복이 발생한다. USB 시리얼 링크의 왕복 지연은 20–40 ms, 지터는 ±5–15 ms 수준이다. 접촉 전이(轉移)는 밀리초 단위로 진행되므로 이 지연은 되먹임 제어에 그대로 실패로 이어진다. 병목은 모델이 아니라 통신 링크에 있으며, 모델을 아무리 빠르게 만들어도 링크를 거치는 한 해소되지 않는다.</w:t>
+      </w:r>
+    </w:p>
+    <w:p>
+      <w:pPr>
+        <w:spacing w:before="0" w:after="120"/>
+        <w:jc w:val="both"/>
+      </w:pPr>
+      <w:r>
+        <w:rPr>
+          <w:rFonts w:ascii="맑은 고딕" w:hAnsi="맑은 고딕" w:eastAsia="맑은 고딕"/>
+          <w:b w:val="0"/>
+          <w:i w:val="0"/>
+        </w:rPr>
+        <w:t>인덕턴스 계측을 LCR 미터 같은 탁상형 장비에 의존하는 것도 같은 성격의 제약이다. 정밀도는 확보되지만 이동형·착용형 응용은 불가능해진다. 따라서 계측과 추론을 모두 센서 옆의 마이크로컨트롤러 안에서 끝내는 구성이 필요하다. 온디바이스 추론은 네트워크 의존성 없이 결정론적인 지연을 제공하고, 배터리 구동이 가능하며, 데이터를 외부로 내보내지 않는다. 다만 이 선택은 강한 제약을 동반한다. 모델은 플래시 128 KB와 SRAM 32 KB 안에 들어가야 하고, 1 ms TDM 주기 안에서 취득과 추론을 모두 끝내야 한다. 본 연구에서 모델 구조를 물리적 비대칭에 맞추어 설계하고 파라미터 수를 1,413개까지 줄인 것은 정확도만을 위한 선택이 아니라 이 제약에서 출발한 결과다.</w:t>
+      </w:r>
+    </w:p>
+    <w:p>
+      <w:pPr>
+        <w:spacing w:before="200" w:after="80"/>
+      </w:pPr>
+      <w:r>
+        <w:rPr>
+          <w:rFonts w:ascii="맑은 고딕" w:hAnsi="맑은 고딕" w:eastAsia="맑은 고딕"/>
+          <w:b/>
+          <w:i w:val="0"/>
+          <w:sz w:val="23"/>
+        </w:rPr>
+        <w:t>1.4 기존 연구의 한계와 본 연구의 대응</w:t>
+      </w:r>
+    </w:p>
+    <w:p>
+      <w:pPr>
+        <w:spacing w:before="0" w:after="120"/>
+        <w:jc w:val="both"/>
+      </w:pPr>
+      <w:r>
+        <w:rPr>
+          <w:rFonts w:ascii="맑은 고딕" w:hAnsi="맑은 고딕" w:eastAsia="맑은 고딕"/>
+          <w:b w:val="0"/>
+          <w:i w:val="0"/>
+        </w:rPr>
+        <w:t>인덕티브 소프트 센서 자체는 활발히 연구되어 왔다. 액체금속 코일을 이용한 고해상도 인장 센서[16], 와전류 효과 기반 촉각 센서[17], 평면 코일 굽힘 센서[18], 마찰전기–인덕티브 하이브리드 물체 인식 센서[19], 정전용량–인덕턴스 결합 인간–로봇 안전 센서[6], 자기수용감각과 촉각을 함께 얻는 이중 모달 센서[20], 손끝을 모사한 이방성 액체금속 센서[21] 등이 보고되었다. 그러나 이들 대부분은 디커플링의 어려움 때문에 인장 또는 자기장 변화 중 한쪽만 단독으로 사용하거나, 두 모달리티까지만 다룬다. 표 1은 선행 접근들의 한계와 본 연구가 그에 대응하는 방식을 정리한 것이다.</w:t>
+      </w:r>
+    </w:p>
+    <w:p>
+      <w:pPr>
+        <w:spacing w:before="160" w:after="60"/>
+      </w:pPr>
+      <w:r>
+        <w:rPr>
+          <w:rFonts w:ascii="맑은 고딕" w:hAnsi="맑은 고딕" w:eastAsia="맑은 고딕"/>
+          <w:b/>
+          <w:i w:val="0"/>
+          <w:sz w:val="17"/>
+        </w:rPr>
+        <w:t>표 1. 선행 접근의 한계와 본 연구의 대응.</w:t>
+      </w:r>
+    </w:p>
+    <w:tbl>
+      <w:tblPr>
+        <w:tblStyle w:val="TableGrid"/>
+        <w:tblW w:type="auto" w:w="0"/>
+        <w:jc w:val="center"/>
+        <w:tblLook w:firstColumn="1" w:firstRow="1" w:lastColumn="0" w:lastRow="0" w:noHBand="0" w:noVBand="1" w:val="04A0"/>
+      </w:tblPr>
+      <w:tblGrid>
+        <w:gridCol w:w="3099"/>
+        <w:gridCol w:w="3099"/>
+        <w:gridCol w:w="3099"/>
+      </w:tblGrid>
+      <w:tr>
+        <w:tc>
+          <w:tcPr>
+            <w:tcW w:type="dxa" w:w="2608"/>
+          </w:tcPr>
+          <w:p>
+            <w:pPr>
+              <w:jc w:val="center"/>
+            </w:pPr>
+            <w:r/>
+            <w:r>
+              <w:rPr>
+                <w:rFonts w:ascii="맑은 고딕" w:hAnsi="맑은 고딕" w:eastAsia="맑은 고딕"/>
+                <w:b/>
+                <w:i w:val="0"/>
+                <w:sz w:val="17"/>
+              </w:rPr>
+              <w:t>선행 접근</w:t>
+            </w:r>
+          </w:p>
+        </w:tc>
+        <w:tc>
+          <w:tcPr>
+            <w:tcW w:type="dxa" w:w="3175"/>
+          </w:tcPr>
+          <w:p>
+            <w:pPr>
+              <w:jc w:val="center"/>
+            </w:pPr>
+            <w:r/>
+            <w:r>
+              <w:rPr>
+                <w:rFonts w:ascii="맑은 고딕" w:hAnsi="맑은 고딕" w:eastAsia="맑은 고딕"/>
+                <w:b/>
+                <w:i w:val="0"/>
+                <w:sz w:val="17"/>
+              </w:rPr>
+              <w:t>한계</w:t>
+            </w:r>
+          </w:p>
+        </w:tc>
+        <w:tc>
+          <w:tcPr>
+            <w:tcW w:type="dxa" w:w="3175"/>
+          </w:tcPr>
+          <w:p>
+            <w:pPr>
+              <w:jc w:val="center"/>
+            </w:pPr>
+            <w:r/>
+            <w:r>
+              <w:rPr>
+                <w:rFonts w:ascii="맑은 고딕" w:hAnsi="맑은 고딕" w:eastAsia="맑은 고딕"/>
+                <w:b/>
+                <w:i w:val="0"/>
+                <w:sz w:val="17"/>
+              </w:rPr>
+              <w:t>본 연구의 대응</w:t>
+            </w:r>
+          </w:p>
+        </w:tc>
+      </w:tr>
+      <w:tr>
+        <w:tc>
+          <w:tcPr>
+            <w:tcW w:type="dxa" w:w="2608"/>
+          </w:tcPr>
+          <w:p>
+            <w:r/>
+            <w:r>
+              <w:rPr>
+                <w:rFonts w:ascii="맑은 고딕" w:hAnsi="맑은 고딕" w:eastAsia="맑은 고딕"/>
+                <w:b w:val="0"/>
+                <w:i w:val="0"/>
+                <w:sz w:val="17"/>
+              </w:rPr>
+              <w:t>강체 근접 센서 분포 배치 [8], [9]</w:t>
+            </w:r>
+          </w:p>
+        </w:tc>
+        <w:tc>
+          <w:tcPr>
+            <w:tcW w:type="dxa" w:w="3175"/>
+          </w:tcPr>
+          <w:p>
+            <w:pPr>
+              <w:jc w:val="center"/>
+            </w:pPr>
+            <w:r/>
+            <w:r>
+              <w:rPr>
+                <w:rFonts w:ascii="맑은 고딕" w:hAnsi="맑은 고딕" w:eastAsia="맑은 고딕"/>
+                <w:b w:val="0"/>
+                <w:i w:val="0"/>
+                <w:sz w:val="17"/>
+              </w:rPr>
+              <w:t>곡면·대변형 표면에 밀착 불가. 배선 수가 센서 수에 비례해 증가</w:t>
+            </w:r>
+          </w:p>
+        </w:tc>
+        <w:tc>
+          <w:tcPr>
+            <w:tcW w:type="dxa" w:w="3175"/>
+          </w:tcPr>
+          <w:p>
+            <w:pPr>
+              <w:jc w:val="center"/>
+            </w:pPr>
+            <w:r/>
+            <w:r>
+              <w:rPr>
+                <w:rFonts w:ascii="맑은 고딕" w:hAnsi="맑은 고딕" w:eastAsia="맑은 고딕"/>
+                <w:b w:val="0"/>
+                <w:i w:val="0"/>
+                <w:sz w:val="17"/>
+              </w:rPr>
+              <w:t>두 가닥 단일 전극의 평면·신축 코일 하나로 대체</w:t>
+            </w:r>
+          </w:p>
+        </w:tc>
+      </w:tr>
+      <w:tr>
+        <w:tc>
+          <w:tcPr>
+            <w:tcW w:type="dxa" w:w="2608"/>
+          </w:tcPr>
+          <w:p>
+            <w:r/>
+            <w:r>
+              <w:rPr>
+                <w:rFonts w:ascii="맑은 고딕" w:hAnsi="맑은 고딕" w:eastAsia="맑은 고딕"/>
+                <w:b w:val="0"/>
+                <w:i w:val="0"/>
+                <w:sz w:val="17"/>
+              </w:rPr>
+              <w:t>정전용량형 근접+촉각 유연 센서 [4], [12]</w:t>
+            </w:r>
+          </w:p>
+        </w:tc>
+        <w:tc>
+          <w:tcPr>
+            <w:tcW w:type="dxa" w:w="3175"/>
+          </w:tcPr>
+          <w:p>
+            <w:pPr>
+              <w:jc w:val="center"/>
+            </w:pPr>
+            <w:r/>
+            <w:r>
+              <w:rPr>
+                <w:rFonts w:ascii="맑은 고딕" w:hAnsi="맑은 고딕" w:eastAsia="맑은 고딕"/>
+                <w:b w:val="0"/>
+                <w:i w:val="0"/>
+                <w:sz w:val="17"/>
+              </w:rPr>
+              <w:t>인장과 근접이 동일한 정전용량 변화로 나타나 원리적으로 분리 곤란</w:t>
+            </w:r>
+          </w:p>
+        </w:tc>
+        <w:tc>
+          <w:tcPr>
+            <w:tcW w:type="dxa" w:w="3175"/>
+          </w:tcPr>
+          <w:p>
+            <w:pPr>
+              <w:jc w:val="center"/>
+            </w:pPr>
+            <w:r/>
+            <w:r>
+              <w:rPr>
+                <w:rFonts w:ascii="맑은 고딕" w:hAnsi="맑은 고딕" w:eastAsia="맑은 고딕"/>
+                <w:b w:val="0"/>
+                <w:i w:val="0"/>
+                <w:sz w:val="17"/>
+              </w:rPr>
+              <w:t>L은 (ε, d)에, R은 ε에만 의존하는 물리적 비대칭을 이용해 분리</w:t>
+            </w:r>
+          </w:p>
+        </w:tc>
+      </w:tr>
+      <w:tr>
+        <w:tc>
+          <w:tcPr>
+            <w:tcW w:type="dxa" w:w="2608"/>
+          </w:tcPr>
+          <w:p>
+            <w:r/>
+            <w:r>
+              <w:rPr>
+                <w:rFonts w:ascii="맑은 고딕" w:hAnsi="맑은 고딕" w:eastAsia="맑은 고딕"/>
+                <w:b w:val="0"/>
+                <w:i w:val="0"/>
+                <w:sz w:val="17"/>
+              </w:rPr>
+              <w:t>인덕티브 소프트 센서 (단일 모달) [16]–[18], [21]</w:t>
+            </w:r>
+          </w:p>
+        </w:tc>
+        <w:tc>
+          <w:tcPr>
+            <w:tcW w:type="dxa" w:w="3175"/>
+          </w:tcPr>
+          <w:p>
+            <w:pPr>
+              <w:jc w:val="center"/>
+            </w:pPr>
+            <w:r/>
+            <w:r>
+              <w:rPr>
+                <w:rFonts w:ascii="맑은 고딕" w:hAnsi="맑은 고딕" w:eastAsia="맑은 고딕"/>
+                <w:b w:val="0"/>
+                <w:i w:val="0"/>
+                <w:sz w:val="17"/>
+              </w:rPr>
+              <w:t>디커플링 난이도 때문에 인장 또는 근접 중 하나만 사용</w:t>
+            </w:r>
+          </w:p>
+        </w:tc>
+        <w:tc>
+          <w:tcPr>
+            <w:tcW w:type="dxa" w:w="3175"/>
+          </w:tcPr>
+          <w:p>
+            <w:pPr>
+              <w:jc w:val="center"/>
+            </w:pPr>
+            <w:r/>
+            <w:r>
+              <w:rPr>
+                <w:rFonts w:ascii="맑은 고딕" w:hAnsi="맑은 고딕" w:eastAsia="맑은 고딕"/>
+                <w:b w:val="0"/>
+                <w:i w:val="0"/>
+                <w:sz w:val="17"/>
+              </w:rPr>
+              <w:t>동일 코일에서 인장·근접·접촉력 3종을 동시 추정</w:t>
+            </w:r>
+          </w:p>
+        </w:tc>
+      </w:tr>
+      <w:tr>
+        <w:tc>
+          <w:tcPr>
+            <w:tcW w:type="dxa" w:w="2608"/>
+          </w:tcPr>
+          <w:p>
+            <w:r/>
+            <w:r>
+              <w:rPr>
+                <w:rFonts w:ascii="맑은 고딕" w:hAnsi="맑은 고딕" w:eastAsia="맑은 고딕"/>
+                <w:b w:val="0"/>
+                <w:i w:val="0"/>
+                <w:sz w:val="17"/>
+              </w:rPr>
+              <w:t>다중 소자 하이브리드 통합 [19], [20]</w:t>
+            </w:r>
+          </w:p>
+        </w:tc>
+        <w:tc>
+          <w:tcPr>
+            <w:tcW w:type="dxa" w:w="3175"/>
+          </w:tcPr>
+          <w:p>
+            <w:pPr>
+              <w:jc w:val="center"/>
+            </w:pPr>
+            <w:r/>
+            <w:r>
+              <w:rPr>
+                <w:rFonts w:ascii="맑은 고딕" w:hAnsi="맑은 고딕" w:eastAsia="맑은 고딕"/>
+                <w:b w:val="0"/>
+                <w:i w:val="0"/>
+                <w:sz w:val="17"/>
+              </w:rPr>
+              <w:t>소자 수만큼 배선·두께·크로스토크 증가</w:t>
+            </w:r>
+          </w:p>
+        </w:tc>
+        <w:tc>
+          <w:tcPr>
+            <w:tcW w:type="dxa" w:w="3175"/>
+          </w:tcPr>
+          <w:p>
+            <w:pPr>
+              <w:jc w:val="center"/>
+            </w:pPr>
+            <w:r/>
+            <w:r>
+              <w:rPr>
+                <w:rFonts w:ascii="맑은 고딕" w:hAnsi="맑은 고딕" w:eastAsia="맑은 고딕"/>
+                <w:b w:val="0"/>
+                <w:i w:val="0"/>
+                <w:sz w:val="17"/>
+              </w:rPr>
+              <w:t>소자를 늘리지 않고 1 ms TDM으로 하나의 소자를 시분할 사용</w:t>
+            </w:r>
+          </w:p>
+        </w:tc>
+      </w:tr>
+      <w:tr>
+        <w:tc>
+          <w:tcPr>
+            <w:tcW w:type="dxa" w:w="2608"/>
+          </w:tcPr>
+          <w:p>
+            <w:r/>
+            <w:r>
+              <w:rPr>
+                <w:rFonts w:ascii="맑은 고딕" w:hAnsi="맑은 고딕" w:eastAsia="맑은 고딕"/>
+                <w:b w:val="0"/>
+                <w:i w:val="0"/>
+                <w:sz w:val="17"/>
+              </w:rPr>
+              <w:t>LCR 미터 기반 인덕턴스 계측 [16], [22]</w:t>
+            </w:r>
+          </w:p>
+        </w:tc>
+        <w:tc>
+          <w:tcPr>
+            <w:tcW w:type="dxa" w:w="3175"/>
+          </w:tcPr>
+          <w:p>
+            <w:pPr>
+              <w:jc w:val="center"/>
+            </w:pPr>
+            <w:r/>
+            <w:r>
+              <w:rPr>
+                <w:rFonts w:ascii="맑은 고딕" w:hAnsi="맑은 고딕" w:eastAsia="맑은 고딕"/>
+                <w:b w:val="0"/>
+                <w:i w:val="0"/>
+                <w:sz w:val="17"/>
+              </w:rPr>
+              <w:t>탁상형 계측기 필요. 이동형·착용형 응용 불가</w:t>
+            </w:r>
+          </w:p>
+        </w:tc>
+        <w:tc>
+          <w:tcPr>
+            <w:tcW w:type="dxa" w:w="3175"/>
+          </w:tcPr>
+          <w:p>
+            <w:pPr>
+              <w:jc w:val="center"/>
+            </w:pPr>
+            <w:r/>
+            <w:r>
+              <w:rPr>
+                <w:rFonts w:ascii="맑은 고딕" w:hAnsi="맑은 고딕" w:eastAsia="맑은 고딕"/>
+                <w:b w:val="0"/>
+                <w:i w:val="0"/>
+                <w:sz w:val="17"/>
+              </w:rPr>
+              <w:t>LDC1614를 실은 65 × 52 mm 보드로 대체</w:t>
+            </w:r>
+          </w:p>
+        </w:tc>
+      </w:tr>
+      <w:tr>
+        <w:tc>
+          <w:tcPr>
+            <w:tcW w:type="dxa" w:w="2608"/>
+          </w:tcPr>
+          <w:p>
+            <w:r/>
+            <w:r>
+              <w:rPr>
+                <w:rFonts w:ascii="맑은 고딕" w:hAnsi="맑은 고딕" w:eastAsia="맑은 고딕"/>
+                <w:b w:val="0"/>
+                <w:i w:val="0"/>
+                <w:sz w:val="17"/>
+              </w:rPr>
+              <w:t>PC 기반 AI 디커플링</w:t>
+            </w:r>
+          </w:p>
+        </w:tc>
+        <w:tc>
+          <w:tcPr>
+            <w:tcW w:type="dxa" w:w="3175"/>
+          </w:tcPr>
+          <w:p>
+            <w:pPr>
+              <w:jc w:val="center"/>
+            </w:pPr>
+            <w:r/>
+            <w:r>
+              <w:rPr>
+                <w:rFonts w:ascii="맑은 고딕" w:hAnsi="맑은 고딕" w:eastAsia="맑은 고딕"/>
+                <w:b w:val="0"/>
+                <w:i w:val="0"/>
+                <w:sz w:val="17"/>
+              </w:rPr>
+              <w:t>USB 왕복 20–40 ms, 지터 ±5–15 ms → 접촉 시간축에서 되먹임 제어 불가</w:t>
+            </w:r>
+          </w:p>
+        </w:tc>
+        <w:tc>
+          <w:tcPr>
+            <w:tcW w:type="dxa" w:w="3175"/>
+          </w:tcPr>
+          <w:p>
+            <w:pPr>
+              <w:jc w:val="center"/>
+            </w:pPr>
+            <w:r/>
+            <w:r>
+              <w:rPr>
+                <w:rFonts w:ascii="맑은 고딕" w:hAnsi="맑은 고딕" w:eastAsia="맑은 고딕"/>
+                <w:b w:val="0"/>
+                <w:i w:val="0"/>
+                <w:sz w:val="17"/>
+              </w:rPr>
+              <w:t>MCU 온보드 추론, 실측 260 µs, 지연 산포 약 2 µs</w:t>
+            </w:r>
+          </w:p>
+        </w:tc>
+      </w:tr>
+      <w:tr>
+        <w:tc>
+          <w:tcPr>
+            <w:tcW w:type="dxa" w:w="2608"/>
+          </w:tcPr>
+          <w:p>
+            <w:r/>
+            <w:r>
+              <w:rPr>
+                <w:rFonts w:ascii="맑은 고딕" w:hAnsi="맑은 고딕" w:eastAsia="맑은 고딕"/>
+                <w:b w:val="0"/>
+                <w:i w:val="0"/>
+                <w:sz w:val="17"/>
+              </w:rPr>
+              <w:t>대규모 학습 데이터·연산을 요구하는 디커플링 모델 [1]</w:t>
+            </w:r>
+          </w:p>
+        </w:tc>
+        <w:tc>
+          <w:tcPr>
+            <w:tcW w:type="dxa" w:w="3175"/>
+          </w:tcPr>
+          <w:p>
+            <w:pPr>
+              <w:jc w:val="center"/>
+            </w:pPr>
+            <w:r/>
+            <w:r>
+              <w:rPr>
+                <w:rFonts w:ascii="맑은 고딕" w:hAnsi="맑은 고딕" w:eastAsia="맑은 고딕"/>
+                <w:b w:val="0"/>
+                <w:i w:val="0"/>
+                <w:sz w:val="17"/>
+              </w:rPr>
+              <w:t>라벨 취득 비용이 크고 엣지 배포가 어려움</w:t>
+            </w:r>
+          </w:p>
+        </w:tc>
+        <w:tc>
+          <w:tcPr>
+            <w:tcW w:type="dxa" w:w="3175"/>
+          </w:tcPr>
+          <w:p>
+            <w:pPr>
+              <w:jc w:val="center"/>
+            </w:pPr>
+            <w:r/>
+            <w:r>
+              <w:rPr>
+                <w:rFonts w:ascii="맑은 고딕" w:hAnsi="맑은 고딕" w:eastAsia="맑은 고딕"/>
+                <w:b w:val="0"/>
+                <w:i w:val="0"/>
+                <w:sz w:val="17"/>
+              </w:rPr>
+              <w:t>물리 구조를 모델에 반영해 1,413 파라미터로 축소</w:t>
+            </w:r>
+          </w:p>
+        </w:tc>
+      </w:tr>
+    </w:tbl>
+    <w:p>
+      <w:pPr>
+        <w:spacing w:before="0" w:after="80"/>
+      </w:pPr>
+      <w:r>
+        <w:rPr>
+          <w:rFonts w:ascii="맑은 고딕" w:hAnsi="맑은 고딕" w:eastAsia="맑은 고딕"/>
+          <w:b w:val="0"/>
+          <w:i w:val="0"/>
+          <w:sz w:val="8"/>
+        </w:rPr>
+      </w:r>
+    </w:p>
+    <w:p>
+      <w:pPr>
+        <w:spacing w:before="0" w:after="120"/>
+        <w:jc w:val="both"/>
+      </w:pPr>
+      <w:r>
+        <w:rPr>
+          <w:rFonts w:ascii="맑은 고딕" w:hAnsi="맑은 고딕" w:eastAsia="맑은 고딕"/>
+          <w:b w:val="0"/>
+          <w:i w:val="0"/>
+        </w:rPr>
+        <w:t>본 논문의 기여는 다음과 같다.</w:t>
+      </w:r>
+    </w:p>
+    <w:p>
+      <w:pPr>
+        <w:pStyle w:val="ListBullet"/>
+        <w:spacing w:after="40"/>
+      </w:pPr>
+      <w:r>
+        <w:rPr>
+          <w:rFonts w:ascii="맑은 고딕" w:hAnsi="맑은 고딕" w:eastAsia="맑은 고딕"/>
+          <w:b w:val="0"/>
+          <w:i w:val="0"/>
+        </w:rPr>
+        <w:t>두 가닥 단일 전극 EGaIn 나선 코일에서 L·R·V_TENG 세 신호를 1 ms 주기로 취득하는 TDM 측정 아키텍처와 전용 6층 PCB, ISR 기반 논블로킹 펌웨어를 제작하였다(CPU 유휴율 93.9 %).</w:t>
+      </w:r>
+    </w:p>
+    <w:p>
+      <w:pPr>
+        <w:pStyle w:val="ListBullet"/>
+        <w:spacing w:after="40"/>
+      </w:pPr>
+      <w:r>
+        <w:rPr>
+          <w:rFonts w:ascii="맑은 고딕" w:hAnsi="맑은 고딕" w:eastAsia="맑은 고딕"/>
+          <w:b w:val="0"/>
+          <w:i w:val="0"/>
+        </w:rPr>
+        <w:t>인장 시 중심점이 이동하는 상용 인장 시험기의 한계를 피하기 위해 대칭 4축 인장 + 1축 근접 스테이지를 제작하고, 6축 F/T 센서와 PC-MCU 시각 동기·정상상태 태깅을 결합한 자동 취득 플랫폼을 구축하였다.</w:t>
+      </w:r>
+    </w:p>
+    <w:p>
+      <w:pPr>
+        <w:pStyle w:val="ListBullet"/>
+        <w:spacing w:after="40"/>
+      </w:pPr>
+      <w:r>
+        <w:rPr>
+          <w:rFonts w:ascii="맑은 고딕" w:hAnsi="맑은 고딕" w:eastAsia="맑은 고딕"/>
+          <w:b w:val="0"/>
+          <w:i w:val="0"/>
+        </w:rPr>
+        <w:t>도체·유전체 표적에 대한 (ε, d) 응답 곡면을 격자 측정하여 R–ε 단독 의존성과 L–(ε, d) 결합 의존성을 정량적으로 입증하고, 두 표적의 부호 차이가 물체 전기적 성질 식별의 단서가 됨을 보였다.</w:t>
+      </w:r>
+    </w:p>
+    <w:p>
+      <w:pPr>
+        <w:pStyle w:val="ListBullet"/>
+        <w:spacing w:after="40"/>
+      </w:pPr>
+      <w:r>
+        <w:rPr>
+          <w:rFonts w:ascii="맑은 고딕" w:hAnsi="맑은 고딕" w:eastAsia="맑은 고딕"/>
+          <w:b w:val="0"/>
+          <w:i w:val="0"/>
+        </w:rPr>
+        <w:t>접촉 모달리티에서 나타나는 점탄성 완화를 표준선형고체 모델로 규명하고, 압축 시 인덕턴스가 증가해 보이는 현상이 Q-factor 저하에 의한 역산 겉보기 효과임을 밝혔다.</w:t>
+      </w:r>
+    </w:p>
+    <w:p>
+      <w:pPr>
+        <w:pStyle w:val="ListBullet"/>
+        <w:spacing w:after="40"/>
+      </w:pPr>
+      <w:r>
+        <w:rPr>
+          <w:rFonts w:ascii="맑은 고딕" w:hAnsi="맑은 고딕" w:eastAsia="맑은 고딕"/>
+          <w:b w:val="0"/>
+          <w:i w:val="0"/>
+        </w:rPr>
+        <w:t>1,413 파라미터 SLS-EMA + Gate-MoE 디커플러를 STM32에 임베딩하여 260 µs 추론을 실측하고, 실기 검증에서만 드러난 실패 모드(자기강화 EMA 루프)와 그 수정 과정을 보고하였다.</w:t>
       </w:r>
     </w:p>
     <w:p>
@@ -241,7 +924,7 @@
           <w:i w:val="0"/>
           <w:sz w:val="23"/>
         </w:rPr>
-        <w:t>2.1 단일 전극 EGaIn 나선 코일</w:t>
+        <w:t>2.1 단일 전극 EGaIn 나선 코일과 제작 공정</w:t>
       </w:r>
     </w:p>
     <w:p>
@@ -255,7 +938,90 @@
           <w:b w:val="0"/>
           <w:i w:val="0"/>
         </w:rPr>
-        <w:t>센서 전극은 EGaIn 액체금속을 DIW(Direct Ink Writing) 방식으로 일래스토머 기판 위에 인쇄한 평면 직사각형 나선형 코일이다. 액체금속은 대변형에서도 도전 경로가 끊기지 않아 30 % 인장까지 반복 사용이 가능하며, 코일 형상 덕분에 하나의 도전 트레이스가 저항 소자와 인덕터 역할을 동시에 수행한다. 센서의 초기 유효 길이는 120 mm이고, 인장 시험은 0–36 mm(변형률 0–30 %) 범위에서 수행하였다. 코일은 두 가닥 배선만으로 계측 회로에 연결되며, 별도의 접지 전극이나 대향 전극을 두지 않는다는 의미에서 단일 전극 구조이다.</w:t>
+        <w:t>센서 전극은 EGaIn 액체금속을 일래스토머 기판 위에 DIW(Direct Ink Writing)로 인쇄한 평면 직사각형 나선 코일이다(그림 1a). 액체금속은 대변형에서도 도전 경로가 끊기지 않아 30 % 인장까지 반복 사용이 가능하며, 코일 형상 덕분에 하나의 도전 트레이스가 저항 소자와 인덕터 역할을 동시에 수행한다. 센서의 초기 유효 길이는 120 mm이고, 인장 시험은 0–36 mm(변형률 0–30 %) 범위에서 수행하였다.</w:t>
+      </w:r>
+    </w:p>
+    <w:p>
+      <w:pPr>
+        <w:spacing w:before="0" w:after="120"/>
+        <w:jc w:val="both"/>
+      </w:pPr>
+      <w:r>
+        <w:rPr>
+          <w:rFonts w:ascii="맑은 고딕" w:hAnsi="맑은 고딕" w:eastAsia="맑은 고딕"/>
+          <w:b w:val="0"/>
+          <w:i w:val="0"/>
+        </w:rPr>
+        <w:t>제작은 네 단계로 이루어진다(그림 1b). ① EGaIn DIW — 노즐로 액체금속을 압출하여 나선 채널을 인쇄한다. ② 브리징 — 나선의 안쪽 끝 단자를 권선 위로 넘겨 바깥으로 빼낸다. 이 단계가 본 센서를 진정한 두 가닥 단일 전극으로 만드는 핵심이다. 브리징이 없으면 나선의 내부 단자에 접근할 수 없어 별도의 관통 배선이나 대향 전극이 필요해지고, 그 순간 평면성과 신축성이 훼손된다. ③ 커버링 — 어플리케이터로 일래스토머를 도포해 채널을 밀봉한다. ④ 배선 삽입 및 재단 — 리드선을 삽입하고 시편을 십자형 외형으로 재단한다. 십자형 외형은 4축 대칭 인장 시 코일 중심이 이동하지 않도록 하며, 향후 2축 변형 측정으로 확장할 때 x/y 독립 구동을 가능하게 한다.</w:t>
+      </w:r>
+    </w:p>
+    <w:p>
+      <w:pPr>
+        <w:spacing w:before="0" w:after="120"/>
+        <w:jc w:val="both"/>
+      </w:pPr>
+      <w:r>
+        <w:rPr>
+          <w:rFonts w:ascii="맑은 고딕" w:hAnsi="맑은 고딕" w:eastAsia="맑은 고딕"/>
+          <w:b w:val="0"/>
+          <w:i w:val="0"/>
+        </w:rPr>
+        <w:t>접촉 모달리티를 추가하는 단계에서 압력 민감도를 높이기 위해 센서 표면에 돌기 구조를 도입하였다. 필름 마스킹과 어플리케이터를 이용해 직경 5 mm, 높이 0.5 mm의 균일한 돌기를 배열하였다. 돌기는 접촉 하중을 국소 지점에 집중시켜 도전 채널의 단면적 변화를 증폭한다. 도입 전에는 ΔR/R₀가 100 %에 도달하는 데 약 210 N이 필요했으나 도입 후에는 약 20 N으로 낮아져, 실용 하중 범위에서 약 10배의 민감도 이득을 얻었다.</w:t>
+      </w:r>
+    </w:p>
+    <w:p>
+      <w:pPr>
+        <w:spacing w:before="160" w:after="40"/>
+        <w:jc w:val="center"/>
+      </w:pPr>
+      <w:r>
+        <w:drawing>
+          <wp:inline xmlns:a="http://schemas.openxmlformats.org/drawingml/2006/main" xmlns:pic="http://schemas.openxmlformats.org/drawingml/2006/picture">
+            <wp:extent cx="5760000" cy="3828921"/>
+            <wp:docPr id="1" name="Picture 1"/>
+            <wp:cNvGraphicFramePr>
+              <a:graphicFrameLocks noChangeAspect="1"/>
+            </wp:cNvGraphicFramePr>
+            <a:graphic>
+              <a:graphicData uri="http://schemas.openxmlformats.org/drawingml/2006/picture">
+                <pic:pic>
+                  <pic:nvPicPr>
+                    <pic:cNvPr id="0" name="fig0_sensor.png"/>
+                    <pic:cNvPicPr/>
+                  </pic:nvPicPr>
+                  <pic:blipFill>
+                    <a:blip r:embed="rId9"/>
+                    <a:stretch>
+                      <a:fillRect/>
+                    </a:stretch>
+                  </pic:blipFill>
+                  <pic:spPr>
+                    <a:xfrm>
+                      <a:off x="0" y="0"/>
+                      <a:ext cx="5760000" cy="3828921"/>
+                    </a:xfrm>
+                    <a:prstGeom prst="rect"/>
+                  </pic:spPr>
+                </pic:pic>
+              </a:graphicData>
+            </a:graphic>
+          </wp:inline>
+        </w:drawing>
+      </w:r>
+    </w:p>
+    <w:p>
+      <w:pPr>
+        <w:spacing w:before="0" w:after="200"/>
+        <w:jc w:val="center"/>
+      </w:pPr>
+      <w:r>
+        <w:rPr>
+          <w:rFonts w:ascii="맑은 고딕" w:hAnsi="맑은 고딕" w:eastAsia="맑은 고딕"/>
+          <w:b w:val="0"/>
+          <w:i w:val="0"/>
+          <w:sz w:val="17"/>
+        </w:rPr>
+        <w:t>그림 1. 센서 설계 개요. (a) 평면 직사각형 나선 코일의 기하 — 짧은 변 a, 긴 변 b, 액체금속 채널 반경 r, 표적까지의 거리 d, 표적의 등가 인덕턴스·저항 L_t, R_t. (b) 네 단계 제작 공정. 브리징이 나선을 두 가닥 단일 전극으로 완결시킨다. (c) 자극별 응답 시그니처. * 표시는 압축 시 실제 L은 감소하지만 Q-factor 저하 때문에 근사 역산 결과가 증가로 나타남을 뜻한다(5.2절).</w:t>
       </w:r>
     </w:p>
     <w:p>
@@ -269,7 +1035,7 @@
           <w:i w:val="0"/>
           <w:sz w:val="23"/>
         </w:rPr>
-        <w:t>2.2 세 신호원의 생성 기구</w:t>
+        <w:t>2.2 전자기적 특성과 신호 생성 기구</w:t>
       </w:r>
     </w:p>
     <w:p>
@@ -283,13 +1049,28 @@
           <w:b w:val="0"/>
           <w:i w:val="0"/>
         </w:rPr>
-        <w:t>동일한 코일에서 서로 다른 물리 기구로 세 신호가 생성된다.</w:t>
+        <w:t>동일한 코일에서 서로 다른 물리 기구로 세 신호가 생성된다. DC 저항은 도선의 기하에만 의존한다. 길이가 (1+ε)배로 늘고 단면적이 그에 반비례해 줄면 저항은 다음과 같이 변한다.</w:t>
       </w:r>
     </w:p>
     <w:p>
       <w:pPr>
-        <w:pStyle w:val="ListBullet"/>
-        <w:spacing w:after="40"/>
+        <w:spacing w:before="80" w:after="120"/>
+        <w:jc w:val="center"/>
+      </w:pPr>
+      <w:r>
+        <w:rPr>
+          <w:rFonts w:ascii="맑은 고딕" w:hAnsi="맑은 고딕" w:eastAsia="맑은 고딕"/>
+          <w:b w:val="0"/>
+          <w:i w:val="0"/>
+          <w:sz w:val="20"/>
+        </w:rPr>
+        <w:t>R_DC(ε) = R_DC,0 · (1 + ε)²</w:t>
+      </w:r>
+    </w:p>
+    <w:p>
+      <w:pPr>
+        <w:spacing w:before="0" w:after="120"/>
+        <w:jc w:val="both"/>
       </w:pPr>
       <w:r>
         <w:rPr>
@@ -297,13 +1078,28 @@
           <w:b w:val="0"/>
           <w:i w:val="0"/>
         </w:rPr>
-        <w:t>DC 저항 R — 도선이 늘어나면 길이가 증가하고 단면적이 감소하여 저항이 증가한다. 근접한 물체는 도전 경로에 영향을 주지 않으므로 R은 원리적으로 근접거리와 무관하다.</w:t>
+        <w:t>자기 인덕턴스는 직사각형 평면 나선에 대한 Rosa 계열의 부분 인덕턴스 식으로 기술되며, 권선 면적 A, 종횡비 t = b/a, 채널 반경 r이 인장에 따라 각각 다른 지수로 변한다.</w:t>
       </w:r>
     </w:p>
     <w:p>
       <w:pPr>
-        <w:pStyle w:val="ListBullet"/>
-        <w:spacing w:after="40"/>
+        <w:spacing w:before="80" w:after="120"/>
+        <w:jc w:val="center"/>
+      </w:pPr>
+      <w:r>
+        <w:rPr>
+          <w:rFonts w:ascii="맑은 고딕" w:hAnsi="맑은 고딕" w:eastAsia="맑은 고딕"/>
+          <w:b w:val="0"/>
+          <w:i w:val="0"/>
+          <w:sz w:val="20"/>
+        </w:rPr>
+        <w:t>A(ε) = A₀(1+ε)^0.5,   t(ε) = t₀(1+ε)^1.5,   r(ε) = r₀(1+ε)^(−0.5)</w:t>
+      </w:r>
+    </w:p>
+    <w:p>
+      <w:pPr>
+        <w:spacing w:before="0" w:after="120"/>
+        <w:jc w:val="both"/>
       </w:pPr>
       <w:r>
         <w:rPr>
@@ -311,13 +1107,43 @@
           <w:b w:val="0"/>
           <w:i w:val="0"/>
         </w:rPr>
-        <w:t>인덕턴스 L — 코일의 자기 인덕턴스는 형상(권선 면적·둘레)에 의존하므로 인장에 반응한다. 동시에 도체가 접근하면 와전류 손실에 의한 반사 임피던스가 실효 인덕턴스를 낮추고, 유전체가 접근하면 기생 정전용량 변화가 공진 주파수를 이동시킨다. 따라서 L은 인장과 근접에 모두 의존한다.</w:t>
+        <w:t>표적이 접근하면 코일과 표적 사이의 상호 인덕턴스 M(ε, d)를 통해 반사 임피던스가 나타나[22], [23], 실효 인덕턴스와 AC 등가 직렬 저항이 다음과 같이 변한다.</w:t>
       </w:r>
     </w:p>
     <w:p>
       <w:pPr>
-        <w:pStyle w:val="ListBullet"/>
-        <w:spacing w:after="40"/>
+        <w:spacing w:before="80" w:after="120"/>
+        <w:jc w:val="center"/>
+      </w:pPr>
+      <w:r>
+        <w:rPr>
+          <w:rFonts w:ascii="맑은 고딕" w:hAnsi="맑은 고딕" w:eastAsia="맑은 고딕"/>
+          <w:b w:val="0"/>
+          <w:i w:val="0"/>
+          <w:sz w:val="20"/>
+        </w:rPr>
+        <w:t>L(ε, d) = L_self(ε) − ω²M(ε,d)²·L_t / (R_t² + ω²L_t²)</w:t>
+      </w:r>
+    </w:p>
+    <w:p>
+      <w:pPr>
+        <w:spacing w:before="80" w:after="120"/>
+        <w:jc w:val="center"/>
+      </w:pPr>
+      <w:r>
+        <w:rPr>
+          <w:rFonts w:ascii="맑은 고딕" w:hAnsi="맑은 고딕" w:eastAsia="맑은 고딕"/>
+          <w:b w:val="0"/>
+          <w:i w:val="0"/>
+          <w:sz w:val="20"/>
+        </w:rPr>
+        <w:t>R_s(ε, d) = R_DC(ε) + ω²M(ε,d)²·R_t / (R_t² + ω²L_t²)</w:t>
+      </w:r>
+    </w:p>
+    <w:p>
+      <w:pPr>
+        <w:spacing w:before="0" w:after="120"/>
+        <w:jc w:val="both"/>
       </w:pPr>
       <w:r>
         <w:rPr>
@@ -325,7 +1151,7 @@
           <w:b w:val="0"/>
           <w:i w:val="0"/>
         </w:rPr>
-        <w:t>TENG 전압 V — 표면 접촉·분리 시 마찰전기 효과로 발생하는 자체 발전 전압으로, 접촉 이벤트의 발생 시점을 표시한다. 본 연구의 디커플러 입력에는 포함하지 않았고(3.1절), 취득 채널로만 유지하였다.</w:t>
+        <w:t>이로부터 그림 1c의 응답 시그니처가 도출된다. 인장은 L, R_s, R_DC를 모두 증가시킨다. 도체가 접근하면 와전류 손실에 의해 L은 감소하고 R_s는 증가하지만 R_DC는 변하지 않는다. 유전체가 접근하면 유전율 변화와 전기장 재분포로 L이 오히려 증가한다. 대전된 물체가 접촉하면 마찰전기 전하 이동으로 V_TENG에 피크가 발생한다. 도체와 유전체에서 ΔL의 부호가 반대라는 점은 단순한 방해 요인이 아니라, 향후 물체의 전기적 성질을 식별하는 데 쓸 수 있는 정보다(9절).</w:t>
       </w:r>
     </w:p>
     <w:p>
@@ -382,7 +1208,7 @@
           <w:i w:val="0"/>
           <w:sz w:val="23"/>
         </w:rPr>
-        <w:t>2.3 결합 구조와 디커플링 전제</w:t>
+        <w:t>2.3 결합 구조와 해석적 역산의 한계</w:t>
       </w:r>
     </w:p>
     <w:p>
@@ -396,7 +1222,7 @@
           <w:b w:val="0"/>
           <w:i w:val="0"/>
         </w:rPr>
-        <w:t>이론 모델로는 반사 임피던스를 포함한 다음 형태가 널리 쓰인다.</w:t>
+        <w:t>위 이론식은 상호 인덕턴스 M(ε, d)의 해석적 형태를 요구하므로, 실용적으로는 다음의 경험적 피팅 모델을 사용한다.</w:t>
       </w:r>
     </w:p>
     <w:p>
@@ -411,7 +1237,21 @@
           <w:i w:val="0"/>
           <w:sz w:val="20"/>
         </w:rPr>
-        <w:t>L(ε, d) = L_self(ε) − ω²M(ε,d)²·L_t / (R_t² + ω²L_t²)</w:t>
+        <w:t>ΔR/R₀ = α₁ε + α₂ε²,    ΔL/L₀ = β₁ε + β₂/(d+d₀)^k + β₃·ε·f(d)</w:t>
+      </w:r>
+    </w:p>
+    <w:p>
+      <w:pPr>
+        <w:spacing w:before="0" w:after="120"/>
+        <w:jc w:val="both"/>
+      </w:pPr>
+      <w:r>
+        <w:rPr>
+          <w:rFonts w:ascii="맑은 고딕" w:hAnsi="맑은 고딕" w:eastAsia="맑은 고딕"/>
+          <w:b w:val="0"/>
+          <w:i w:val="0"/>
+        </w:rPr>
+        <w:t>두 물리량을 신호로부터 되찾으려면 이 관계를 역산해야 한다. 미소 변화에 대해 선형화하면 야코비안 J로 표현되고, 역산은 J의 역행렬로 주어진다.</w:t>
       </w:r>
     </w:p>
     <w:p>
@@ -426,7 +1266,7 @@
           <w:i w:val="0"/>
           <w:sz w:val="20"/>
         </w:rPr>
-        <w:t>R_s(ε, d) = R_DC(ε) + ω²M(ε,d)²·R_t / (R_t² + ω²L_t²)</w:t>
+        <w:t>[ΔR, ΔL]ᵀ = J · [Δε, Δd]ᵀ,    [ε, d]ᵀ = [ε₀, d₀]ᵀ + J⁻¹ · [ΔR, ΔL]ᵀ</w:t>
       </w:r>
     </w:p>
     <w:p>
@@ -440,36 +1280,7 @@
           <w:b w:val="0"/>
           <w:i w:val="0"/>
         </w:rPr>
-        <w:t>그러나 이 식을 그대로 역산하려면 상호 인덕턴스 M(ε,d)의 해석적 형태가 필요하고, 근거리·대변형 극단 조건에서 야코비안이 특이해져 수치 발산이 발생한다. 본 연구에서는 대신 경험적 피팅 모델</w:t>
-      </w:r>
-    </w:p>
-    <w:p>
-      <w:pPr>
-        <w:spacing w:before="80" w:after="120"/>
-        <w:jc w:val="center"/>
-      </w:pPr>
-      <w:r>
-        <w:rPr>
-          <w:rFonts w:ascii="맑은 고딕" w:hAnsi="맑은 고딕" w:eastAsia="맑은 고딕"/>
-          <w:b w:val="0"/>
-          <w:i w:val="0"/>
-          <w:sz w:val="20"/>
-        </w:rPr>
-        <w:t>ΔR/R₀ = α₁ε + α₂ε²,    ΔL/L₀ = β₁ε + β₂/(d+d₀)^k + β₃·ε/(d+d₀)</w:t>
-      </w:r>
-    </w:p>
-    <w:p>
-      <w:pPr>
-        <w:spacing w:before="0" w:after="120"/>
-        <w:jc w:val="both"/>
-      </w:pPr>
-      <w:r>
-        <w:rPr>
-          <w:rFonts w:ascii="맑은 고딕" w:hAnsi="맑은 고딕" w:eastAsia="맑은 고딕"/>
-          <w:b w:val="0"/>
-          <w:i w:val="0"/>
-        </w:rPr>
-        <w:t>을 사용하고, 이를 해석적 역산이 아니라 학습 손실의 제약항으로만 활용한다(6.1절). 디커플링의 전제는 위 두 식의 구조적 비대칭 — R은 ε만의 함수이고 L은 (ε, d)의 함수 — 이며, 이 전제가 실제로 성립하는지는 5장에서 측정으로 검증한다.</w:t>
+        <w:t>이 접근은 두 가지 이유로 실패한다. 첫째, 절단 오차다. 근거리에서는 M² 항이, 대변형에서는 sinh⁻¹와 ln 항이 지배하는 강한 비선형 영역이므로 선형 근사가 국소적으로만 유효하다. 둘째, 특이점과 직교성 상실이다. ∇R과 ∇L의 방향이 가까워지면 det(J) → 0이 되어 J⁻¹이 발산하고, 작은 측정 잡음이 크게 증폭된다. 실제로 접촉 영역에서 교차항을 포함한 물리식을 직접 역산했을 때 결정계수는 0.26에 그쳤고, 품질이 낮은 데이터가 섞이면 변형률 0 근처에서 R² = −75까지 발산하였다(부록 S4). 반면 5.1절에서 보이듯 ∇L과 ∇R은 전역적으로는 선형 독립이므로 정보 자체는 존재한다. 즉 문제는 정보의 부재가 아니라 역산 방법에 있으며, 이것이 순방향 연산만 수행하여 특이점이 원리적으로 발생하지 않고 O(1) 지연으로 동작하는 학습 기반 디커플러를 채택한 이유다.</w:t>
       </w:r>
     </w:p>
     <w:p>
@@ -497,7 +1308,7 @@
           <w:i w:val="0"/>
           <w:sz w:val="23"/>
         </w:rPr>
-        <w:t>3.1 시분할 측정(TDM) 펌웨어</w:t>
+        <w:t>3.1 시분할 측정(TDM) 아키텍처</w:t>
       </w:r>
     </w:p>
     <w:p>
@@ -511,7 +1322,21 @@
           <w:b w:val="0"/>
           <w:i w:val="0"/>
         </w:rPr>
-        <w:t>하나의 코일을 세 가지 방식으로 읽으려면 측정 경로를 시간축에서 분리해야 한다. 그림 1은 신호 경로와 1 ms TDM 스케줄을 함께 보여준다. TIM7이 1 ms마다 인터럽트를 발생시키면 두 경로가 동시에 시작된다. I²C 경로는 LDC1614의 28비트 공진 주파수 레지스터를 체인 DMA로 읽어 약 200 µs 안에 완료하고, ADC 경로는 ADG734 멀티플렉서를 TENG 모드로 전환한 뒤 TIM6를 기동한다. TIM6가 150 µs 후 만료되면 TENG 값을 확정하고 MUX를 저항 모드로 전환하며(스위칭 시간 29 ns), 다시 150 µs 후 저항 값을 확정한다. 두 경로 중 나중에 끝나는 쪽이 갱신 플래그를 세우고 상태를 IDLE로 되돌린다. 모든 전송이 DMA로 수행되므로 블로킹 대기가 없고, 추론을 추가하기 전 기준으로 CPU 유휴율은 93.9 %였다.</w:t>
+        <w:t>하나의 코일에서 세 신호를 얻으려면 여기(excitation) 상태를 시간축에서 분리해야 한다. 본 시스템은 동일 코일에 AC 여기(공진 주파수 측정), DC 여기(전압 분배 저항 측정), 무여기(부유 상태 TENG 전압 측정)를 1 ms 주기로 순환 인가한다. 그림 2는 신호 경로와 스케줄을 함께 보여준다.</w:t>
+      </w:r>
+    </w:p>
+    <w:p>
+      <w:pPr>
+        <w:spacing w:before="0" w:after="120"/>
+        <w:jc w:val="both"/>
+      </w:pPr>
+      <w:r>
+        <w:rPr>
+          <w:rFonts w:ascii="맑은 고딕" w:hAnsi="맑은 고딕" w:eastAsia="맑은 고딕"/>
+          <w:b w:val="0"/>
+          <w:i w:val="0"/>
+        </w:rPr>
+        <w:t>TIM7이 1 ms마다 인터럽트를 발생시키면 두 경로가 동시에 시작된다. I²C 경로는 LDC1614의 28비트 공진 주파수 레지스터를 체인 DMA로 읽어 약 200 µs 안에 완료한다. ADC 경로는 ADG734 멀티플렉서를 TENG 모드로 전환한 뒤 TIM6를 기동하고, 150 µs 후 TENG 값을 확정하며 MUX를 저항 모드로 전환한 다음(스위칭 29 ns) 다시 150 µs 후 저항 값을 확정한다. 두 경로 중 나중에 끝나는 쪽이 갱신 플래그를 세우고 상태를 IDLE로 되돌린다. 모든 전송이 DMA로 수행되어 블로킹 대기가 없으며, 추론 추가 전 기준으로 CPU 유휴율은 93.9 %였다. 고정 샘플링 주기를 유지하는 것은 AI 모델과 결합할 때 지터를 방지하기 위해서다.</w:t>
       </w:r>
     </w:p>
     <w:p>
@@ -523,7 +1348,7 @@
         <w:drawing>
           <wp:inline xmlns:a="http://schemas.openxmlformats.org/drawingml/2006/main" xmlns:pic="http://schemas.openxmlformats.org/drawingml/2006/picture">
             <wp:extent cx="5760000" cy="3952941"/>
-            <wp:docPr id="1" name="Picture 1"/>
+            <wp:docPr id="2" name="Picture 2"/>
             <wp:cNvGraphicFramePr>
               <a:graphicFrameLocks noChangeAspect="1"/>
             </wp:cNvGraphicFramePr>
@@ -535,7 +1360,7 @@
                     <pic:cNvPicPr/>
                   </pic:nvPicPr>
                   <pic:blipFill>
-                    <a:blip r:embed="rId9"/>
+                    <a:blip r:embed="rId10"/>
                     <a:stretch>
                       <a:fillRect/>
                     </a:stretch>
@@ -566,7 +1391,7 @@
           <w:i w:val="0"/>
           <w:sz w:val="17"/>
         </w:rPr>
-        <w:t>그림 1. (a) 단일 전극 신호 경로. 동일한 EGaIn 코일이 ADG734 아날로그 멀티플렉서를 통해 LDC1614, TENG용 ADC, 저항 측정용 ADC에 순차 연결된다. (b) 1 ms TDM 스케줄. I²C DMA와 ADC DMA가 병렬로 진행되고, 남는 시간에 MoE 추론(실측 260 µs)이 수행된다.</w:t>
+        <w:t>그림 2. (a) 단일 전극 신호 경로. 동일한 EGaIn 코일이 ADG734 아날로그 멀티플렉서를 통해 LDC1614, TENG용 ADC, 저항 측정용 ADC에 순차 연결된다. (b) 1 ms TDM 스케줄. I²C DMA와 ADC DMA가 병렬로 진행되고, 남는 시간에 MoE 추론(실측 260 µs)이 수행된다.</w:t>
       </w:r>
     </w:p>
     <w:p>
@@ -594,7 +1419,21 @@
           <w:b w:val="0"/>
           <w:i w:val="0"/>
         </w:rPr>
-        <w:t>전용 보드는 EasyEDA Pro로 설계한 65 × 52 mm 6층 기판이다. 메인 MCU는 STM32G473CBT6(Cortex-M4F, 170 MHz, 플래시 128 KB, SRAM 32 KB)이며, 인덕턴스 측정은 LDC1614(I2C2, 주소 0x2A, 28비트 출력), 신호 경로 전환은 ADG734 4채널 아날로그 스위치가 담당한다. 각 채널의 ADC 입력은 연산 증폭기로 버퍼링되며, 최대 4채널까지 동시 취득할 수 있도록 설계되었다(본 연구의 모든 실험은 1채널로 수행). MUX 상태 조합은 세 가지로, SW1/SW2를 HIGH로 두면 코일이 LDC 공진 회로에 연결되고, 모두 LOW로 두면 코일이 부유 상태가 되어 TENG 전압을 읽을 수 있으며, SW3/SW4를 HIGH로 두면 전압 분배 회로가 연결되어 DC 저항을 읽는다. USB-UART는 데이터 스트리밍용이며 시스템 동작 자체에는 필요하지 않다.</w:t>
+        <w:t>전용 보드는 EasyEDA Pro로 설계한 65 × 52 mm 6층 기판이며, 최대 4채널 센서 어레이를 지원한다(본 연구의 모든 실험은 1채널로 수행). 메인 MCU는 STM32G473CBT6(Cortex-M4F, 170 MHz, 플래시 128 KB, SRAM 32 KB)이다. 인덕턴스 측정은 LDC1614가 담당한다[27](VDD 3.3 V, IDD 2.1 mA, 구동 전류 1.5 mA 미만, 1 kHz–10 MHz, 28비트). 레지스터 설정에 따른 시간 상수는 정착 t_settle ≈ 8 µs, 채널 전환 t_switch = 692 ns + 5/f_ref ≈ 1 µs, 변환 t_conversion = (RCount×16+4)/f_ref ≈ 991 µs이며, 400 kHz I²C 전송 시간은 약 420 µs이다. 신호 경로 전환은 ADG734 4채널 아날로그 스위치가 담당한다[28](R_on 2.5 Ω, C_on 34 pF, t_on 29 ns, t_off 9 ns, 대역폭 200 MHz). 대역폭이 충분히 넓어 스위치 자체가 고주파 공진을 일으키지 않는다.</w:t>
+      </w:r>
+    </w:p>
+    <w:p>
+      <w:pPr>
+        <w:spacing w:before="0" w:after="120"/>
+        <w:jc w:val="both"/>
+      </w:pPr>
+      <w:r>
+        <w:rPr>
+          <w:rFonts w:ascii="맑은 고딕" w:hAnsi="맑은 고딕" w:eastAsia="맑은 고딕"/>
+          <w:b w:val="0"/>
+          <w:i w:val="0"/>
+        </w:rPr>
+        <w:t>ADC 경로는 STM32 내장 12비트 ADC와 G 시리즈 내장 연산 증폭기를 내부 연결하여 구성한다. 두 모드의 전달 관계는 R_DC,ADC = R/(R₀+R) × Gain_op, V_TENG,ADC = V × Gain_op 이다. MUX 상태 조합은 세 가지로, SW1/SW2를 HIGH로 두면 코일이 LDC 공진 회로에 연결되고, 모두 LOW로 두면 코일이 부유 상태가 되어 TENG 전압을 읽을 수 있으며, SW3/SW4를 HIGH로 두면 전압 분배 회로가 연결된다. TENG 경로에는 정전기 방전에 대비한 TVS 다이오드를 배치하였다. USB-UART는 데이터 스트리밍용이며 시스템 동작 자체에는 필요하지 않다.</w:t>
       </w:r>
     </w:p>
     <w:p>
@@ -622,7 +1461,7 @@
           <w:b w:val="0"/>
           <w:i w:val="0"/>
         </w:rPr>
-        <w:t>인장과 근접·접촉을 독립적으로 제어하기 위해 5축 스테퍼 포지셔닝 스테이지를 직접 제작하였다. XA/XB/YA/YB 네 축이 센서를 대칭으로 인장하고, Z축이 표적을 센서 표면에 대해 수직으로 이동시킨다. Arduino 펌웨어(AccelStepper 기반)가 축별 절대·상대 이동, 원점 복귀, 리밋 스위치 알람을 처리하고, PyQt5 GUI가 시퀀스를 스크립트로 구동한다. 기본 환산은 200 step/rev × 8 마이크로스텝 ÷ 5 mm 피치 = 320 step/mm이다.</w:t>
+        <w:t>인장과 근접·접촉을 독립적으로 제어하기 위해 시험 플랫폼을 직접 제작하였다. 상용 CNC 기반 인장 장치를 사용하지 않은 이유는 명확하다. 한쪽 축만 구동하는 일반적인 인장 시험 방식에서는 시편이 늘어나면서 중심점이 이동하는데, 본 실험에서는 코일 중심 바로 위에 근접 표적을 두어야 하므로 중심 이동이 곧 근접 거리 라벨의 오차가 된다. 따라서 XA/XB/YA/YB 네 축이 시편을 대칭으로 인장하여 코일 중심을 고정하고, 독립된 Z축이 표적을 센서 표면에 수직으로 이동시키는 구조를 채택하였다.</w:t>
       </w:r>
     </w:p>
     <w:p>
@@ -636,7 +1475,21 @@
           <w:b w:val="0"/>
           <w:i w:val="0"/>
         </w:rPr>
-        <w:t>초기 실험은 PC와 MCU를 비동기로 기록한 뒤 피크를 추출해 보간하는 방식이었는데, 스테퍼 가감속 구간에서 위치 라벨과 센서 신호가 어긋나는 문제가 있었다. 이를 해결하기 위해 동기 취득 시스템을 구축하여 PC가 모터 명령 타임스탬프와 MCU 스트림을 같은 시간축에 정렬하고, 가감속 과도 구간을 is_steady = 0으로 자동 태깅하도록 하였다. 접촉력의 참값은 6축 F/T 센서로 동시에 기록하였다. F/T 센서는 세션마다 영점이 수백 mN 어긋나 있었으므로, 비접촉 구간(z ≥ 0)의 평균을 세션별 오프셋으로 제거한 값을 정답으로 사용하였다.</w:t>
+        <w:t>프레임은 700 × 700 mm, 높이 200–300 mm 규모이며, Nema23 스테퍼 모터와 TB6600 드라이버, SMPS LRS-350-24 전원부, Arduino Uno 제어 보드, 리밋 스위치, 센서 장착 지그로 구성된다. 기본 환산은 200 step/rev × 8 마이크로스텝 ÷ 5 mm 피치 = 320 step/mm이다. PyQt5 GUI가 수동 이동(0.1/1/5 mm), 원점 설정, 시퀀스 스크립트 실행, 비상 정지와 모터 해제를 제공한다.</w:t>
+      </w:r>
+    </w:p>
+    <w:p>
+      <w:pPr>
+        <w:spacing w:before="0" w:after="120"/>
+        <w:jc w:val="both"/>
+      </w:pPr>
+      <w:r>
+        <w:rPr>
+          <w:rFonts w:ascii="맑은 고딕" w:hAnsi="맑은 고딕" w:eastAsia="맑은 고딕"/>
+          <w:b w:val="0"/>
+          <w:i w:val="0"/>
+        </w:rPr>
+        <w:t>초기 실험은 PC와 MCU를 비동기로 기록한 뒤 피크를 추출해 보간하는 방식이었는데, 스테퍼 가감속 구간에서 위치 라벨과 센서 신호가 어긋나는 문제가 있었다. 이를 해결하기 위해 동기 취득 시스템을 구축하여 PC가 모터 명령 타임스탬프와 MCU 스트림을 같은 시간축에 정렬하고, 가감속 과도 구간을 is_steady = 0으로 자동 태깅하도록 하였다. 접촉 모달리티 실험에서는 6축 F/T 센서를 CAN으로 연결해 접촉력 참값을 동시에 기록하였다. F/T 센서는 세션마다 영점이 수백 mN 어긋나 있었으므로, 비접촉 구간(z ≥ 0)의 평균을 세션별 오프셋으로 제거한 값을 정답으로 사용하였다.</w:t>
       </w:r>
     </w:p>
     <w:p>
@@ -664,7 +1517,7 @@
           <w:b w:val="0"/>
           <w:i w:val="0"/>
         </w:rPr>
-        <w:t>연구 진행에 따라 다섯 개의 데이터셋을 순차적으로 취득하였다. 각각의 목적과 규모는 표 1과 같다. 모델 입력으로 실제 사용 가능한 값은 언제나 (ΔL/L₀, ΔR/R₀)와 그로부터 인과적으로 계산 가능한 값뿐이며, 스테이지 위치와 F/T 힘은 오직 정답 라벨로만 사용하였다.</w:t>
+        <w:t>연구 진행에 따라 다섯 개의 데이터셋을 순차적으로 취득하였다(표 2). 모델 입력으로 실제 사용 가능한 값은 언제나 (ΔL/L₀, ΔR/R₀)와 그로부터 인과적으로 계산 가능한 값뿐이며, 스테이지 위치와 F/T 힘은 오직 정답 라벨로만 사용하였다.</w:t>
       </w:r>
     </w:p>
     <w:p>
@@ -678,7 +1531,7 @@
           <w:i w:val="0"/>
           <w:sz w:val="17"/>
         </w:rPr>
-        <w:t>표 1. 데이터셋 요약.</w:t>
+        <w:t>표 2. 데이터셋 요약.</w:t>
       </w:r>
     </w:p>
     <w:tbl>
@@ -929,7 +1782,7 @@
                 <w:i w:val="0"/>
                 <w:sz w:val="17"/>
               </w:rPr>
-              <w:t>(ε,d) 응답 곡면 특성화</w:t>
+              <w:t>(ε, d) 응답 곡면 특성화</w:t>
             </w:r>
           </w:p>
         </w:tc>
@@ -968,7 +1821,7 @@
                 <w:i w:val="0"/>
                 <w:sz w:val="17"/>
               </w:rPr>
-              <w:t>연속 동시 스윕 2세션(램프형/왕복형), PC-MCU 동기</w:t>
+              <w:t>세션 A: 변형 24단계 단조 증가 + 근접 36→1 mm 연속 / 세션 B: 변형 연속 증가 + 근접 24단계 감소</w:t>
             </w:r>
           </w:p>
         </w:tc>
@@ -988,7 +1841,7 @@
                 <w:i w:val="0"/>
                 <w:sz w:val="17"/>
               </w:rPr>
-              <w:t>188,232행 → 전처리 후 33,450</w:t>
+              <w:t>100,353 + 87,879행 → 전처리 후 33,450</w:t>
             </w:r>
           </w:p>
         </w:tc>
@@ -1047,7 +1900,7 @@
                 <w:i w:val="0"/>
                 <w:sz w:val="17"/>
               </w:rPr>
-              <w:t>변형 19단계 × 근접→접촉 왕복 스윕, F/T 동시 기록, 최대 10.1 N</w:t>
+              <w:t>변형 19단계(2 mm) × 근접 25 mm→0→−1.2 mm 왕복, F/T 동시 기록, 최대 10.1 N</w:t>
             </w:r>
           </w:p>
         </w:tc>
@@ -1196,7 +2049,7 @@
           <w:b w:val="0"/>
           <w:i w:val="0"/>
         </w:rPr>
-        <w:t>D3의 전처리는 다음 순서로 수행하였다. (1) 변형 &lt; 0.5 %, 근접 &gt; 35 mm 조건의 중앙값으로 기준선 L₀, R₀를 재추출하고 ΔL, ΔR을 재계산한다. (2) LDC1614 레지스터 포화(0x0FFFFFFF)와 물리적으로 불가능한 범위(|ΔL| &gt; 30 %, ΔR ∉ (−5, 30) %)를 제거한다. (3) (ε, d) 평면을 24 × 24 격자로 나누고 셀당 최대 30 샘플로 상한을 두어 과대표집을 보정한다. (4) 두 세션을 병합하고 무작위 셔플 후 70/15/15로 분할한다. IIR 필터를 적용하지 않고 원시 신호를 그대로 학습에 사용한 것은 의도적인 선택이다. α = 0.02인 IIR은 시간상수가 약 500 ms여서, 10 mm/s로 이동하는 구간에서 5 mm에 해당하는 위상 지연을 만들고, 그 결과 지연된 입력이 현재 시각의 라벨과 매핑되어 동적 구간 오차를 키우기 때문이다.</w:t>
+        <w:t>D3의 전처리는 다음 순서로 수행하였다. (1) 변형 &lt; 0.5 %, 근접 &gt; 35 mm 조건의 중앙값으로 기준선 L₀, R₀를 재추출하고 ΔL, ΔR을 재계산한다. (2) LDC1614 레지스터 포화(0x0FFFFFFF)와 물리적으로 불가능한 범위(|ΔL| &gt; 30 %, ΔR ∉ (−5, 30) %)를 제거한다. (3) (ε, d) 평면을 24 × 24 격자로 나누고 셀당 최대 30 샘플로 상한을 두어 과대표집을 보정한다. (4) 두 세션을 병합하고 무작위 셔플 후 70/15/15로 분할한다. IIR 필터를 적용하지 않고 원시 신호를 그대로 학습에 사용한 것은 의도적인 선택이다. α = 0.02인 IIR은 시간상수가 약 500 ms여서 10 mm/s 이동 구간에서 5 mm에 해당하는 위상 지연을 만들고, 그 결과 지연된 입력이 현재 시각의 라벨과 매핑되어 동적 구간 오차를 키우기 때문이다.</w:t>
       </w:r>
     </w:p>
     <w:p>
@@ -1224,7 +2077,7 @@
           <w:i w:val="0"/>
           <w:sz w:val="23"/>
         </w:rPr>
-        <w:t>5.1 (ε, d) 응답 곡면</w:t>
+        <w:t>5.1 (ε, d) 응답 곡면과 표적 의존성</w:t>
       </w:r>
     </w:p>
     <w:p>
@@ -1238,7 +2091,7 @@
           <w:b w:val="0"/>
           <w:i w:val="0"/>
         </w:rPr>
-        <w:t>그림 2는 D2를 격자 평균하여 얻은 응답 곡면이다. 금속 표적에 대한 ΔR(그림 2b)의 등고선은 근접거리 축과 거의 완전히 평행하며, 이는 저항이 인장에만 의존한다는 2.3절의 전제가 실측으로 성립함을 뜻한다. 반면 ΔL(그림 2a)의 등고선은 d &lt; 10 mm 영역에서 급격히 휘어지며, 같은 인장 상태에서도 근접거리에 따라 −15.7 %에서 +14.5 %까지 부호가 바뀔 정도로 크게 변한다. 이 강한 곡률이 근접 정보를 인덕턴스에 인코딩하는 성분이다.</w:t>
+        <w:t>그림 3은 D2를 격자 평균하여 얻은 응답 곡면이다. 금속 표적에 대한 ΔR(그림 3b)의 등고선은 근접거리 축과 거의 완전히 평행하며, 이는 저항이 인장에만 의존한다는 2.2절의 관계가 실측으로 성립함을 뜻한다. 반면 ΔL(그림 3a)의 등고선은 d &lt; 10 mm 영역에서 급격히 휘어지며, 같은 인장 상태에서도 근접거리에 따라 −15.7 %에서 +14.5 %까지 부호가 바뀔 정도로 크게 변한다. 두 곡면의 기울기 벡터 ∇L(d, ε)와 ∇R(d, ε)가 전역적으로 선형 독립이라는 점이 디커플링 가능성의 직접적인 근거다.</w:t>
       </w:r>
     </w:p>
     <w:p>
@@ -1250,7 +2103,7 @@
         <w:drawing>
           <wp:inline xmlns:a="http://schemas.openxmlformats.org/drawingml/2006/main" xmlns:pic="http://schemas.openxmlformats.org/drawingml/2006/picture">
             <wp:extent cx="5760000" cy="3773889"/>
-            <wp:docPr id="2" name="Picture 2"/>
+            <wp:docPr id="3" name="Picture 3"/>
             <wp:cNvGraphicFramePr>
               <a:graphicFrameLocks noChangeAspect="1"/>
             </wp:cNvGraphicFramePr>
@@ -1262,7 +2115,7 @@
                     <pic:cNvPicPr/>
                   </pic:nvPicPr>
                   <pic:blipFill>
-                    <a:blip r:embed="rId10"/>
+                    <a:blip r:embed="rId11"/>
                     <a:stretch>
                       <a:fillRect/>
                     </a:stretch>
@@ -1293,7 +2146,7 @@
           <w:i w:val="0"/>
           <w:sz w:val="17"/>
         </w:rPr>
-        <w:t>그림 2. 변형률과 근접거리에 대한 신호 응답 곡면(D2, 격자 평균). (a),(b) 금속 표적: ΔL은 근접거리에 강하게 의존하지만 ΔR의 등고선은 수직이다(인장 전용). (c),(d) 손 표적: 두 신호 모두 등고선이 거의 수직으로, 유전체 표적에서는 이 거리 범위에서 인덕턴스에 실린 근접 정보가 미약하다.</w:t>
+        <w:t>그림 3. 변형률과 근접거리에 대한 신호 응답 곡면(D2, 격자 평균). (a),(b) 금속 표적: ΔL은 근접거리에 강하게 의존하지만 ΔR의 등고선은 수직이다(인장 전용). (c),(d) 손 표적: 두 신호 모두 등고선이 거의 수직으로, 유전체 표적에서는 이 거리 범위에서 인덕턴스에 실린 근접 정보가 미약하다.</w:t>
       </w:r>
     </w:p>
     <w:p>
@@ -1307,7 +2160,7 @@
           <w:b w:val="0"/>
           <w:i w:val="0"/>
         </w:rPr>
-        <w:t>표적 종류에 따른 차이는 물리 기구의 차이에서 온다. 금속에서는 와전류 손실이 지배적이어서 근접 시 실효 인덕턴스가 크게 감소하는 반면, 손(유전체)에서는 기생 정전용량 변화만 작용하여 ΔL이 항상 양수이고 크기도 작다. 그림 2c에서 손 표적의 ΔL 등고선이 거의 수직인 것은, 이 조건에서 인덕턴스가 사실상 인장 센서로만 동작한다는 뜻이며, 결과적으로 유전체 표적에 대한 근접 디커플링은 도체 표적보다 근본적으로 어렵다. 이후의 모든 모델링은 도체 표적을 대상으로 한다.</w:t>
+        <w:t>표적 종류에 따른 차이는 2.2절의 기구 차이에서 직접 따라온다. 금속에서는 와전류 손실이 지배적이어서 근접 시 실효 인덕턴스가 크게 감소하는 반면, 손(유전체)에서는 유전율 변화에 의한 신호 증폭만 작용하여 ΔL이 항상 양수이고 크기도 작다. 그림 3c에서 손 표적의 ΔL 등고선이 거의 수직인 것은, 이 조건에서 인덕턴스가 사실상 인장 센서로만 동작한다는 뜻이며, 결과적으로 유전체 표적에 대한 근접 디커플링은 도체 표적보다 근본적으로 어렵다. 이후의 모든 모델링은 도체 표적을 대상으로 한다.</w:t>
       </w:r>
     </w:p>
     <w:p>
@@ -1321,7 +2174,7 @@
           <w:i w:val="0"/>
           <w:sz w:val="23"/>
         </w:rPr>
-        <w:t>5.2 접촉 영역의 점탄성</w:t>
+        <w:t>5.2 접촉 영역의 점탄성과 Q-factor 겉보기 효과</w:t>
       </w:r>
     </w:p>
     <w:p>
@@ -1335,7 +2188,7 @@
           <w:b w:val="0"/>
           <w:i w:val="0"/>
         </w:rPr>
-        <w:t>접촉 모달리티를 추가하자 비접촉 실험에서는 없던 세 현상이 나타났다. 첫째, 같은 깊이·같은 사이클 안에서 인덕턴스의 샘플 간 표준편차가 압축이 깊어질수록 0.09 %p에서 0.52 %p까지 약 5배 증가하였다. 저항 측정은 단순 전압 분배여서 공진 품질과 무관한 반면 인덕턴스 측정만 공진 주파수에 의존한다는 점을 고려하면, 이 비대칭은 압축에 의한 국소 단면적 감소가 코일의 Q-factor를 떨어뜨린 결과로 해석된다.</w:t>
+        <w:t>접촉 모달리티를 추가하자 비접촉 실험에서는 없던 현상이 나타났다. 첫째, 같은 깊이·같은 사이클 안에서 인덕턴스의 샘플 간 표준편차가 압축이 깊어질수록 0.09 %p에서 0.52 %p까지 약 5배 증가하였다. 저항 측정은 단순 전압 분배여서 공진 품질과 무관한 반면 인덕턴스 측정만 공진 주파수에 의존하므로, 이 비대칭은 압축에 의한 Q-factor 저하로 설명된다.</w:t>
       </w:r>
     </w:p>
     <w:p>
@@ -1349,7 +2202,108 @@
           <w:b w:val="0"/>
           <w:i w:val="0"/>
         </w:rPr>
-        <w:t>둘째, 로딩 경로와 언로딩 경로가 어긋나는 히스테리시스가 관측되었다(그림 3a, 3b). 깊이를 고정한 채 유지(dwell)하는 동안 ΔL은 2.33 %p, ΔR은 5.73 %p 더 변화했고, 힘을 완전히 제거한 뒤 남는 잔차는 각각 0.57 %p와 0.08 %p에 불과했다. 즉 변화의 대부분은 영구 손상이 아니라 가역적인 시간 지연 성분이다. 이 거동은 즉시 반응하는 탄성 성분과 시간에 따라 완화되는 점성 성분이 병렬로 존재하는 표준선형고체(SLS) 모델과 일치한다. 깊이가 고정된 dwell 구간에서 SLS의 지배 방정식 τ·dσ/dt + σ = E·ε의 해는 지수 완화 형태가 되며, 실측 dwell 곡선에 최소제곱 피팅한 결과 τ = 0.93 s를 얻었다(그림 3c). 전체 데이터셋에 대한 채널별 피팅에서는 τ_L = 1.33 s, τ_R = 0.59 s, 통합 τ = 1.01 s였다.</w:t>
+        <w:t>Q-factor는 코일에 저장되는 에너지와 한 주기당 소산되는 에너지의 비로 정의된다.</w:t>
+      </w:r>
+    </w:p>
+    <w:p>
+      <w:pPr>
+        <w:spacing w:before="80" w:after="120"/>
+        <w:jc w:val="center"/>
+      </w:pPr>
+      <w:r>
+        <w:rPr>
+          <w:rFonts w:ascii="맑은 고딕" w:hAnsi="맑은 고딕" w:eastAsia="맑은 고딕"/>
+          <w:b w:val="0"/>
+          <w:i w:val="0"/>
+          <w:sz w:val="20"/>
+        </w:rPr>
+        <w:t>Q = ω · (최대 저장 에너지 / 주기당 소산 에너지) = X / R_s = ωL / R_s</w:t>
+      </w:r>
+    </w:p>
+    <w:p>
+      <w:pPr>
+        <w:spacing w:before="0" w:after="120"/>
+        <w:jc w:val="both"/>
+      </w:pPr>
+      <w:r>
+        <w:rPr>
+          <w:rFonts w:ascii="맑은 고딕" w:hAnsi="맑은 고딕" w:eastAsia="맑은 고딕"/>
+          <w:b w:val="0"/>
+          <w:i w:val="0"/>
+        </w:rPr>
+        <w:t>이 관계는 압축 시 관측된 역설적 거동을 설명한다. 센서가 눌리면 L은 감소하고 R_DC와 와전류 손실 저항이 모두 증가하므로 Q가 급격히 낮아진다. 실제 공진 주파수는 Q에 의존하는 다음 형태를 가진다.</w:t>
+      </w:r>
+    </w:p>
+    <w:p>
+      <w:pPr>
+        <w:spacing w:before="80" w:after="120"/>
+        <w:jc w:val="center"/>
+      </w:pPr>
+      <w:r>
+        <w:rPr>
+          <w:rFonts w:ascii="맑은 고딕" w:hAnsi="맑은 고딕" w:eastAsia="맑은 고딕"/>
+          <w:b w:val="0"/>
+          <w:i w:val="0"/>
+          <w:sz w:val="20"/>
+        </w:rPr>
+        <w:t>f = 1/(2π√(LC)) · √(1 − 1/Q²)</w:t>
+      </w:r>
+    </w:p>
+    <w:p>
+      <w:pPr>
+        <w:spacing w:before="0" w:after="120"/>
+        <w:jc w:val="both"/>
+      </w:pPr>
+      <w:r>
+        <w:rPr>
+          <w:rFonts w:ascii="맑은 고딕" w:hAnsi="맑은 고딕" w:eastAsia="맑은 고딕"/>
+          <w:b w:val="0"/>
+          <w:i w:val="0"/>
+        </w:rPr>
+        <w:t>그러나 LDC1614 출력에서 인덕턴스를 되찾을 때는 근사식 f ≈ 1/(2π√(LC))를 사용하여 ΔL/L₀ = f₀²/f² − 1로 계산한다. Q가 작아져 실제 공진 주파수가 감소하면, 이 근사 역산은 L이 증가한 것처럼 보고한다. 즉 그림 4b에서 강한 압축 시 ΔL이 반등하는 것은 인덕턴스의 실제 증가가 아니라 역산 과정의 겉보기 효과다. 본 연구에서는 이 항을 별도로 보정하지 않았다. 학습 기반 디커플러는 (ΔL, ΔR)에서 목표 물리량으로 가는 매핑을 직접 학습하므로, Q 의존성이 입력에 일관되게 포함되어 있는 한 별도의 역산 보정 없이도 올바른 출력을 낼 수 있기 때문이다. 이는 해석적 역산 대비 학습 기반 접근의 실용적 이점 중 하나다.</w:t>
+      </w:r>
+    </w:p>
+    <w:p>
+      <w:pPr>
+        <w:spacing w:before="0" w:after="120"/>
+        <w:jc w:val="both"/>
+      </w:pPr>
+      <w:r>
+        <w:rPr>
+          <w:rFonts w:ascii="맑은 고딕" w:hAnsi="맑은 고딕" w:eastAsia="맑은 고딕"/>
+          <w:b w:val="0"/>
+          <w:i w:val="0"/>
+        </w:rPr>
+        <w:t>둘째, 로딩 경로와 언로딩 경로가 어긋나는 히스테리시스가 관측되었다(그림 4a, 4b). 깊이를 고정한 채 유지(dwell)하는 동안 ΔL은 2.33 %p, ΔR은 5.73 %p 더 변화했고, 힘을 완전히 제거한 뒤 남는 잔차는 각각 0.57 %p와 0.08 %p에 불과했다. 즉 변화의 대부분은 영구 손상이 아니라 가역적인 시간 지연 성분이다. 이 거동 — 접촉 순간 즉시 반응하고, 유지 중 서서히 더 변하며, 떼면 거의 완전히 회복 — 은 즉시 반응하는 탄성 성분과 시간에 따라 완화되는 점성 성분이 결합된 표준선형고체(SLS) 모델과 일치한다[26]. 반면 Maxwell 모델은 완전 회복을 설명하지 못하고 Kelvin–Voigt 모델은 즉시 반응 성분이 없어 맞지 않는다. SLS의 지배 방정식은 다음과 같고, 깊이가 고정된 dwell 구간에서 그 해는 지수 완화 형태가 된다.</w:t>
+      </w:r>
+    </w:p>
+    <w:p>
+      <w:pPr>
+        <w:spacing w:before="80" w:after="120"/>
+        <w:jc w:val="center"/>
+      </w:pPr>
+      <w:r>
+        <w:rPr>
+          <w:rFonts w:ascii="맑은 고딕" w:hAnsi="맑은 고딕" w:eastAsia="맑은 고딕"/>
+          <w:b w:val="0"/>
+          <w:i w:val="0"/>
+          <w:sz w:val="20"/>
+        </w:rPr>
+        <w:t>σ + (η/(E₁+E₂))·σ̇ = (E₁E₂/(E₁+E₂))·ε + (E₁η/(E₁+E₂))·ε̇,    τ_c = η/E₂</w:t>
+      </w:r>
+    </w:p>
+    <w:p>
+      <w:pPr>
+        <w:spacing w:before="0" w:after="120"/>
+        <w:jc w:val="both"/>
+      </w:pPr>
+      <w:r>
+        <w:rPr>
+          <w:rFonts w:ascii="맑은 고딕" w:hAnsi="맑은 고딕" w:eastAsia="맑은 고딕"/>
+          <w:b w:val="0"/>
+          <w:i w:val="0"/>
+        </w:rPr>
+        <w:t>실측 dwell 곡선에 최소제곱 피팅한 결과 τ = 0.93 s를 얻었고(그림 4c), 전체 데이터셋에 대한 채널별 피팅에서는 τ_L = 1.33 s, τ_R = 0.59 s, 통합 τ = 1.01 s였다.</w:t>
       </w:r>
     </w:p>
     <w:p>
@@ -1361,7 +2315,7 @@
         <w:drawing>
           <wp:inline xmlns:a="http://schemas.openxmlformats.org/drawingml/2006/main" xmlns:pic="http://schemas.openxmlformats.org/drawingml/2006/picture">
             <wp:extent cx="5760000" cy="1857531"/>
-            <wp:docPr id="3" name="Picture 3"/>
+            <wp:docPr id="4" name="Picture 4"/>
             <wp:cNvGraphicFramePr>
               <a:graphicFrameLocks noChangeAspect="1"/>
             </wp:cNvGraphicFramePr>
@@ -1373,7 +2327,7 @@
                     <pic:cNvPicPr/>
                   </pic:nvPicPr>
                   <pic:blipFill>
-                    <a:blip r:embed="rId11"/>
+                    <a:blip r:embed="rId12"/>
                     <a:stretch>
                       <a:fillRect/>
                     </a:stretch>
@@ -1404,7 +2358,7 @@
           <w:i w:val="0"/>
           <w:sz w:val="17"/>
         </w:rPr>
-        <w:t>그림 3. 접촉 영역의 신호 거동(D4). (a) 무변형 상태에서 10.1 N까지 가압: ΔR 변화 폭은 3.95 %p에 그친다. (b) 30 % 인장 상태에서 9.2 N 가압: ΔR 변화 폭이 26.14 %p로 6.6배 증가하고, ΔL은 −30.4 %까지 떨어졌다가 최대 힘 근처에서 −20.7 %로 반전한다. 로딩/언로딩 경로가 벌어지는 것이 히스테리시스다. (c) 깊이를 고정한 dwell 구간의 ΔR 완화와 SLS 지수 피팅(τ = 0.93 s).</w:t>
+        <w:t>그림 4. 접촉 영역의 신호 거동(D4). (a) 무변형 상태에서 10.1 N까지 가압: ΔR 변화 폭은 3.95 %p에 그친다. (b) 30 % 인장 상태에서 9.2 N 가압: ΔR 변화 폭이 26.14 %p로 6.6배 증가하고, ΔL은 −30.4 %까지 떨어졌다가 최대 힘 근처에서 −20.7 %로 반등한다(Q-factor 겉보기 효과). 로딩/언로딩 경로가 벌어지는 것이 히스테리시스다. (c) 깊이를 고정한 dwell 구간의 ΔR 완화와 SLS 지수 피팅(τ = 0.93 s).</w:t>
       </w:r>
     </w:p>
     <w:p>
@@ -1432,7 +2386,7 @@
           <w:b w:val="0"/>
           <w:i w:val="0"/>
         </w:rPr>
-        <w:t>셋째이자 모델 설계에 가장 큰 영향을 준 발견은, 인장 상태가 압력 민감도 자체를 바꾼다는 것이다. 그림 3에서 보듯 무변형 상태에서 10 N을 가해도 ΔR은 3.95 %p만 움직이지만, 30 % 인장 상태에서는 유사한 힘에 대해 26.14 %p가 움직인다(약 6.6배). 이는 2.3절의 R_theory(ε) = α₁ε + α₂ε² 가정이 압력이 함께 작용하는 상황에서는 성립하지 않으며 ε×F 교차항이 필요함을 뜻한다. 두 자극의 민감도 방향 벡터를 선형 근사하면 인장 1 %p당 (ΔL, ΔR) = (+0.635, +0.664), 접촉력 1 N당 (+2.070, +11.575)이며, 두 벡터 사이 각도는 33.6°, 조건수는 약 23이다. 즉 두 자극은 완전히 겹치지는 않지만 선형 역산으로 분리하기에는 조건이 나쁘다. 실제로 물리식 역산만 사용한 경우(부록 S3) 결정계수는 0.26에 그쳤다.</w:t>
+        <w:t>셋째이자 모델 설계에 가장 큰 영향을 준 발견은, 인장 상태가 압력 민감도 자체를 바꾼다는 것이다. 그림 4에서 보듯 무변형 상태에서 10 N을 가해도 ΔR은 3.95 %p만 움직이지만, 30 % 인장 상태에서는 유사한 힘에 대해 26.14 %p가 움직인다(약 6.6배). 이는 2.3절의 R_theory(ε) = α₁ε + α₂ε² 가정이 압력이 함께 작용하는 상황에서는 성립하지 않으며 ε×F 교차항이 필요함을 뜻한다. 두 자극의 민감도 방향 벡터를 선형 근사하면 인장 1 %p당 (ΔL, ΔR) = (+0.635, +0.664), 접촉력 1 N당 (+2.070, +11.575)이며, 두 벡터 사이 각도는 33.6°, 조건수는 약 23이다. 즉 두 자극은 완전히 겹치지는 않지만 선형 역산으로 분리하기에는 조건이 나쁘다.</w:t>
       </w:r>
     </w:p>
     <w:p>
@@ -1460,7 +2414,7 @@
           <w:i w:val="0"/>
           <w:sz w:val="23"/>
         </w:rPr>
-        <w:t>6.1 2단계 물리 정보 디커플러</w:t>
+        <w:t>6.1 2단계 물리 기반 디커플러(인장·근접)</w:t>
       </w:r>
     </w:p>
     <w:p>
@@ -1474,7 +2428,7 @@
           <w:b w:val="0"/>
           <w:i w:val="0"/>
         </w:rPr>
-        <w:t>5.1절에서 확인한 비대칭을 그대로 구조로 옮기면 2단계 추정기가 된다. 1단계는 ΔR만으로 변형률을 추정하고(ε̂), 2단계는 ΔL과 ε̂을 함께 받아 근접거리를 추정한다(d̂). 이 구조는 '저항이 변형률만의 함수'라는 물리 사실을 귀납 편향으로 부여하므로, 동일 파라미터 예산에서 단일 종단 모델보다 유리하다. 실제로 약 50 K 파라미터로 예산을 맞춘 공정 비교에서 2단계 구조의 근접 MAE는 1.783 mm로, 종단 구조의 1.827 mm보다 우수하였다.</w:t>
+        <w:t>5.1절에서 확인한 비대칭을 그대로 구조로 옮기면 2단계 추정기가 된다. 1단계는 ΔR만으로 변형률을 추정하고(ε̂), 2단계는 ΔL과 ε̂을 함께 받아 근접거리를 추정한다(d̂). 이 구조는 저항이 변형률만의 함수라는 물리 사실을 귀납 편향으로 부여하므로, 동일 파라미터 예산에서 단일 종단 모델보다 유리하다. 약 50 K 파라미터로 예산을 맞춘 공정 비교에서 2단계 구조(50,306 파라미터, 49,664 MACs)의 근접 MAE는 1.783 mm로 종단 구조(49,592 파라미터, 49,140 MACs)의 1.827 mm보다 우수하였다.</w:t>
       </w:r>
     </w:p>
     <w:p>
@@ -1488,37 +2442,7 @@
           <w:b w:val="0"/>
           <w:i w:val="0"/>
         </w:rPr>
-        <w:t>물리 정보 신경망(PINN) 형태로 학습할 때는 데이터 손실에 물리 잔차를 더한다.</w:t>
-      </w:r>
-    </w:p>
-    <w:p>
-      <w:pPr>
-        <w:spacing w:before="80" w:after="120"/>
-        <w:jc w:val="center"/>
-      </w:pPr>
-      <w:r>
-        <w:rPr>
-          <w:rFonts w:ascii="맑은 고딕" w:hAnsi="맑은 고딕" w:eastAsia="맑은 고딕"/>
-          <w:b w:val="0"/>
-          <w:i w:val="0"/>
-          <w:sz w:val="20"/>
-        </w:rPr>
-        <w:t>L_total = L_data + λ · L_phys</w:t>
-      </w:r>
-    </w:p>
-    <w:p>
-      <w:pPr>
-        <w:spacing w:before="80" w:after="120"/>
-        <w:jc w:val="center"/>
-      </w:pPr>
-      <w:r>
-        <w:rPr>
-          <w:rFonts w:ascii="맑은 고딕" w:hAnsi="맑은 고딕" w:eastAsia="맑은 고딕"/>
-          <w:b w:val="0"/>
-          <w:i w:val="0"/>
-          <w:sz w:val="20"/>
-        </w:rPr>
-        <w:t>L_phys = MSE(R_theory(ε̂), ΔR) + MSE(L_theory(ε̂, d̂), ΔL)</w:t>
+        <w:t>물리 정보 신경망(PINN)[24] 형태로도 학습하였다. 데이터 손실에 물리 잔차를 더하고, λ를 첫 50 에폭 동안 0으로 두었다가 이후 0.10까지 선형 증가시켜 초기 수렴 방향을 데이터로 잡은 뒤 물리 제약을 점진 부과하였다. 특이점을 피하기 위해 d₀와 k는 softplus로 양수 제약을 두었다. 818개 신경망 파라미터와 7개 물리 파라미터로 학습한 결과 테스트 MAE는 변형률 0.356 %, 근접거리 1.797 mm였고, 유효 근접 범위인 d ≤ 15 mm에서는 0.337 mm, d ≤ 10 mm에서는 0.200 mm였다. 다만 데이터가 충분한 조건에서 물리 손실의 순수 기여는 크지 않았다(근접 MAE 0.01 mm 개선). 물리 제약의 실질적 가치는 정확도 향상보다 외삽 영역에서의 발산 억제에 있다고 판단된다.</w:t>
       </w:r>
     </w:p>
     <w:p>
@@ -1532,7 +2456,7 @@
           <w:b w:val="0"/>
           <w:i w:val="0"/>
         </w:rPr>
-        <w:t>λ는 첫 50 에폭 동안 0으로 두었다가 이후 0.10까지 선형 증가시켰다. 초기에는 순수 데이터 손실로 수렴 방향을 잡고, 이후 물리 제약을 점진적으로 부과하기 위해서다. 특이점을 피하기 위해 d₀와 k는 softplus로 양수 제약을 두었다. 818개 신경망 파라미터와 7개 물리 파라미터로 학습한 결과 테스트 MAE는 변형률 0.356 %, 근접거리 1.797 mm였고, 유효 근접 범위인 d ≤ 15 mm에서는 0.337 mm, d ≤ 10 mm에서는 0.200 mm 였다. 다만 데이터가 충분한 조건에서 물리 손실의 순수 기여는 크지 않았다(근접 MAE 0.01 mm 개선). 물리 제약의 실질적 가치는 정확도 향상보다 외삽 영역에서의 발산 억제에 있다고 판단된다.</w:t>
+        <w:t>오차 구조에는 뚜렷한 비대칭이 있다. 변형률 오차는 전 구간에서 분산이 일정한 동분산 특성을 보이는 반면, 근접거리 오차는 이분산 특성을 보여 d &gt; 10 mm에서 급격히 불안정해진다. 이는 5.1절에서 본 ΔL 곡면의 곡률이 근거리에 집중되어 있다는 사실의 직접적 귀결이며, 이후 모든 평가에서 d ≤ 15 mm와 d ≤ 10 mm 구간을 별도로 보고하는 이유다.</w:t>
       </w:r>
     </w:p>
     <w:p>
@@ -1560,7 +2484,7 @@
           <w:b w:val="0"/>
           <w:i w:val="0"/>
         </w:rPr>
-        <w:t>임베딩 비용을 최소화하기 위해 동일한 2단계 구조를 유지한 채 13가지 크기의 신경망을 학습하여 파라미터 수와 정확도의 상충 관계를 조사하였다(그림 4). 46 파라미터의 최소 모델도 근접 MAE 2.115 mm를 달성했고, 978 파라미터의 medium-deep 구조가 1.765 mm로 파레토 무릎에 해당했다. 파라미터를 10,946개까지 늘려도 1.773 mm로 개선이 없어, 이 문제의 본질적 난이도는 모델 용량이 아니라 데이터와 물리에 의해 결정됨을 확인하였다. 초기 배포에 사용한 50,306 파라미터 sklearn 모델과 비교하면 medium-deep은 파라미터 47배, 가중치 ROM 29배, 활성화 SRAM 53배를 절감하면서 근접 MAE 차이는 0.09 mm에 불과하다. INT8 사후 양자화 오차는 변형률 0.020 %, 근접거리 0.032 mm로 센서 잡음 수준 이하였다.</w:t>
+        <w:t>임베딩 비용을 최소화하기 위해 동일한 2단계 구조를 유지한 채 13가지 크기의 신경망을 학습하여 파라미터 수와 정확도의 상충 관계를 조사하였다(그림 5, 부록 S2). 46 파라미터의 최소 모델도 근접 MAE 2.115 mm를 달성했고, 978 파라미터의 medium-deep 구조가 1.765 mm로 파레토 무릎에 해당했다. 파라미터를 10,946개까지 늘려도 1.773 mm로 개선이 없어, 이 문제의 본질적 난이도는 모델 용량이 아니라 데이터와 물리에 의해 결정됨을 확인하였다.</w:t>
       </w:r>
     </w:p>
     <w:p>
@@ -1572,7 +2496,7 @@
         <w:drawing>
           <wp:inline xmlns:a="http://schemas.openxmlformats.org/drawingml/2006/main" xmlns:pic="http://schemas.openxmlformats.org/drawingml/2006/picture">
             <wp:extent cx="3780000" cy="2795547"/>
-            <wp:docPr id="4" name="Picture 4"/>
+            <wp:docPr id="5" name="Picture 5"/>
             <wp:cNvGraphicFramePr>
               <a:graphicFrameLocks noChangeAspect="1"/>
             </wp:cNvGraphicFramePr>
@@ -1584,7 +2508,7 @@
                     <pic:cNvPicPr/>
                   </pic:nvPicPr>
                   <pic:blipFill>
-                    <a:blip r:embed="rId12"/>
+                    <a:blip r:embed="rId13"/>
                     <a:stretch>
                       <a:fillRect/>
                     </a:stretch>
@@ -1615,7 +2539,21 @@
           <w:i w:val="0"/>
           <w:sz w:val="17"/>
         </w:rPr>
-        <w:t>그림 4. 2단계 디커플러 아키텍처 탐색 결과. 가로축은 파라미터 수(로그), 세로축은 근접거리 MAE이다. 978 파라미터의 medium-deep이 파레토 무릎이며, 50,306 파라미터 모델과 정확도 차이는 0.09 mm이다.</w:t>
+        <w:t>그림 5. 2단계 디커플러 아키텍처 탐색 결과. 가로축은 파라미터 수(로그), 세로축은 근접거리 MAE이다. 978 파라미터의 medium-deep이 파레토 무릎이며, 50,306 파라미터 모델과 정확도 차이는 0.09 mm이다.</w:t>
+      </w:r>
+    </w:p>
+    <w:p>
+      <w:pPr>
+        <w:spacing w:before="0" w:after="120"/>
+        <w:jc w:val="both"/>
+      </w:pPr>
+      <w:r>
+        <w:rPr>
+          <w:rFonts w:ascii="맑은 고딕" w:hAnsi="맑은 고딕" w:eastAsia="맑은 고딕"/>
+          <w:b w:val="0"/>
+          <w:i w:val="0"/>
+        </w:rPr>
+        <w:t>초기 배포에는 50,306 파라미터 모델을 INT8 양자화하여 사용하였다. 사후 양자화로 플래시 요구량은 196 KB 에서 52 KB로 줄었고, 양자화에 의한 오차 증가는 변형률 0.061 %, 근접거리 0.070 mm로 센서 잡음 수준 이하였다. 그러나 52 KB 가중치가 명령어 캐시에 들어가지 않아 플래시 대기 사이클이 발생했고, 실측 추론 시간이 1,068 µs로 TDM 주기를 초과했다. medium-deep(978 파라미터)으로 교체하자 가중치가 3.9 KB로 줄어 캐시에 완전히 상주하게 되었고, 실측 추론 시간은 141 µs로 약 7.6배 단축되었다. 이 경험이 이후 MoE 모델을 1,413 파라미터 규모로 설계한 직접적 근거가 되었다.</w:t>
       </w:r>
     </w:p>
     <w:p>
@@ -1629,7 +2567,7 @@
           <w:i w:val="0"/>
           <w:sz w:val="23"/>
         </w:rPr>
-        <w:t>6.3 점탄성에서 유도한 이력 피처</w:t>
+        <w:t>6.3 점탄성에서 유도한 이력 피처 (SLS-EMA)</w:t>
       </w:r>
     </w:p>
     <w:p>
@@ -1643,7 +2581,37 @@
           <w:b w:val="0"/>
           <w:i w:val="0"/>
         </w:rPr>
-        <w:t>5.2절에서 확인한 것처럼, 접촉 구간의 신호는 현재 깊이만으로 결정되지 않고 '얼마나 오래 눌려 있었는지'에 의존한다. 따라서 순간값만 입력받는 모델은 원리적으로 이 정보를 복원할 수 없다. SLS 모델의 지수 완화 해에서 출발하면, 과거 샘플의 기여가 exp(−Δt/τ)로 감쇠하는 가중평균, 즉 인과적 지수이동평균이 자연스럽게 도출된다. 실시간 구현에서는 재귀식 y_n = y_{n−1} + α(x_n − y_{n−1})로 계산되며, 곱셈 1회와 상태 변수 1개만 필요하므로 MCU에서 비용이 사실상 0이다. τ = 1.01 s에 대응하는 반감기는 0.702 s이다.</w:t>
+        <w:t>5.2절에서 확인한 것처럼, 접촉 구간의 신호는 현재 깊이만으로 결정되지 않고 얼마나 오래 눌려 있었는지에 의존한다. 따라서 순간값만 입력받는 모델은 원리적으로 이 정보를 복원할 수 없다. SLS 모델의 지수 완화 해에서 출발하면, 과거 샘플의 기여가 exp(−Δt/τ)로 감쇠하는 가중평균, 즉 인과적 지수이동평균(EMA)이 자연스럽게 도출된다.</w:t>
+      </w:r>
+    </w:p>
+    <w:p>
+      <w:pPr>
+        <w:spacing w:before="80" w:after="120"/>
+        <w:jc w:val="center"/>
+      </w:pPr>
+      <w:r>
+        <w:rPr>
+          <w:rFonts w:ascii="맑은 고딕" w:hAnsi="맑은 고딕" w:eastAsia="맑은 고딕"/>
+          <w:b w:val="0"/>
+          <w:i w:val="0"/>
+          <w:sz w:val="20"/>
+        </w:rPr>
+        <w:t>EMA(t) = Σ x(t−Δt)·w(Δt) / Σ w(Δt),   w(Δt) = exp(−Δt/τ)</w:t>
+      </w:r>
+    </w:p>
+    <w:p>
+      <w:pPr>
+        <w:spacing w:before="80" w:after="120"/>
+        <w:jc w:val="center"/>
+      </w:pPr>
+      <w:r>
+        <w:rPr>
+          <w:rFonts w:ascii="맑은 고딕" w:hAnsi="맑은 고딕" w:eastAsia="맑은 고딕"/>
+          <w:b w:val="0"/>
+          <w:i w:val="0"/>
+          <w:sz w:val="20"/>
+        </w:rPr>
+        <w:t>EMAₙ = EMAₙ₋₁ + α(xₙ − EMAₙ₋₁),   α = 1 − exp(−Δt_sample/τ)</w:t>
       </w:r>
     </w:p>
     <w:p>
@@ -1657,7 +2625,7 @@
           <w:b w:val="0"/>
           <w:i w:val="0"/>
         </w:rPr>
-        <w:t>이 피처 하나를 추가하자 접촉력 예측의 RMSE가 0.521 N에서 0.240 N으로 절반 이하가 되었다. 참고로 정답으로 사용한 F/T 센서 자체의 잡음이 같은 조건에서 ±0.19 N이므로, 이 오차는 라벨의 측정 한계에 근접한 값이다.</w:t>
+        <w:t>실시간 구현에서는 위의 재귀식으로 계산되며, 곱셈 1회와 상태 변수 1개만 필요하므로 MCU에서 비용이 사실상 0이다. τ = 1.01 s에 대응하는 반감기는 0.702 s이다. 중요한 점은 EMA가 정답 라벨이 아니라 실시간으로 들어오는 ΔL·ΔR만으로 계산된다는 것이며, 그래서 학습에 사용한 피처를 배포된 보드에서 그대로 재현할 수 있다. 이 피처 하나를 추가하자 접촉력 예측 RMSE가 0.521 N에서 0.253 N으로 절반 이하가 되었다. 참고로 정답으로 사용한 F/T 센서 자체의 잡음이 같은 조건에서 ±0.19 N이므로, 이 오차는 라벨의 측정 한계에 근접한 값이다.</w:t>
       </w:r>
     </w:p>
     <w:p>
@@ -1671,7 +2639,7 @@
           <w:i w:val="0"/>
           <w:sz w:val="23"/>
         </w:rPr>
-        <w:t>6.4 게이트–전문가(MoE) 구조</w:t>
+        <w:t>6.4 게이트–전문가(Gate-MoE) 구조와 절제 실험</w:t>
       </w:r>
     </w:p>
     <w:p>
@@ -1685,7 +2653,7 @@
           <w:b w:val="0"/>
           <w:i w:val="0"/>
         </w:rPr>
-        <w:t>비접촉 구간과 접촉 구간은 출력 물리량 자체가 다르다. 전자는 (변형률, 근접거리)를, 후자는 (변형률, 접촉력)을 추정해야 하며, 입력–출력 관계의 형태도 다르다. 하나의 회귀 모델로 두 영역을 모두 담당하게 하면 각 영역의 정확도가 저하되므로, 접촉 여부를 먼저 분류한 뒤 영역별 전문가에게 위임하는 Mixture-of-Experts 구조를 채택하였다(그림 5). 여섯 가지 후보 구조를 동일한 사이클 단위 held-out 분할로 비교한 결과는 표 2와 같다.</w:t>
+        <w:t>비접촉 구간과 접촉 구간은 출력 물리량 자체가 다르다. 전자는 (변형률, 근접거리)를, 후자는 (변형률, 접촉력)을 추정해야 하며, 입력–출력 관계의 형태도 다르다. 하나의 회귀 모델로 두 영역을 모두 담당하게 하면 각 영역의 정확도가 저하되므로, 접촉 여부를 먼저 분류한 뒤 영역별 전문가에게 위임하는 Mixture-of-Experts 구조[25]를 채택하였다(그림 6). 게이트–전문가 구조와 SLS-EMA 이력 피처의 기여를 분리하기 위해 두 요소를 각각 켜고 끈 네 가지 모델을 동일한 사이클 단위 held-out 분할로 비교하였다(표 3).</w:t>
       </w:r>
     </w:p>
     <w:p>
@@ -1697,7 +2665,7 @@
         <w:drawing>
           <wp:inline xmlns:a="http://schemas.openxmlformats.org/drawingml/2006/main" xmlns:pic="http://schemas.openxmlformats.org/drawingml/2006/picture">
             <wp:extent cx="5760000" cy="2268789"/>
-            <wp:docPr id="5" name="Picture 5"/>
+            <wp:docPr id="6" name="Picture 6"/>
             <wp:cNvGraphicFramePr>
               <a:graphicFrameLocks noChangeAspect="1"/>
             </wp:cNvGraphicFramePr>
@@ -1709,7 +2677,7 @@
                     <pic:cNvPicPr/>
                   </pic:nvPicPr>
                   <pic:blipFill>
-                    <a:blip r:embed="rId13"/>
+                    <a:blip r:embed="rId14"/>
                     <a:stretch>
                       <a:fillRect/>
                     </a:stretch>
@@ -1740,7 +2708,7 @@
           <w:i w:val="0"/>
           <w:sz w:val="17"/>
         </w:rPr>
-        <w:t>그림 5. MoE 디커플러 구조. 게이트는 원시 (ΔL, ΔR)만 보고 접촉 여부를 판정하며, 그 결과에 따라 같은 사이클 안에서 EMA를 즉시 리셋한 뒤 해당 전문가를 실행한다. 총 1,413 파라미터.</w:t>
+        <w:t>그림 6. 배포한 MoE 디커플러 구조. 게이트는 원시 (ΔL, ΔR)만 보고 접촉 여부를 판정하며, 그 결과에 따라 같은 사이클 안에서 EMA를 즉시 리셋한 뒤 해당 전문가를 실행한다. 총 1,413 파라미터.</w:t>
       </w:r>
     </w:p>
     <w:p>
@@ -1754,7 +2722,7 @@
           <w:i w:val="0"/>
           <w:sz w:val="17"/>
         </w:rPr>
-        <w:t>표 2. MoE 후보 구조 비교(D4, 사이클 단위 held-out).</w:t>
+        <w:t>표 3. 절제 실험(D4, 사이클 단위 held-out). † 모델 B는 접촉·비접촉을 구분하지 않으므로 힘(N)이 아니라 통합 위치(mm)를 출력한다. F/T 센서 잡음은 ±0.19 N이다.</w:t>
       </w:r>
     </w:p>
     <w:tbl>
@@ -1775,7 +2743,7 @@
       <w:tr>
         <w:tc>
           <w:tcPr>
-            <w:tcW w:type="dxa" w:w="2494"/>
+            <w:tcW w:type="dxa" w:w="2381"/>
           </w:tcPr>
           <w:p>
             <w:pPr>
@@ -1789,13 +2757,13 @@
                 <w:i w:val="0"/>
                 <w:sz w:val="17"/>
               </w:rPr>
-              <w:t>후보</w:t>
+              <w:t>모델</w:t>
             </w:r>
           </w:p>
         </w:tc>
         <w:tc>
           <w:tcPr>
-            <w:tcW w:type="dxa" w:w="1361"/>
+            <w:tcW w:type="dxa" w:w="1247"/>
           </w:tcPr>
           <w:p>
             <w:pPr>
@@ -1815,7 +2783,7 @@
         </w:tc>
         <w:tc>
           <w:tcPr>
-            <w:tcW w:type="dxa" w:w="1587"/>
+            <w:tcW w:type="dxa" w:w="1701"/>
           </w:tcPr>
           <w:p>
             <w:pPr>
@@ -1829,13 +2797,13 @@
                 <w:i w:val="0"/>
                 <w:sz w:val="17"/>
               </w:rPr>
-              <w:t>근접거리 RMSE</w:t>
+              <w:t>변형률 R² / RMSE</w:t>
             </w:r>
           </w:p>
         </w:tc>
         <w:tc>
           <w:tcPr>
-            <w:tcW w:type="dxa" w:w="1361"/>
+            <w:tcW w:type="dxa" w:w="1701"/>
           </w:tcPr>
           <w:p>
             <w:pPr>
@@ -1849,13 +2817,13 @@
                 <w:i w:val="0"/>
                 <w:sz w:val="17"/>
               </w:rPr>
-              <w:t>접촉력 RMSE</w:t>
+              <w:t>근접거리 R² / RMSE</w:t>
             </w:r>
           </w:p>
         </w:tc>
         <w:tc>
           <w:tcPr>
-            <w:tcW w:type="dxa" w:w="1587"/>
+            <w:tcW w:type="dxa" w:w="1701"/>
           </w:tcPr>
           <w:p>
             <w:pPr>
@@ -1869,13 +2837,13 @@
                 <w:i w:val="0"/>
                 <w:sz w:val="17"/>
               </w:rPr>
-              <w:t>전체 변형률 RMSE</w:t>
+              <w:t>접촉력 R² / RMSE</w:t>
             </w:r>
           </w:p>
         </w:tc>
         <w:tc>
           <w:tcPr>
-            <w:tcW w:type="dxa" w:w="1020"/>
+            <w:tcW w:type="dxa" w:w="907"/>
           </w:tcPr>
           <w:p>
             <w:pPr>
@@ -1897,7 +2865,7 @@
       <w:tr>
         <w:tc>
           <w:tcPr>
-            <w:tcW w:type="dxa" w:w="2494"/>
+            <w:tcW w:type="dxa" w:w="2381"/>
           </w:tcPr>
           <w:p>
             <w:r/>
@@ -1908,13 +2876,251 @@
                 <w:i w:val="0"/>
                 <w:sz w:val="17"/>
               </w:rPr>
-              <w:t>C1 기준선(이력 없음)</w:t>
+              <w:t>A: Gate-MoE + SLS-EMA</w:t>
             </w:r>
           </w:p>
         </w:tc>
         <w:tc>
           <w:tcPr>
-            <w:tcW w:type="dxa" w:w="1361"/>
+            <w:tcW w:type="dxa" w:w="1247"/>
+          </w:tcPr>
+          <w:p>
+            <w:pPr>
+              <w:jc w:val="center"/>
+            </w:pPr>
+            <w:r/>
+            <w:r>
+              <w:rPr>
+                <w:rFonts w:ascii="맑은 고딕" w:hAnsi="맑은 고딕" w:eastAsia="맑은 고딕"/>
+                <w:b w:val="0"/>
+                <w:i w:val="0"/>
+                <w:sz w:val="17"/>
+              </w:rPr>
+              <w:t>1.000</w:t>
+            </w:r>
+          </w:p>
+        </w:tc>
+        <w:tc>
+          <w:tcPr>
+            <w:tcW w:type="dxa" w:w="1701"/>
+          </w:tcPr>
+          <w:p>
+            <w:pPr>
+              <w:jc w:val="center"/>
+            </w:pPr>
+            <w:r/>
+            <w:r>
+              <w:rPr>
+                <w:rFonts w:ascii="맑은 고딕" w:hAnsi="맑은 고딕" w:eastAsia="맑은 고딕"/>
+                <w:b w:val="0"/>
+                <w:i w:val="0"/>
+                <w:sz w:val="17"/>
+              </w:rPr>
+              <w:t>0.999 / 0.108 %p</w:t>
+            </w:r>
+          </w:p>
+        </w:tc>
+        <w:tc>
+          <w:tcPr>
+            <w:tcW w:type="dxa" w:w="1701"/>
+          </w:tcPr>
+          <w:p>
+            <w:pPr>
+              <w:jc w:val="center"/>
+            </w:pPr>
+            <w:r/>
+            <w:r>
+              <w:rPr>
+                <w:rFonts w:ascii="맑은 고딕" w:hAnsi="맑은 고딕" w:eastAsia="맑은 고딕"/>
+                <w:b w:val="0"/>
+                <w:i w:val="0"/>
+                <w:sz w:val="17"/>
+              </w:rPr>
+              <w:t>0.999 / 0.318 mm</w:t>
+            </w:r>
+          </w:p>
+        </w:tc>
+        <w:tc>
+          <w:tcPr>
+            <w:tcW w:type="dxa" w:w="1701"/>
+          </w:tcPr>
+          <w:p>
+            <w:pPr>
+              <w:jc w:val="center"/>
+            </w:pPr>
+            <w:r/>
+            <w:r>
+              <w:rPr>
+                <w:rFonts w:ascii="맑은 고딕" w:hAnsi="맑은 고딕" w:eastAsia="맑은 고딕"/>
+                <w:b w:val="0"/>
+                <w:i w:val="0"/>
+                <w:sz w:val="17"/>
+              </w:rPr>
+              <w:t>0.995 / 0.253 N</w:t>
+            </w:r>
+          </w:p>
+        </w:tc>
+        <w:tc>
+          <w:tcPr>
+            <w:tcW w:type="dxa" w:w="907"/>
+          </w:tcPr>
+          <w:p>
+            <w:pPr>
+              <w:jc w:val="center"/>
+            </w:pPr>
+            <w:r/>
+            <w:r>
+              <w:rPr>
+                <w:rFonts w:ascii="맑은 고딕" w:hAnsi="맑은 고딕" w:eastAsia="맑은 고딕"/>
+                <w:b w:val="0"/>
+                <w:i w:val="0"/>
+                <w:sz w:val="17"/>
+              </w:rPr>
+              <w:t>1,429</w:t>
+            </w:r>
+          </w:p>
+        </w:tc>
+      </w:tr>
+      <w:tr>
+        <w:tc>
+          <w:tcPr>
+            <w:tcW w:type="dxa" w:w="2381"/>
+          </w:tcPr>
+          <w:p>
+            <w:r/>
+            <w:r>
+              <w:rPr>
+                <w:rFonts w:ascii="맑은 고딕" w:hAnsi="맑은 고딕" w:eastAsia="맑은 고딕"/>
+                <w:b w:val="0"/>
+                <w:i w:val="0"/>
+                <w:sz w:val="17"/>
+              </w:rPr>
+              <w:t>B: SLS-EMA만 (통합 모델)</w:t>
+            </w:r>
+          </w:p>
+        </w:tc>
+        <w:tc>
+          <w:tcPr>
+            <w:tcW w:type="dxa" w:w="1247"/>
+          </w:tcPr>
+          <w:p>
+            <w:pPr>
+              <w:jc w:val="center"/>
+            </w:pPr>
+            <w:r/>
+            <w:r>
+              <w:rPr>
+                <w:rFonts w:ascii="맑은 고딕" w:hAnsi="맑은 고딕" w:eastAsia="맑은 고딕"/>
+                <w:b w:val="0"/>
+                <w:i w:val="0"/>
+                <w:sz w:val="17"/>
+              </w:rPr>
+              <w:t>—</w:t>
+            </w:r>
+          </w:p>
+        </w:tc>
+        <w:tc>
+          <w:tcPr>
+            <w:tcW w:type="dxa" w:w="1701"/>
+          </w:tcPr>
+          <w:p>
+            <w:pPr>
+              <w:jc w:val="center"/>
+            </w:pPr>
+            <w:r/>
+            <w:r>
+              <w:rPr>
+                <w:rFonts w:ascii="맑은 고딕" w:hAnsi="맑은 고딕" w:eastAsia="맑은 고딕"/>
+                <w:b w:val="0"/>
+                <w:i w:val="0"/>
+                <w:sz w:val="17"/>
+              </w:rPr>
+              <w:t>0.998 / 0.288 %p</w:t>
+            </w:r>
+          </w:p>
+        </w:tc>
+        <w:tc>
+          <w:tcPr>
+            <w:tcW w:type="dxa" w:w="1701"/>
+          </w:tcPr>
+          <w:p>
+            <w:pPr>
+              <w:jc w:val="center"/>
+            </w:pPr>
+            <w:r/>
+            <w:r>
+              <w:rPr>
+                <w:rFonts w:ascii="맑은 고딕" w:hAnsi="맑은 고딕" w:eastAsia="맑은 고딕"/>
+                <w:b w:val="0"/>
+                <w:i w:val="0"/>
+                <w:sz w:val="17"/>
+              </w:rPr>
+              <w:t>0.999 / 0.322 mm</w:t>
+            </w:r>
+          </w:p>
+        </w:tc>
+        <w:tc>
+          <w:tcPr>
+            <w:tcW w:type="dxa" w:w="1701"/>
+          </w:tcPr>
+          <w:p>
+            <w:pPr>
+              <w:jc w:val="center"/>
+            </w:pPr>
+            <w:r/>
+            <w:r>
+              <w:rPr>
+                <w:rFonts w:ascii="맑은 고딕" w:hAnsi="맑은 고딕" w:eastAsia="맑은 고딕"/>
+                <w:b w:val="0"/>
+                <w:i w:val="0"/>
+                <w:sz w:val="17"/>
+              </w:rPr>
+              <w:t>0.963 / 0.079 mm †</w:t>
+            </w:r>
+          </w:p>
+        </w:tc>
+        <w:tc>
+          <w:tcPr>
+            <w:tcW w:type="dxa" w:w="907"/>
+          </w:tcPr>
+          <w:p>
+            <w:pPr>
+              <w:jc w:val="center"/>
+            </w:pPr>
+            <w:r/>
+            <w:r>
+              <w:rPr>
+                <w:rFonts w:ascii="맑은 고딕" w:hAnsi="맑은 고딕" w:eastAsia="맑은 고딕"/>
+                <w:b w:val="0"/>
+                <w:i w:val="0"/>
+                <w:sz w:val="17"/>
+              </w:rPr>
+              <w:t>1,506</w:t>
+            </w:r>
+          </w:p>
+        </w:tc>
+      </w:tr>
+      <w:tr>
+        <w:tc>
+          <w:tcPr>
+            <w:tcW w:type="dxa" w:w="2381"/>
+          </w:tcPr>
+          <w:p>
+            <w:r/>
+            <w:r>
+              <w:rPr>
+                <w:rFonts w:ascii="맑은 고딕" w:hAnsi="맑은 고딕" w:eastAsia="맑은 고딕"/>
+                <w:b w:val="0"/>
+                <w:i w:val="0"/>
+                <w:sz w:val="17"/>
+              </w:rPr>
+              <w:t>C: Gate-MoE만 (이력 없음)</w:t>
+            </w:r>
+          </w:p>
+        </w:tc>
+        <w:tc>
+          <w:tcPr>
+            <w:tcW w:type="dxa" w:w="1247"/>
           </w:tcPr>
           <w:p>
             <w:pPr>
@@ -1934,7 +3140,7 @@
         </w:tc>
         <w:tc>
           <w:tcPr>
-            <w:tcW w:type="dxa" w:w="1587"/>
+            <w:tcW w:type="dxa" w:w="1701"/>
           </w:tcPr>
           <w:p>
             <w:pPr>
@@ -1948,13 +3154,13 @@
                 <w:i w:val="0"/>
                 <w:sz w:val="17"/>
               </w:rPr>
-              <w:t>0.410 mm</w:t>
+              <w:t>0.999 / 0.194 %p</w:t>
             </w:r>
           </w:p>
         </w:tc>
         <w:tc>
           <w:tcPr>
-            <w:tcW w:type="dxa" w:w="1361"/>
+            <w:tcW w:type="dxa" w:w="1701"/>
           </w:tcPr>
           <w:p>
             <w:pPr>
@@ -1968,13 +3174,13 @@
                 <w:i w:val="0"/>
                 <w:sz w:val="17"/>
               </w:rPr>
-              <w:t>0.521 N</w:t>
+              <w:t>0.998 / 0.410 mm</w:t>
             </w:r>
           </w:p>
         </w:tc>
         <w:tc>
           <w:tcPr>
-            <w:tcW w:type="dxa" w:w="1587"/>
+            <w:tcW w:type="dxa" w:w="1701"/>
           </w:tcPr>
           <w:p>
             <w:pPr>
@@ -1988,13 +3194,13 @@
                 <w:i w:val="0"/>
                 <w:sz w:val="17"/>
               </w:rPr>
-              <w:t>0.194 %p</w:t>
+              <w:t>0.981 / 0.521 N</w:t>
             </w:r>
           </w:p>
         </w:tc>
         <w:tc>
           <w:tcPr>
-            <w:tcW w:type="dxa" w:w="1020"/>
+            <w:tcW w:type="dxa" w:w="907"/>
           </w:tcPr>
           <w:p>
             <w:pPr>
@@ -2016,7 +3222,7 @@
       <w:tr>
         <w:tc>
           <w:tcPr>
-            <w:tcW w:type="dxa" w:w="2494"/>
+            <w:tcW w:type="dxa" w:w="2381"/>
           </w:tcPr>
           <w:p>
             <w:r/>
@@ -2027,13 +3233,13 @@
                 <w:i w:val="0"/>
                 <w:sz w:val="17"/>
               </w:rPr>
-              <w:t>C2 게이트 + EMA</w:t>
+              <w:t>D: Gate-MoE + GRU</w:t>
             </w:r>
           </w:p>
         </w:tc>
         <w:tc>
           <w:tcPr>
-            <w:tcW w:type="dxa" w:w="1361"/>
+            <w:tcW w:type="dxa" w:w="1247"/>
           </w:tcPr>
           <w:p>
             <w:pPr>
@@ -2053,7 +3259,7 @@
         </w:tc>
         <w:tc>
           <w:tcPr>
-            <w:tcW w:type="dxa" w:w="1587"/>
+            <w:tcW w:type="dxa" w:w="1701"/>
           </w:tcPr>
           <w:p>
             <w:pPr>
@@ -2067,13 +3273,13 @@
                 <w:i w:val="0"/>
                 <w:sz w:val="17"/>
               </w:rPr>
-              <w:t>0.318 mm</w:t>
+              <w:t>0.999 / 0.123 %p</w:t>
             </w:r>
           </w:p>
         </w:tc>
         <w:tc>
           <w:tcPr>
-            <w:tcW w:type="dxa" w:w="1361"/>
+            <w:tcW w:type="dxa" w:w="1701"/>
           </w:tcPr>
           <w:p>
             <w:pPr>
@@ -2087,13 +3293,13 @@
                 <w:i w:val="0"/>
                 <w:sz w:val="17"/>
               </w:rPr>
-              <w:t>0.253 N</w:t>
+              <w:t>0.999 / 0.318 mm</w:t>
             </w:r>
           </w:p>
         </w:tc>
         <w:tc>
           <w:tcPr>
-            <w:tcW w:type="dxa" w:w="1587"/>
+            <w:tcW w:type="dxa" w:w="1701"/>
           </w:tcPr>
           <w:p>
             <w:pPr>
@@ -2107,608 +3313,13 @@
                 <w:i w:val="0"/>
                 <w:sz w:val="17"/>
               </w:rPr>
-              <w:t>0.108 %p</w:t>
+              <w:t>0.995 / 0.263 N</w:t>
             </w:r>
           </w:p>
         </w:tc>
         <w:tc>
           <w:tcPr>
-            <w:tcW w:type="dxa" w:w="1020"/>
-          </w:tcPr>
-          <w:p>
-            <w:pPr>
-              <w:jc w:val="center"/>
-            </w:pPr>
-            <w:r/>
-            <w:r>
-              <w:rPr>
-                <w:rFonts w:ascii="맑은 고딕" w:hAnsi="맑은 고딕" w:eastAsia="맑은 고딕"/>
-                <w:b w:val="0"/>
-                <w:i w:val="0"/>
-                <w:sz w:val="17"/>
-              </w:rPr>
-              <w:t>1,429</w:t>
-            </w:r>
-          </w:p>
-        </w:tc>
-      </w:tr>
-      <w:tr>
-        <w:tc>
-          <w:tcPr>
-            <w:tcW w:type="dxa" w:w="2494"/>
-          </w:tcPr>
-          <w:p>
-            <w:r/>
-            <w:r>
-              <w:rPr>
-                <w:rFonts w:ascii="맑은 고딕" w:hAnsi="맑은 고딕" w:eastAsia="맑은 고딕"/>
-                <w:b w:val="0"/>
-                <w:i w:val="0"/>
-                <w:sz w:val="17"/>
-              </w:rPr>
-              <w:t>C3 통합 MLP</w:t>
-            </w:r>
-          </w:p>
-        </w:tc>
-        <w:tc>
-          <w:tcPr>
-            <w:tcW w:type="dxa" w:w="1361"/>
-          </w:tcPr>
-          <w:p>
-            <w:pPr>
-              <w:jc w:val="center"/>
-            </w:pPr>
-            <w:r/>
-            <w:r>
-              <w:rPr>
-                <w:rFonts w:ascii="맑은 고딕" w:hAnsi="맑은 고딕" w:eastAsia="맑은 고딕"/>
-                <w:b w:val="0"/>
-                <w:i w:val="0"/>
-                <w:sz w:val="17"/>
-              </w:rPr>
-              <w:t>—</w:t>
-            </w:r>
-          </w:p>
-        </w:tc>
-        <w:tc>
-          <w:tcPr>
-            <w:tcW w:type="dxa" w:w="1587"/>
-          </w:tcPr>
-          <w:p>
-            <w:pPr>
-              <w:jc w:val="center"/>
-            </w:pPr>
-            <w:r/>
-            <w:r>
-              <w:rPr>
-                <w:rFonts w:ascii="맑은 고딕" w:hAnsi="맑은 고딕" w:eastAsia="맑은 고딕"/>
-                <w:b w:val="0"/>
-                <w:i w:val="0"/>
-                <w:sz w:val="17"/>
-              </w:rPr>
-              <w:t>0.322 mm</w:t>
-            </w:r>
-          </w:p>
-        </w:tc>
-        <w:tc>
-          <w:tcPr>
-            <w:tcW w:type="dxa" w:w="1361"/>
-          </w:tcPr>
-          <w:p>
-            <w:pPr>
-              <w:jc w:val="center"/>
-            </w:pPr>
-            <w:r/>
-            <w:r>
-              <w:rPr>
-                <w:rFonts w:ascii="맑은 고딕" w:hAnsi="맑은 고딕" w:eastAsia="맑은 고딕"/>
-                <w:b w:val="0"/>
-                <w:i w:val="0"/>
-                <w:sz w:val="17"/>
-              </w:rPr>
-              <w:t>—</w:t>
-            </w:r>
-          </w:p>
-        </w:tc>
-        <w:tc>
-          <w:tcPr>
-            <w:tcW w:type="dxa" w:w="1587"/>
-          </w:tcPr>
-          <w:p>
-            <w:pPr>
-              <w:jc w:val="center"/>
-            </w:pPr>
-            <w:r/>
-            <w:r>
-              <w:rPr>
-                <w:rFonts w:ascii="맑은 고딕" w:hAnsi="맑은 고딕" w:eastAsia="맑은 고딕"/>
-                <w:b w:val="0"/>
-                <w:i w:val="0"/>
-                <w:sz w:val="17"/>
-              </w:rPr>
-              <w:t>0.288 %p</w:t>
-            </w:r>
-          </w:p>
-        </w:tc>
-        <w:tc>
-          <w:tcPr>
-            <w:tcW w:type="dxa" w:w="1020"/>
-          </w:tcPr>
-          <w:p>
-            <w:pPr>
-              <w:jc w:val="center"/>
-            </w:pPr>
-            <w:r/>
-            <w:r>
-              <w:rPr>
-                <w:rFonts w:ascii="맑은 고딕" w:hAnsi="맑은 고딕" w:eastAsia="맑은 고딕"/>
-                <w:b w:val="0"/>
-                <w:i w:val="0"/>
-                <w:sz w:val="17"/>
-              </w:rPr>
-              <w:t>1,506</w:t>
-            </w:r>
-          </w:p>
-        </w:tc>
-      </w:tr>
-      <w:tr>
-        <w:tc>
-          <w:tcPr>
-            <w:tcW w:type="dxa" w:w="2494"/>
-          </w:tcPr>
-          <w:p>
-            <w:r/>
-            <w:r>
-              <w:rPr>
-                <w:rFonts w:ascii="맑은 고딕" w:hAnsi="맑은 고딕" w:eastAsia="맑은 고딕"/>
-                <w:b w:val="0"/>
-                <w:i w:val="0"/>
-                <w:sz w:val="17"/>
-              </w:rPr>
-              <w:t>C4 물리 + 잔차</w:t>
-            </w:r>
-          </w:p>
-        </w:tc>
-        <w:tc>
-          <w:tcPr>
-            <w:tcW w:type="dxa" w:w="1361"/>
-          </w:tcPr>
-          <w:p>
-            <w:pPr>
-              <w:jc w:val="center"/>
-            </w:pPr>
-            <w:r/>
-            <w:r>
-              <w:rPr>
-                <w:rFonts w:ascii="맑은 고딕" w:hAnsi="맑은 고딕" w:eastAsia="맑은 고딕"/>
-                <w:b w:val="0"/>
-                <w:i w:val="0"/>
-                <w:sz w:val="17"/>
-              </w:rPr>
-              <w:t>—</w:t>
-            </w:r>
-          </w:p>
-        </w:tc>
-        <w:tc>
-          <w:tcPr>
-            <w:tcW w:type="dxa" w:w="1587"/>
-          </w:tcPr>
-          <w:p>
-            <w:pPr>
-              <w:jc w:val="center"/>
-            </w:pPr>
-            <w:r/>
-            <w:r>
-              <w:rPr>
-                <w:rFonts w:ascii="맑은 고딕" w:hAnsi="맑은 고딕" w:eastAsia="맑은 고딕"/>
-                <w:b w:val="0"/>
-                <w:i w:val="0"/>
-                <w:sz w:val="17"/>
-              </w:rPr>
-              <w:t>—</w:t>
-            </w:r>
-          </w:p>
-        </w:tc>
-        <w:tc>
-          <w:tcPr>
-            <w:tcW w:type="dxa" w:w="1361"/>
-          </w:tcPr>
-          <w:p>
-            <w:pPr>
-              <w:jc w:val="center"/>
-            </w:pPr>
-            <w:r/>
-            <w:r>
-              <w:rPr>
-                <w:rFonts w:ascii="맑은 고딕" w:hAnsi="맑은 고딕" w:eastAsia="맑은 고딕"/>
-                <w:b w:val="0"/>
-                <w:i w:val="0"/>
-                <w:sz w:val="17"/>
-              </w:rPr>
-              <w:t>0.314 N</w:t>
-            </w:r>
-          </w:p>
-        </w:tc>
-        <w:tc>
-          <w:tcPr>
-            <w:tcW w:type="dxa" w:w="1587"/>
-          </w:tcPr>
-          <w:p>
-            <w:pPr>
-              <w:jc w:val="center"/>
-            </w:pPr>
-            <w:r/>
-            <w:r>
-              <w:rPr>
-                <w:rFonts w:ascii="맑은 고딕" w:hAnsi="맑은 고딕" w:eastAsia="맑은 고딕"/>
-                <w:b w:val="0"/>
-                <w:i w:val="0"/>
-                <w:sz w:val="17"/>
-              </w:rPr>
-              <w:t>—</w:t>
-            </w:r>
-          </w:p>
-        </w:tc>
-        <w:tc>
-          <w:tcPr>
-            <w:tcW w:type="dxa" w:w="1020"/>
-          </w:tcPr>
-          <w:p>
-            <w:pPr>
-              <w:jc w:val="center"/>
-            </w:pPr>
-            <w:r/>
-            <w:r>
-              <w:rPr>
-                <w:rFonts w:ascii="맑은 고딕" w:hAnsi="맑은 고딕" w:eastAsia="맑은 고딕"/>
-                <w:b w:val="0"/>
-                <w:i w:val="0"/>
-                <w:sz w:val="17"/>
-              </w:rPr>
-              <w:t>704</w:t>
-            </w:r>
-          </w:p>
-        </w:tc>
-      </w:tr>
-      <w:tr>
-        <w:tc>
-          <w:tcPr>
-            <w:tcW w:type="dxa" w:w="2494"/>
-          </w:tcPr>
-          <w:p>
-            <w:r/>
-            <w:r>
-              <w:rPr>
-                <w:rFonts w:ascii="맑은 고딕" w:hAnsi="맑은 고딕" w:eastAsia="맑은 고딕"/>
-                <w:b w:val="0"/>
-                <w:i w:val="0"/>
-                <w:sz w:val="17"/>
-              </w:rPr>
-              <w:t>C5 다중 시간상수</w:t>
-            </w:r>
-          </w:p>
-        </w:tc>
-        <w:tc>
-          <w:tcPr>
-            <w:tcW w:type="dxa" w:w="1361"/>
-          </w:tcPr>
-          <w:p>
-            <w:pPr>
-              <w:jc w:val="center"/>
-            </w:pPr>
-            <w:r/>
-            <w:r>
-              <w:rPr>
-                <w:rFonts w:ascii="맑은 고딕" w:hAnsi="맑은 고딕" w:eastAsia="맑은 고딕"/>
-                <w:b w:val="0"/>
-                <w:i w:val="0"/>
-                <w:sz w:val="17"/>
-              </w:rPr>
-              <w:t>0.999</w:t>
-            </w:r>
-          </w:p>
-        </w:tc>
-        <w:tc>
-          <w:tcPr>
-            <w:tcW w:type="dxa" w:w="1587"/>
-          </w:tcPr>
-          <w:p>
-            <w:pPr>
-              <w:jc w:val="center"/>
-            </w:pPr>
-            <w:r/>
-            <w:r>
-              <w:rPr>
-                <w:rFonts w:ascii="맑은 고딕" w:hAnsi="맑은 고딕" w:eastAsia="맑은 고딕"/>
-                <w:b w:val="0"/>
-                <w:i w:val="0"/>
-                <w:sz w:val="17"/>
-              </w:rPr>
-              <w:t>0.259 mm</w:t>
-            </w:r>
-          </w:p>
-        </w:tc>
-        <w:tc>
-          <w:tcPr>
-            <w:tcW w:type="dxa" w:w="1361"/>
-          </w:tcPr>
-          <w:p>
-            <w:pPr>
-              <w:jc w:val="center"/>
-            </w:pPr>
-            <w:r/>
-            <w:r>
-              <w:rPr>
-                <w:rFonts w:ascii="맑은 고딕" w:hAnsi="맑은 고딕" w:eastAsia="맑은 고딕"/>
-                <w:b w:val="0"/>
-                <w:i w:val="0"/>
-                <w:sz w:val="17"/>
-              </w:rPr>
-              <w:t>0.240 N</w:t>
-            </w:r>
-          </w:p>
-        </w:tc>
-        <w:tc>
-          <w:tcPr>
-            <w:tcW w:type="dxa" w:w="1587"/>
-          </w:tcPr>
-          <w:p>
-            <w:pPr>
-              <w:jc w:val="center"/>
-            </w:pPr>
-            <w:r/>
-            <w:r>
-              <w:rPr>
-                <w:rFonts w:ascii="맑은 고딕" w:hAnsi="맑은 고딕" w:eastAsia="맑은 고딕"/>
-                <w:b w:val="0"/>
-                <w:i w:val="0"/>
-                <w:sz w:val="17"/>
-              </w:rPr>
-              <w:t>0.215 %p</w:t>
-            </w:r>
-          </w:p>
-        </w:tc>
-        <w:tc>
-          <w:tcPr>
-            <w:tcW w:type="dxa" w:w="1020"/>
-          </w:tcPr>
-          <w:p>
-            <w:pPr>
-              <w:jc w:val="center"/>
-            </w:pPr>
-            <w:r/>
-            <w:r>
-              <w:rPr>
-                <w:rFonts w:ascii="맑은 고딕" w:hAnsi="맑은 고딕" w:eastAsia="맑은 고딕"/>
-                <w:b w:val="0"/>
-                <w:i w:val="0"/>
-                <w:sz w:val="17"/>
-              </w:rPr>
-              <w:t>1,765</w:t>
-            </w:r>
-          </w:p>
-        </w:tc>
-      </w:tr>
-      <w:tr>
-        <w:tc>
-          <w:tcPr>
-            <w:tcW w:type="dxa" w:w="2494"/>
-          </w:tcPr>
-          <w:p>
-            <w:r/>
-            <w:r>
-              <w:rPr>
-                <w:rFonts w:ascii="맑은 고딕" w:hAnsi="맑은 고딕" w:eastAsia="맑은 고딕"/>
-                <w:b w:val="0"/>
-                <w:i w:val="0"/>
-                <w:sz w:val="17"/>
-              </w:rPr>
-              <w:t>C5b GRU(압력 전문가)</w:t>
-            </w:r>
-          </w:p>
-        </w:tc>
-        <w:tc>
-          <w:tcPr>
-            <w:tcW w:type="dxa" w:w="1361"/>
-          </w:tcPr>
-          <w:p>
-            <w:pPr>
-              <w:jc w:val="center"/>
-            </w:pPr>
-            <w:r/>
-            <w:r>
-              <w:rPr>
-                <w:rFonts w:ascii="맑은 고딕" w:hAnsi="맑은 고딕" w:eastAsia="맑은 고딕"/>
-                <w:b w:val="0"/>
-                <w:i w:val="0"/>
-                <w:sz w:val="17"/>
-              </w:rPr>
-              <w:t>—</w:t>
-            </w:r>
-          </w:p>
-        </w:tc>
-        <w:tc>
-          <w:tcPr>
-            <w:tcW w:type="dxa" w:w="1587"/>
-          </w:tcPr>
-          <w:p>
-            <w:pPr>
-              <w:jc w:val="center"/>
-            </w:pPr>
-            <w:r/>
-            <w:r>
-              <w:rPr>
-                <w:rFonts w:ascii="맑은 고딕" w:hAnsi="맑은 고딕" w:eastAsia="맑은 고딕"/>
-                <w:b w:val="0"/>
-                <w:i w:val="0"/>
-                <w:sz w:val="17"/>
-              </w:rPr>
-              <w:t>—</w:t>
-            </w:r>
-          </w:p>
-        </w:tc>
-        <w:tc>
-          <w:tcPr>
-            <w:tcW w:type="dxa" w:w="1361"/>
-          </w:tcPr>
-          <w:p>
-            <w:pPr>
-              <w:jc w:val="center"/>
-            </w:pPr>
-            <w:r/>
-            <w:r>
-              <w:rPr>
-                <w:rFonts w:ascii="맑은 고딕" w:hAnsi="맑은 고딕" w:eastAsia="맑은 고딕"/>
-                <w:b w:val="0"/>
-                <w:i w:val="0"/>
-                <w:sz w:val="17"/>
-              </w:rPr>
-              <w:t>0.263 N</w:t>
-            </w:r>
-          </w:p>
-        </w:tc>
-        <w:tc>
-          <w:tcPr>
-            <w:tcW w:type="dxa" w:w="1587"/>
-          </w:tcPr>
-          <w:p>
-            <w:pPr>
-              <w:jc w:val="center"/>
-            </w:pPr>
-            <w:r/>
-            <w:r>
-              <w:rPr>
-                <w:rFonts w:ascii="맑은 고딕" w:hAnsi="맑은 고딕" w:eastAsia="맑은 고딕"/>
-                <w:b w:val="0"/>
-                <w:i w:val="0"/>
-                <w:sz w:val="17"/>
-              </w:rPr>
-              <w:t>—</w:t>
-            </w:r>
-          </w:p>
-        </w:tc>
-        <w:tc>
-          <w:tcPr>
-            <w:tcW w:type="dxa" w:w="1020"/>
-          </w:tcPr>
-          <w:p>
-            <w:pPr>
-              <w:jc w:val="center"/>
-            </w:pPr>
-            <w:r/>
-            <w:r>
-              <w:rPr>
-                <w:rFonts w:ascii="맑은 고딕" w:hAnsi="맑은 고딕" w:eastAsia="맑은 고딕"/>
-                <w:b w:val="0"/>
-                <w:i w:val="0"/>
-                <w:sz w:val="17"/>
-              </w:rPr>
-              <w:t>306</w:t>
-            </w:r>
-          </w:p>
-        </w:tc>
-      </w:tr>
-      <w:tr>
-        <w:tc>
-          <w:tcPr>
-            <w:tcW w:type="dxa" w:w="2494"/>
-          </w:tcPr>
-          <w:p>
-            <w:r/>
-            <w:r>
-              <w:rPr>
-                <w:rFonts w:ascii="맑은 고딕" w:hAnsi="맑은 고딕" w:eastAsia="맑은 고딕"/>
-                <w:b w:val="0"/>
-                <w:i w:val="0"/>
-                <w:sz w:val="17"/>
-              </w:rPr>
-              <w:t>C6 하이브리드</w:t>
-            </w:r>
-          </w:p>
-        </w:tc>
-        <w:tc>
-          <w:tcPr>
-            <w:tcW w:type="dxa" w:w="1361"/>
-          </w:tcPr>
-          <w:p>
-            <w:pPr>
-              <w:jc w:val="center"/>
-            </w:pPr>
-            <w:r/>
-            <w:r>
-              <w:rPr>
-                <w:rFonts w:ascii="맑은 고딕" w:hAnsi="맑은 고딕" w:eastAsia="맑은 고딕"/>
-                <w:b w:val="0"/>
-                <w:i w:val="0"/>
-                <w:sz w:val="17"/>
-              </w:rPr>
-              <w:t>1.000</w:t>
-            </w:r>
-          </w:p>
-        </w:tc>
-        <w:tc>
-          <w:tcPr>
-            <w:tcW w:type="dxa" w:w="1587"/>
-          </w:tcPr>
-          <w:p>
-            <w:pPr>
-              <w:jc w:val="center"/>
-            </w:pPr>
-            <w:r/>
-            <w:r>
-              <w:rPr>
-                <w:rFonts w:ascii="맑은 고딕" w:hAnsi="맑은 고딕" w:eastAsia="맑은 고딕"/>
-                <w:b w:val="0"/>
-                <w:i w:val="0"/>
-                <w:sz w:val="17"/>
-              </w:rPr>
-              <w:t>0.318 mm</w:t>
-            </w:r>
-          </w:p>
-        </w:tc>
-        <w:tc>
-          <w:tcPr>
-            <w:tcW w:type="dxa" w:w="1361"/>
-          </w:tcPr>
-          <w:p>
-            <w:pPr>
-              <w:jc w:val="center"/>
-            </w:pPr>
-            <w:r/>
-            <w:r>
-              <w:rPr>
-                <w:rFonts w:ascii="맑은 고딕" w:hAnsi="맑은 고딕" w:eastAsia="맑은 고딕"/>
-                <w:b w:val="0"/>
-                <w:i w:val="0"/>
-                <w:sz w:val="17"/>
-              </w:rPr>
-              <w:t>0.263 N</w:t>
-            </w:r>
-          </w:p>
-        </w:tc>
-        <w:tc>
-          <w:tcPr>
-            <w:tcW w:type="dxa" w:w="1587"/>
-          </w:tcPr>
-          <w:p>
-            <w:pPr>
-              <w:jc w:val="center"/>
-            </w:pPr>
-            <w:r/>
-            <w:r>
-              <w:rPr>
-                <w:rFonts w:ascii="맑은 고딕" w:hAnsi="맑은 고딕" w:eastAsia="맑은 고딕"/>
-                <w:b w:val="0"/>
-                <w:i w:val="0"/>
-                <w:sz w:val="17"/>
-              </w:rPr>
-              <w:t>0.123 %p</w:t>
-            </w:r>
-          </w:p>
-        </w:tc>
-        <w:tc>
-          <w:tcPr>
-            <w:tcW w:type="dxa" w:w="1020"/>
+            <w:tcW w:type="dxa" w:w="907"/>
           </w:tcPr>
           <w:p>
             <w:pPr>
@@ -2752,7 +3363,7 @@
           <w:b w:val="0"/>
           <w:i w:val="0"/>
         </w:rPr>
-        <w:t>네 가지를 관찰할 수 있다. 첫째, 접촉 판정 자체는 어려운 문제가 아니다. 이력 피처 없이도 정확도 98.2 %가 나오며, 접촉 순간 ΔL과 ΔR이 뚜렷하게 꺾이기 때문이다. 둘째, 이력 피처의 이득은 변형률보다 접촉력 예측에 집중된다. 셋째, 순수 물리식 역산(C4)은 데이터 품질이 좋을 때조차 학습 기반 모델에 크게 못 미쳤다. 넷째, GRU(C5b)는 정확도에서 EMA 기반 모델과 사실상 동률이지만 파라미터는 306개로 가장 작았다. 즉 사람이 τ를 골라 EMA로 넣어준 정보를 순환 신경망이 더 작은 표현으로 스스로 압축해낸 것이다. 그럼에도 본 연구는 배포 모델로 C2를 선택했는데, X-CUBE-AI에서 Dense 레이어의 지원 성숙도가 높고 호출 간 은닉 상태 관리가 필요 없어 양자화 시 오차 누적 위험이 없기 때문이다.</w:t>
+        <w:t>네 가지를 관찰할 수 있다. 첫째, 접촉 판정 자체는 어려운 문제가 아니다. 이력 피처 없이도 정확도 98.2 %가 나오며, 접촉 순간 ΔL과 ΔR이 뚜렷하게 꺾이기 때문이다. 둘째, 이력 피처(SLS-EMA)의 이득은 변형률보다 접촉력 예측에 집중된다. 모델 C와 A를 비교하면 힘 RMSE가 0.521 N에서 0.253 N으로 절반 이하가 되는 반면 변형률 RMSE 개선은 0.194에서 0.108 %p에 그친다. 셋째, 게이트–전문가 구조의 기여는 모델 B와 A의 비교에서 드러난다. 통합 모델은 근접거리는 잘 맞추지만 변형률 RMSE가 0.288 %p로 2.7배 나쁘다. 접촉 구간과 비접촉 구간의 인장 응답이 서로 다르기 때문이다. 넷째, GRU(모델 D)는 정확도에서 EMA 기반 모델과 사실상 동률이지만 압력 전문가 파라미터가 306개로 가장 작았다. 즉 사람이 τ를 골라 EMA로 넣어준 정보를 순환 신경망이 더 작은 표현으로 스스로 압축해낸 것이다. 그럼에도 본 연구는 배포 모델로 A를 선택했는데, X-CUBE-AI에서 Dense 레이어의 지원 성숙도가 높고 호출 간 은닉 상태 관리가 필요 없어 양자화 시 오차 누적 위험이 없기 때문이다.</w:t>
       </w:r>
     </w:p>
     <w:p>
@@ -2794,7 +3405,7 @@
           <w:b w:val="0"/>
           <w:i w:val="0"/>
         </w:rPr>
-        <w:t>학습된 scikit-learn 모델은 skl2onnx로 ONNX로 변환한 뒤 ST의 stedgeai 도구로 STM32용 C 코드로 생성하였다. sklearn과 ONNX 사이의 수치 검증 오차는 게이트 1e−6, 전문가 1e−5 미만이었다. StandardScaler는 ONNX 그래프에 포함하지 않고 평균·표준편차 상수만 헤더로 추출하여 펌웨어에서 직접 정규화하도록 했으며, 게이트·전문가 A·전문가 B가 각각 독립적으로 적합된 스케일러를 사용하므로 헤더에는 세 벌의 상수가 들어간다. 펌웨어에서는 매 TDM 주기마다 moe_inference_run(ΔL, ΔR)이 한 번 호출되고, 게이트 → EMA 갱신 → 전문가 순으로 실행된 뒤 결과가 UART로 스트리밍된다. 추론 시간은 DWT 사이클 카운터로 직접 측정한다.</w:t>
+        <w:t>학습된 scikit-learn[30] 모델은 skl2onnx로 ONNX로 변환한 뒤 ST의 stedgeai 도구[29]로 STM32용 C 코드로 생성하였다. sklearn과 ONNX 사이의 수치 검증 오차는 게이트 1e−6, 전문가 1e−5 미만이었다. StandardScaler는 ONNX 그래프에 포함하지 않고 평균·표준편차 상수만 헤더로 추출하여 펌웨어에서 직접 정규화하도록 했으며, 게이트·전문가 A·전문가 B가 각각 독립적으로 적합된 스케일러를 사용하므로 헤더에는 세 벌의 상수가 들어간다. 펌웨어에서는 매 TDM 주기마다 moe_inference_run(ΔL, ΔR)이 한 번 호출되고, 게이트 → EMA 갱신 → 전문가 순으로 실행된 뒤 결과가 UART로 스트리밍된다. 추론 시간은 DWT 사이클 카운터로 직접 측정한다.</w:t>
       </w:r>
     </w:p>
     <w:p>
@@ -2822,7 +3433,7 @@
           <w:b w:val="0"/>
           <w:i w:val="0"/>
         </w:rPr>
-        <w:t>표 3은 임베디드 구현의 자원 사용량을 정리한 것이다. 초기에 배포했던 50 K 파라미터 INT8 모델은 가중치 52 KB가 명령어 캐시에 들어가지 않아 플래시 대기 사이클이 발생했고, 실측 추론 시간이 1,068 µs로 TDM 주기를 초과했다(3.56 cycles/MAC). 반면 MoE 모델은 전체 가중치가 5.7 KB에 불과해 캐시에 상주하며, 실측 지연이 중앙값 260.4 µs, 95 백분위수 262.5 µs로 1 ms 주기 안에서 여유 있게 완결된다. 지연의 산포가 2 µs 수준에 불과하다는 점은 이 구조가 결정론적 제어 루프에 사용될 수 있음을 뜻한다. 참고로 동일 추론을 PC에서 수행할 경우 USB 왕복 지연만 20–40 ms가 발생하며 지터도 ±5–15 ms에 이른다.</w:t>
+        <w:t>표 4은 임베디드 구현의 자원 사용량을 정리한 것이다. MoE 모델은 전체 가중치가 5.7 KB에 불과해 캐시에 상주하며, 실측 지연이 중앙값 260.4 µs, 95 백분위수 262.5 µs로 1 ms 주기 안에서 여유 있게 완결된다. 지연의 산포가 2 µs 수준에 불과하다는 점은 이 구조가 결정론적 제어 루프에 사용될 수 있음을 뜻한다. 참고로 동일 추론을 PC에서 수행할 경우 USB 왕복 지연만 20–40 ms가 발생하며 지터도 ±5–15 ms에 이른다. 즉 이 시스템에서 엣지 추론은 성능 최적화가 아니라 실시간 동작을 위한 요건이다.</w:t>
       </w:r>
     </w:p>
     <w:p>
@@ -2836,7 +3447,7 @@
           <w:i w:val="0"/>
           <w:sz w:val="17"/>
         </w:rPr>
-        <w:t>표 3. STM32G473CBT6(170 MHz, 플래시 128 KB, SRAM 32 KB) 임베딩 자원 비교.</w:t>
+        <w:t>표 4. STM32G473CBT6(170 MHz, 플래시 128 KB, SRAM 32 KB) 임베딩 자원 비교.</w:t>
       </w:r>
     </w:p>
     <w:tbl>
@@ -2847,14 +3458,15 @@
         <w:tblLook w:firstColumn="1" w:firstRow="1" w:lastColumn="0" w:lastRow="0" w:noHBand="0" w:noVBand="1" w:val="04A0"/>
       </w:tblPr>
       <w:tblGrid>
-        <w:gridCol w:w="3099"/>
-        <w:gridCol w:w="3099"/>
-        <w:gridCol w:w="3099"/>
+        <w:gridCol w:w="2324"/>
+        <w:gridCol w:w="2324"/>
+        <w:gridCol w:w="2324"/>
+        <w:gridCol w:w="2324"/>
       </w:tblGrid>
       <w:tr>
         <w:tc>
           <w:tcPr>
-            <w:tcW w:type="dxa" w:w="2608"/>
+            <w:tcW w:type="dxa" w:w="2268"/>
           </w:tcPr>
           <w:p>
             <w:pPr>
@@ -2874,7 +3486,7 @@
         </w:tc>
         <w:tc>
           <w:tcPr>
-            <w:tcW w:type="dxa" w:w="3175"/>
+            <w:tcW w:type="dxa" w:w="2381"/>
           </w:tcPr>
           <w:p>
             <w:pPr>
@@ -2888,13 +3500,33 @@
                 <w:i w:val="0"/>
                 <w:sz w:val="17"/>
               </w:rPr>
-              <w:t>sklearn 2단 INT8 (초기 배포)</w:t>
+              <w:t>2단 INT8 (초기 배포)</w:t>
             </w:r>
           </w:p>
         </w:tc>
         <w:tc>
           <w:tcPr>
-            <w:tcW w:type="dxa" w:w="3175"/>
+            <w:tcW w:type="dxa" w:w="1928"/>
+          </w:tcPr>
+          <w:p>
+            <w:pPr>
+              <w:jc w:val="center"/>
+            </w:pPr>
+            <w:r/>
+            <w:r>
+              <w:rPr>
+                <w:rFonts w:ascii="맑은 고딕" w:hAnsi="맑은 고딕" w:eastAsia="맑은 고딕"/>
+                <w:b/>
+                <w:i w:val="0"/>
+                <w:sz w:val="17"/>
+              </w:rPr>
+              <w:t>medium-deep float32</w:t>
+            </w:r>
+          </w:p>
+        </w:tc>
+        <w:tc>
+          <w:tcPr>
+            <w:tcW w:type="dxa" w:w="2381"/>
           </w:tcPr>
           <w:p>
             <w:pPr>
@@ -2916,7 +3548,7 @@
       <w:tr>
         <w:tc>
           <w:tcPr>
-            <w:tcW w:type="dxa" w:w="2608"/>
+            <w:tcW w:type="dxa" w:w="2268"/>
           </w:tcPr>
           <w:p>
             <w:r/>
@@ -2933,7 +3565,7 @@
         </w:tc>
         <w:tc>
           <w:tcPr>
-            <w:tcW w:type="dxa" w:w="3175"/>
+            <w:tcW w:type="dxa" w:w="2381"/>
           </w:tcPr>
           <w:p>
             <w:pPr>
@@ -2953,7 +3585,27 @@
         </w:tc>
         <w:tc>
           <w:tcPr>
-            <w:tcW w:type="dxa" w:w="3175"/>
+            <w:tcW w:type="dxa" w:w="1928"/>
+          </w:tcPr>
+          <w:p>
+            <w:pPr>
+              <w:jc w:val="center"/>
+            </w:pPr>
+            <w:r/>
+            <w:r>
+              <w:rPr>
+                <w:rFonts w:ascii="맑은 고딕" w:hAnsi="맑은 고딕" w:eastAsia="맑은 고딕"/>
+                <w:b w:val="0"/>
+                <w:i w:val="0"/>
+                <w:sz w:val="17"/>
+              </w:rPr>
+              <w:t>978</w:t>
+            </w:r>
+          </w:p>
+        </w:tc>
+        <w:tc>
+          <w:tcPr>
+            <w:tcW w:type="dxa" w:w="2381"/>
           </w:tcPr>
           <w:p>
             <w:pPr>
@@ -2975,7 +3627,7 @@
       <w:tr>
         <w:tc>
           <w:tcPr>
-            <w:tcW w:type="dxa" w:w="2608"/>
+            <w:tcW w:type="dxa" w:w="2268"/>
           </w:tcPr>
           <w:p>
             <w:r/>
@@ -2992,7 +3644,7 @@
         </w:tc>
         <w:tc>
           <w:tcPr>
-            <w:tcW w:type="dxa" w:w="3175"/>
+            <w:tcW w:type="dxa" w:w="2381"/>
           </w:tcPr>
           <w:p>
             <w:pPr>
@@ -3012,7 +3664,7 @@
         </w:tc>
         <w:tc>
           <w:tcPr>
-            <w:tcW w:type="dxa" w:w="3175"/>
+            <w:tcW w:type="dxa" w:w="1928"/>
           </w:tcPr>
           <w:p>
             <w:pPr>
@@ -3026,7 +3678,27 @@
                 <w:i w:val="0"/>
                 <w:sz w:val="17"/>
               </w:rPr>
-              <w:t>2,510 (게이트 202 + 전문가 1,154 × 2)</w:t>
+              <w:t>1,062</w:t>
+            </w:r>
+          </w:p>
+        </w:tc>
+        <w:tc>
+          <w:tcPr>
+            <w:tcW w:type="dxa" w:w="2381"/>
+          </w:tcPr>
+          <w:p>
+            <w:pPr>
+              <w:jc w:val="center"/>
+            </w:pPr>
+            <w:r/>
+            <w:r>
+              <w:rPr>
+                <w:rFonts w:ascii="맑은 고딕" w:hAnsi="맑은 고딕" w:eastAsia="맑은 고딕"/>
+                <w:b w:val="0"/>
+                <w:i w:val="0"/>
+                <w:sz w:val="17"/>
+              </w:rPr>
+              <w:t>2,510 (게이트 202 + 전문가 1,154)</w:t>
             </w:r>
           </w:p>
         </w:tc>
@@ -3034,7 +3706,7 @@
       <w:tr>
         <w:tc>
           <w:tcPr>
-            <w:tcW w:type="dxa" w:w="2608"/>
+            <w:tcW w:type="dxa" w:w="2268"/>
           </w:tcPr>
           <w:p>
             <w:r/>
@@ -3051,7 +3723,7 @@
         </w:tc>
         <w:tc>
           <w:tcPr>
-            <w:tcW w:type="dxa" w:w="3175"/>
+            <w:tcW w:type="dxa" w:w="2381"/>
           </w:tcPr>
           <w:p>
             <w:pPr>
@@ -3071,7 +3743,7 @@
         </w:tc>
         <w:tc>
           <w:tcPr>
-            <w:tcW w:type="dxa" w:w="3175"/>
+            <w:tcW w:type="dxa" w:w="1928"/>
           </w:tcPr>
           <w:p>
             <w:pPr>
@@ -3085,7 +3757,27 @@
                 <w:i w:val="0"/>
                 <w:sz w:val="17"/>
               </w:rPr>
-              <w:t>5.66 KB (272 B + 2,696 B × 2)</w:t>
+              <w:t>3,912 B</w:t>
+            </w:r>
+          </w:p>
+        </w:tc>
+        <w:tc>
+          <w:tcPr>
+            <w:tcW w:type="dxa" w:w="2381"/>
+          </w:tcPr>
+          <w:p>
+            <w:pPr>
+              <w:jc w:val="center"/>
+            </w:pPr>
+            <w:r/>
+            <w:r>
+              <w:rPr>
+                <w:rFonts w:ascii="맑은 고딕" w:hAnsi="맑은 고딕" w:eastAsia="맑은 고딕"/>
+                <w:b w:val="0"/>
+                <w:i w:val="0"/>
+                <w:sz w:val="17"/>
+              </w:rPr>
+              <w:t>5.66 KB</w:t>
             </w:r>
           </w:p>
         </w:tc>
@@ -3093,7 +3785,7 @@
       <w:tr>
         <w:tc>
           <w:tcPr>
-            <w:tcW w:type="dxa" w:w="2608"/>
+            <w:tcW w:type="dxa" w:w="2268"/>
           </w:tcPr>
           <w:p>
             <w:r/>
@@ -3110,7 +3802,7 @@
         </w:tc>
         <w:tc>
           <w:tcPr>
-            <w:tcW w:type="dxa" w:w="3175"/>
+            <w:tcW w:type="dxa" w:w="2381"/>
           </w:tcPr>
           <w:p>
             <w:pPr>
@@ -3130,7 +3822,27 @@
         </w:tc>
         <w:tc>
           <w:tcPr>
-            <w:tcW w:type="dxa" w:w="3175"/>
+            <w:tcW w:type="dxa" w:w="1928"/>
+          </w:tcPr>
+          <w:p>
+            <w:pPr>
+              <w:jc w:val="center"/>
+            </w:pPr>
+            <w:r/>
+            <w:r>
+              <w:rPr>
+                <w:rFonts w:ascii="맑은 고딕" w:hAnsi="맑은 고딕" w:eastAsia="맑은 고딕"/>
+                <w:b w:val="0"/>
+                <w:i w:val="0"/>
+                <w:sz w:val="17"/>
+              </w:rPr>
+              <w:t>288 B</w:t>
+            </w:r>
+          </w:p>
+        </w:tc>
+        <w:tc>
+          <w:tcPr>
+            <w:tcW w:type="dxa" w:w="2381"/>
           </w:tcPr>
           <w:p>
             <w:pPr>
@@ -3152,7 +3864,7 @@
       <w:tr>
         <w:tc>
           <w:tcPr>
-            <w:tcW w:type="dxa" w:w="2608"/>
+            <w:tcW w:type="dxa" w:w="2268"/>
           </w:tcPr>
           <w:p>
             <w:r/>
@@ -3169,7 +3881,7 @@
         </w:tc>
         <w:tc>
           <w:tcPr>
-            <w:tcW w:type="dxa" w:w="3175"/>
+            <w:tcW w:type="dxa" w:w="2381"/>
           </w:tcPr>
           <w:p>
             <w:pPr>
@@ -3189,7 +3901,27 @@
         </w:tc>
         <w:tc>
           <w:tcPr>
-            <w:tcW w:type="dxa" w:w="3175"/>
+            <w:tcW w:type="dxa" w:w="1928"/>
+          </w:tcPr>
+          <w:p>
+            <w:pPr>
+              <w:jc w:val="center"/>
+            </w:pPr>
+            <w:r/>
+            <w:r>
+              <w:rPr>
+                <w:rFonts w:ascii="맑은 고딕" w:hAnsi="맑은 고딕" w:eastAsia="맑은 고딕"/>
+                <w:b w:val="0"/>
+                <w:i w:val="0"/>
+                <w:sz w:val="17"/>
+              </w:rPr>
+              <w:t>~68 KB (추정)</w:t>
+            </w:r>
+          </w:p>
+        </w:tc>
+        <w:tc>
+          <w:tcPr>
+            <w:tcW w:type="dxa" w:w="2381"/>
           </w:tcPr>
           <w:p>
             <w:pPr>
@@ -3211,7 +3943,7 @@
       <w:tr>
         <w:tc>
           <w:tcPr>
-            <w:tcW w:type="dxa" w:w="2608"/>
+            <w:tcW w:type="dxa" w:w="2268"/>
           </w:tcPr>
           <w:p>
             <w:r/>
@@ -3228,7 +3960,7 @@
         </w:tc>
         <w:tc>
           <w:tcPr>
-            <w:tcW w:type="dxa" w:w="3175"/>
+            <w:tcW w:type="dxa" w:w="2381"/>
           </w:tcPr>
           <w:p>
             <w:pPr>
@@ -3248,7 +3980,7 @@
         </w:tc>
         <w:tc>
           <w:tcPr>
-            <w:tcW w:type="dxa" w:w="3175"/>
+            <w:tcW w:type="dxa" w:w="1928"/>
           </w:tcPr>
           <w:p>
             <w:pPr>
@@ -3262,7 +3994,27 @@
                 <w:i w:val="0"/>
                 <w:sz w:val="17"/>
               </w:rPr>
-              <w:t>260 µs (중앙값), 263 µs (p95)</w:t>
+              <w:t>141 µs</w:t>
+            </w:r>
+          </w:p>
+        </w:tc>
+        <w:tc>
+          <w:tcPr>
+            <w:tcW w:type="dxa" w:w="2381"/>
+          </w:tcPr>
+          <w:p>
+            <w:pPr>
+              <w:jc w:val="center"/>
+            </w:pPr>
+            <w:r/>
+            <w:r>
+              <w:rPr>
+                <w:rFonts w:ascii="맑은 고딕" w:hAnsi="맑은 고딕" w:eastAsia="맑은 고딕"/>
+                <w:b w:val="0"/>
+                <w:i w:val="0"/>
+                <w:sz w:val="17"/>
+              </w:rPr>
+              <w:t>260 µs (중앙값) / 263 µs (p95)</w:t>
             </w:r>
           </w:p>
         </w:tc>
@@ -3270,7 +4022,7 @@
       <w:tr>
         <w:tc>
           <w:tcPr>
-            <w:tcW w:type="dxa" w:w="2608"/>
+            <w:tcW w:type="dxa" w:w="2268"/>
           </w:tcPr>
           <w:p>
             <w:r/>
@@ -3287,7 +4039,7 @@
         </w:tc>
         <w:tc>
           <w:tcPr>
-            <w:tcW w:type="dxa" w:w="3175"/>
+            <w:tcW w:type="dxa" w:w="2381"/>
           </w:tcPr>
           <w:p>
             <w:pPr>
@@ -3307,7 +4059,27 @@
         </w:tc>
         <w:tc>
           <w:tcPr>
-            <w:tcW w:type="dxa" w:w="3175"/>
+            <w:tcW w:type="dxa" w:w="1928"/>
+          </w:tcPr>
+          <w:p>
+            <w:pPr>
+              <w:jc w:val="center"/>
+            </w:pPr>
+            <w:r/>
+            <w:r>
+              <w:rPr>
+                <w:rFonts w:ascii="맑은 고딕" w:hAnsi="맑은 고딕" w:eastAsia="맑은 고딕"/>
+                <w:b w:val="0"/>
+                <w:i w:val="0"/>
+                <w:sz w:val="17"/>
+              </w:rPr>
+              <w:t>예</w:t>
+            </w:r>
+          </w:p>
+        </w:tc>
+        <w:tc>
+          <w:tcPr>
+            <w:tcW w:type="dxa" w:w="2381"/>
           </w:tcPr>
           <w:p>
             <w:pPr>
@@ -3365,7 +4137,7 @@
           <w:b w:val="0"/>
           <w:i w:val="0"/>
         </w:rPr>
-        <w:t>최초 배포한 게이트는 EMA를 포함한 4입력 구조로, 오프라인 held-out 정확도가 100.0 %였다. 그러나 보드를 실제로 눌렀다 떼자 게이트가 접촉 해제 후에도 한동안 '접촉' 판정을 유지하는 현상이 나타났다. 원인은 학습 조건과 배포 조건의 불일치였다. 학습 시 EMA는 실제 접촉 라벨(z_mm 기준)이 바뀌는 정확한 순간에 리셋되도록 만들어졌지만, 배포된 보드에는 그 정답이 없으므로 '게이트 자신의 판단이 바뀌면 리셋'이라는 근사로 대체할 수밖에 없었다. 그 결과 다음과 같은 자기강화 루프가 형성되었다. 접촉을 해제하면 원시 ΔL·ΔR은 즉시 변하지만 EMA는 τ ≈ 1 s 동안 눌린 값에 머물고, 게이트가 그 오래된 EMA를 함께 보고 계속 '접촉'으로 판단하며, 판단이 바뀌지 않으니 리셋 조건도 걸리지 않는다.</w:t>
+        <w:t>최초 배포한 게이트는 EMA를 포함한 4입력 구조로, 오프라인 held-out 정확도가 100.0 %였다(표 3 모델 A). 그러나 보드를 실제로 눌렀다 떼자 게이트가 접촉 해제 후에도 한동안 접촉 판정을 유지하는 현상이 나타났다. 원인은 학습 조건과 배포 조건의 불일치였다. 학습 시 EMA는 실제 접촉 라벨(z 기준)이 바뀌는 정확한 순간에 리셋되도록 만들어졌지만, 배포된 보드에는 그 정답이 없으므로 게이트 자신의 판단이 바뀌면 리셋한다는 근사로 대체할 수밖에 없었다. 그 결과 다음과 같은 자기강화 루프가 형성되었다. 접촉을 해제하면 원시 ΔL·ΔR은 즉시 변하지만 EMA는 τ ≈ 1 s 동안 눌린 값에 머물고, 게이트가 그 오래된 EMA를 함께 보고 계속 접촉으로 판단하며, 판단이 바뀌지 않으니 리셋 조건도 걸리지 않는다. 실제로 학습 데이터의 평균 압력 유지 시간이 약 0.6초로 EMA 시간상수보다 짧았다는 점도 이 불일치를 키웠다.</w:t>
       </w:r>
     </w:p>
     <w:p>
@@ -3379,7 +4151,7 @@
           <w:b w:val="0"/>
           <w:i w:val="0"/>
         </w:rPr>
-        <w:t>해결책은 게이트를 EMA 없는 2입력 구조로 되돌리는 것이었다. 접촉 여부는 본래 즉각적인 물리적 전환이므로 평활할 이유가 없고, 이렇게 하면 루프 자체가 성립하지 않는다. 아울러 펌웨어 실행 순서를 '게이트 먼저 → 그 결과로 이번 사이클에 즉시 EMA 리셋 여부 결정 → 전문가 실행'으로 바꾸어 기존의 한 사이클 지연도 제거하였다. 회귀 정확도에 실제로 도움이 되는 전문가 A·B는 4입력을 유지하였다. 이 교체로 오프라인 게이트 정확도는 100.0 %에서 98.2 %로 낮아졌지만, 실기 동작은 정상화되었다. 오프라인 지표가 배포 조건에서 재현 불가능한 가정에 의존하고 있었다는 점에서, 이 사례는 임베디드 검증이 오프라인 평가를 대체할 수 없음을 보여준다.</w:t>
+        <w:t>해결책은 게이트를 EMA 없는 2입력 구조로 되돌리는 것이었다. 접촉 여부는 본래 즉각적인 물리적 전환이므로 평활할 이유가 없고, 이렇게 하면 루프 자체가 성립하지 않는다. 아울러 펌웨어 실행 순서를 게이트 먼저 → 그 결과로 이번 사이클에 즉시 EMA 리셋 여부 결정 → 전문가 실행으로 바꾸어 기존의 한 사이클 지연도 제거하였다. 회귀 정확도에 실제로 도움이 되는 전문가 A·B는 4입력을 유지하였다. 이 교체로 오프라인 게이트 정확도는 100.0 %에서 98.2 %로 낮아졌고 전체 파라미터도 1,429개에서 1,413개로 바뀌었지만, 실기 동작은 정상화되었다. 오프라인 지표가 배포 조건에서 재현 불가능한 가정에 의존하고 있었다는 점에서, 이 사례는 임베디드 검증이 오프라인 평가를 대체할 수 없음을 보여준다.</w:t>
       </w:r>
     </w:p>
     <w:p>
@@ -3433,7 +4205,7 @@
         <w:drawing>
           <wp:inline xmlns:a="http://schemas.openxmlformats.org/drawingml/2006/main" xmlns:pic="http://schemas.openxmlformats.org/drawingml/2006/picture">
             <wp:extent cx="5760000" cy="4124272"/>
-            <wp:docPr id="6" name="Picture 6"/>
+            <wp:docPr id="7" name="Picture 7"/>
             <wp:cNvGraphicFramePr>
               <a:graphicFrameLocks noChangeAspect="1"/>
             </wp:cNvGraphicFramePr>
@@ -3445,7 +4217,7 @@
                     <pic:cNvPicPr/>
                   </pic:nvPicPr>
                   <pic:blipFill>
-                    <a:blip r:embed="rId14"/>
+                    <a:blip r:embed="rId15"/>
                     <a:stretch>
                       <a:fillRect/>
                     </a:stretch>
@@ -3476,7 +4248,7 @@
           <w:i w:val="0"/>
           <w:sz w:val="17"/>
         </w:rPr>
-        <w:t>그림 6. 실기 실시간 디커플링(세션 0819-153948, 809 s). (a) 보드가 1 kHz로 취득해 100 Hz로 로깅한 원시 TDM 신호. (b) 변형률: 회색이 참값, 주황이 보드 추정. (c) 근접거리: 게이트가 비접촉으로 판정한 구간만 표시. (d) 접촉력: 접촉 판정 구간만 표시. 점선은 Part 경계이다.</w:t>
+        <w:t>그림 7. 실기 실시간 디커플링(세션 0819-153948, 809 s). (a) 보드가 1 kHz로 취득해 100 Hz로 로깅한 원시 TDM 신호. (b) 변형률: 회색이 참값, 주황이 보드 추정. (c) 근접거리: 게이트가 비접촉으로 판정한 구간만 표시. (d) 접촉력: 접촉 판정 구간만 표시. 점선은 Part 경계이다.</w:t>
       </w:r>
     </w:p>
     <w:p>
@@ -3504,7 +4276,7 @@
           <w:b w:val="0"/>
           <w:i w:val="0"/>
         </w:rPr>
-        <w:t>그림 6과 표 4가 결과를 요약한다. Part 1에서는 세 물리량이 모두 잘 복원된다. 두 번째 세션 기준으로 변형률 R² = 0.981(RMSE 1.37 %p), 근접거리 R² = 0.940(RMSE 2.11 mm)이며, 게이트 정확도는 98.3 %였다. 그림 7의 패리티 플롯에서 보듯 추정값이 대각선을 따라 분포한다. 접촉력은 세션에 따라 R² 0.430–0.777로 편차가 컸는데, 이는 두 번째 세션의 접촉 샘플 수가 2,185개로 적고 최대 힘이 7.8 N에 그쳐 분산이 작았던 영향이 크다.</w:t>
+        <w:t>그림 7과 표 5가 결과를 요약한다. Part 1에서는 세 물리량이 모두 잘 복원된다. 두 번째 세션 기준으로 변형률 R² = 0.981(RMSE 1.37 %p), 근접거리 R² = 0.940(RMSE 2.11 mm)이며, 게이트 정확도는 98.3 %였다. 그림 8의 패리티 플롯에서 보듯 추정값이 대각선을 따라 분포한다. 접촉력은 세션에 따라 R² 0.430–0.777로 편차가 컸는데, 이는 두 번째 세션의 접촉 샘플 수가 2,185개로 적고 최대 힘이 7.8 N에 그쳐 분산이 작았던 영향이 크다.</w:t>
       </w:r>
     </w:p>
     <w:p>
@@ -3516,7 +4288,7 @@
         <w:drawing>
           <wp:inline xmlns:a="http://schemas.openxmlformats.org/drawingml/2006/main" xmlns:pic="http://schemas.openxmlformats.org/drawingml/2006/picture">
             <wp:extent cx="5760000" cy="1925541"/>
-            <wp:docPr id="7" name="Picture 7"/>
+            <wp:docPr id="8" name="Picture 8"/>
             <wp:cNvGraphicFramePr>
               <a:graphicFrameLocks noChangeAspect="1"/>
             </wp:cNvGraphicFramePr>
@@ -3528,7 +4300,7 @@
                     <pic:cNvPicPr/>
                   </pic:nvPicPr>
                   <pic:blipFill>
-                    <a:blip r:embed="rId15"/>
+                    <a:blip r:embed="rId16"/>
                     <a:stretch>
                       <a:fillRect/>
                     </a:stretch>
@@ -3559,7 +4331,7 @@
           <w:i w:val="0"/>
           <w:sz w:val="17"/>
         </w:rPr>
-        <w:t>그림 7. Part 1 구간의 패리티 플롯(세션 0819-153948). (a) 변형률, (b) 근접거리, (c) 접촉력. 점선은 이상적 대각선이다.</w:t>
+        <w:t>그림 8. Part 1 구간의 패리티 플롯(세션 0819-153948). (a) 변형률, (b) 근접거리, (c) 접촉력. 점선은 이상적 대각선이다.</w:t>
       </w:r>
     </w:p>
     <w:p>
@@ -3573,7 +4345,7 @@
           <w:i w:val="0"/>
           <w:sz w:val="17"/>
         </w:rPr>
-        <w:t>표 4. 실기 실시간 성능(세션 0819-153948). 각 Part는 상대 축이 실제로 움직인 순간을 ±1 s 여유를 두고 제외한 순수 구간 기준이다. 게이트 정확도 98.3 %.</w:t>
+        <w:t>표 5. 실기 실시간 성능(세션 0819-153948). 각 Part는 상대 축이 실제로 움직인 순간을 ±1 s 여유를 두고 제외한 순수 구간 기준이다. 게이트 정확도 98.3 %.</w:t>
       </w:r>
     </w:p>
     <w:tbl>
@@ -4003,6 +4775,538 @@
     </w:p>
     <w:p>
       <w:pPr>
+        <w:spacing w:before="0" w:after="120"/>
+        <w:jc w:val="both"/>
+      </w:pPr>
+      <w:r>
+        <w:rPr>
+          <w:rFonts w:ascii="맑은 고딕" w:hAnsi="맑은 고딕" w:eastAsia="맑은 고딕"/>
+          <w:b w:val="0"/>
+          <w:i w:val="0"/>
+        </w:rPr>
+        <w:t>인장·근접만 다루던 이전 단계의 2단계 디커플러에 대해서도 학습·PC 실시간·임베디드 실시간 세 조건을 비교하였다(표 6). PC 기반 추론이 학습 오차보다 낮게 나온 것은 실시간 궤적이 학습 분포의 중앙 영역에 집중되었기 때문이며, 임베디드 추론은 INT8 양자화와 실시간 잡음의 영향으로 다소 열화된다. 그럼에도 유효 근접 범위(d ≤ 10 mm)에서 임베디드 오차는 0.669 mm로, 근접 감지 용도로는 충분한 수준이다.</w:t>
+      </w:r>
+    </w:p>
+    <w:p>
+      <w:pPr>
+        <w:spacing w:before="160" w:after="60"/>
+      </w:pPr>
+      <w:r>
+        <w:rPr>
+          <w:rFonts w:ascii="맑은 고딕" w:hAnsi="맑은 고딕" w:eastAsia="맑은 고딕"/>
+          <w:b/>
+          <w:i w:val="0"/>
+          <w:sz w:val="17"/>
+        </w:rPr>
+        <w:t>표 6. 2단계 디커플러(인장·근접)의 학습 / PC 실시간 / 임베디드 실시간 오차 비교.</w:t>
+      </w:r>
+    </w:p>
+    <w:tbl>
+      <w:tblPr>
+        <w:tblStyle w:val="TableGrid"/>
+        <w:tblW w:type="auto" w:w="0"/>
+        <w:jc w:val="center"/>
+        <w:tblLook w:firstColumn="1" w:firstRow="1" w:lastColumn="0" w:lastRow="0" w:noHBand="0" w:noVBand="1" w:val="04A0"/>
+      </w:tblPr>
+      <w:tblGrid>
+        <w:gridCol w:w="2324"/>
+        <w:gridCol w:w="2324"/>
+        <w:gridCol w:w="2324"/>
+        <w:gridCol w:w="2324"/>
+      </w:tblGrid>
+      <w:tr>
+        <w:tc>
+          <w:tcPr>
+            <w:tcW w:type="dxa" w:w="2608"/>
+          </w:tcPr>
+          <w:p>
+            <w:pPr>
+              <w:jc w:val="center"/>
+            </w:pPr>
+            <w:r/>
+            <w:r>
+              <w:rPr>
+                <w:rFonts w:ascii="맑은 고딕" w:hAnsi="맑은 고딕" w:eastAsia="맑은 고딕"/>
+                <w:b/>
+                <w:i w:val="0"/>
+                <w:sz w:val="17"/>
+              </w:rPr>
+              <w:t>지표 / 구간</w:t>
+            </w:r>
+          </w:p>
+        </w:tc>
+        <w:tc>
+          <w:tcPr>
+            <w:tcW w:type="dxa" w:w="1928"/>
+          </w:tcPr>
+          <w:p>
+            <w:pPr>
+              <w:jc w:val="center"/>
+            </w:pPr>
+            <w:r/>
+            <w:r>
+              <w:rPr>
+                <w:rFonts w:ascii="맑은 고딕" w:hAnsi="맑은 고딕" w:eastAsia="맑은 고딕"/>
+                <w:b/>
+                <w:i w:val="0"/>
+                <w:sz w:val="17"/>
+              </w:rPr>
+              <w:t>학습 오차</w:t>
+            </w:r>
+          </w:p>
+        </w:tc>
+        <w:tc>
+          <w:tcPr>
+            <w:tcW w:type="dxa" w:w="2041"/>
+          </w:tcPr>
+          <w:p>
+            <w:pPr>
+              <w:jc w:val="center"/>
+            </w:pPr>
+            <w:r/>
+            <w:r>
+              <w:rPr>
+                <w:rFonts w:ascii="맑은 고딕" w:hAnsi="맑은 고딕" w:eastAsia="맑은 고딕"/>
+                <w:b/>
+                <w:i w:val="0"/>
+                <w:sz w:val="17"/>
+              </w:rPr>
+              <w:t>PC 실시간</w:t>
+            </w:r>
+          </w:p>
+        </w:tc>
+        <w:tc>
+          <w:tcPr>
+            <w:tcW w:type="dxa" w:w="2381"/>
+          </w:tcPr>
+          <w:p>
+            <w:pPr>
+              <w:jc w:val="center"/>
+            </w:pPr>
+            <w:r/>
+            <w:r>
+              <w:rPr>
+                <w:rFonts w:ascii="맑은 고딕" w:hAnsi="맑은 고딕" w:eastAsia="맑은 고딕"/>
+                <w:b/>
+                <w:i w:val="0"/>
+                <w:sz w:val="17"/>
+              </w:rPr>
+              <w:t>임베디드 실시간</w:t>
+            </w:r>
+          </w:p>
+        </w:tc>
+      </w:tr>
+      <w:tr>
+        <w:tc>
+          <w:tcPr>
+            <w:tcW w:type="dxa" w:w="2608"/>
+          </w:tcPr>
+          <w:p>
+            <w:r/>
+            <w:r>
+              <w:rPr>
+                <w:rFonts w:ascii="맑은 고딕" w:hAnsi="맑은 고딕" w:eastAsia="맑은 고딕"/>
+                <w:b w:val="0"/>
+                <w:i w:val="0"/>
+                <w:sz w:val="17"/>
+              </w:rPr>
+              <w:t>변형률 MAE</w:t>
+            </w:r>
+          </w:p>
+        </w:tc>
+        <w:tc>
+          <w:tcPr>
+            <w:tcW w:type="dxa" w:w="1928"/>
+          </w:tcPr>
+          <w:p>
+            <w:pPr>
+              <w:jc w:val="center"/>
+            </w:pPr>
+            <w:r/>
+            <w:r>
+              <w:rPr>
+                <w:rFonts w:ascii="맑은 고딕" w:hAnsi="맑은 고딕" w:eastAsia="맑은 고딕"/>
+                <w:b w:val="0"/>
+                <w:i w:val="0"/>
+                <w:sz w:val="17"/>
+              </w:rPr>
+              <w:t>0.343 %</w:t>
+            </w:r>
+          </w:p>
+        </w:tc>
+        <w:tc>
+          <w:tcPr>
+            <w:tcW w:type="dxa" w:w="2041"/>
+          </w:tcPr>
+          <w:p>
+            <w:pPr>
+              <w:jc w:val="center"/>
+            </w:pPr>
+            <w:r/>
+            <w:r>
+              <w:rPr>
+                <w:rFonts w:ascii="맑은 고딕" w:hAnsi="맑은 고딕" w:eastAsia="맑은 고딕"/>
+                <w:b w:val="0"/>
+                <w:i w:val="0"/>
+                <w:sz w:val="17"/>
+              </w:rPr>
+              <w:t>0.208 %</w:t>
+            </w:r>
+          </w:p>
+        </w:tc>
+        <w:tc>
+          <w:tcPr>
+            <w:tcW w:type="dxa" w:w="2381"/>
+          </w:tcPr>
+          <w:p>
+            <w:pPr>
+              <w:jc w:val="center"/>
+            </w:pPr>
+            <w:r/>
+            <w:r>
+              <w:rPr>
+                <w:rFonts w:ascii="맑은 고딕" w:hAnsi="맑은 고딕" w:eastAsia="맑은 고딕"/>
+                <w:b w:val="0"/>
+                <w:i w:val="0"/>
+                <w:sz w:val="17"/>
+              </w:rPr>
+              <w:t>0.422 %</w:t>
+            </w:r>
+          </w:p>
+        </w:tc>
+      </w:tr>
+      <w:tr>
+        <w:tc>
+          <w:tcPr>
+            <w:tcW w:type="dxa" w:w="2608"/>
+          </w:tcPr>
+          <w:p>
+            <w:r/>
+            <w:r>
+              <w:rPr>
+                <w:rFonts w:ascii="맑은 고딕" w:hAnsi="맑은 고딕" w:eastAsia="맑은 고딕"/>
+                <w:b w:val="0"/>
+                <w:i w:val="0"/>
+                <w:sz w:val="17"/>
+              </w:rPr>
+              <w:t>변형률 RMSE</w:t>
+            </w:r>
+          </w:p>
+        </w:tc>
+        <w:tc>
+          <w:tcPr>
+            <w:tcW w:type="dxa" w:w="1928"/>
+          </w:tcPr>
+          <w:p>
+            <w:pPr>
+              <w:jc w:val="center"/>
+            </w:pPr>
+            <w:r/>
+            <w:r>
+              <w:rPr>
+                <w:rFonts w:ascii="맑은 고딕" w:hAnsi="맑은 고딕" w:eastAsia="맑은 고딕"/>
+                <w:b w:val="0"/>
+                <w:i w:val="0"/>
+                <w:sz w:val="17"/>
+              </w:rPr>
+              <w:t>0.432 %</w:t>
+            </w:r>
+          </w:p>
+        </w:tc>
+        <w:tc>
+          <w:tcPr>
+            <w:tcW w:type="dxa" w:w="2041"/>
+          </w:tcPr>
+          <w:p>
+            <w:pPr>
+              <w:jc w:val="center"/>
+            </w:pPr>
+            <w:r/>
+            <w:r>
+              <w:rPr>
+                <w:rFonts w:ascii="맑은 고딕" w:hAnsi="맑은 고딕" w:eastAsia="맑은 고딕"/>
+                <w:b w:val="0"/>
+                <w:i w:val="0"/>
+                <w:sz w:val="17"/>
+              </w:rPr>
+              <w:t>0.272 %</w:t>
+            </w:r>
+          </w:p>
+        </w:tc>
+        <w:tc>
+          <w:tcPr>
+            <w:tcW w:type="dxa" w:w="2381"/>
+          </w:tcPr>
+          <w:p>
+            <w:pPr>
+              <w:jc w:val="center"/>
+            </w:pPr>
+            <w:r/>
+            <w:r>
+              <w:rPr>
+                <w:rFonts w:ascii="맑은 고딕" w:hAnsi="맑은 고딕" w:eastAsia="맑은 고딕"/>
+                <w:b w:val="0"/>
+                <w:i w:val="0"/>
+                <w:sz w:val="17"/>
+              </w:rPr>
+              <w:t>0.519 %</w:t>
+            </w:r>
+          </w:p>
+        </w:tc>
+      </w:tr>
+      <w:tr>
+        <w:tc>
+          <w:tcPr>
+            <w:tcW w:type="dxa" w:w="2608"/>
+          </w:tcPr>
+          <w:p>
+            <w:r/>
+            <w:r>
+              <w:rPr>
+                <w:rFonts w:ascii="맑은 고딕" w:hAnsi="맑은 고딕" w:eastAsia="맑은 고딕"/>
+                <w:b w:val="0"/>
+                <w:i w:val="0"/>
+                <w:sz w:val="17"/>
+              </w:rPr>
+              <w:t>근접 MAE (전체)</w:t>
+            </w:r>
+          </w:p>
+        </w:tc>
+        <w:tc>
+          <w:tcPr>
+            <w:tcW w:type="dxa" w:w="1928"/>
+          </w:tcPr>
+          <w:p>
+            <w:pPr>
+              <w:jc w:val="center"/>
+            </w:pPr>
+            <w:r/>
+            <w:r>
+              <w:rPr>
+                <w:rFonts w:ascii="맑은 고딕" w:hAnsi="맑은 고딕" w:eastAsia="맑은 고딕"/>
+                <w:b w:val="0"/>
+                <w:i w:val="0"/>
+                <w:sz w:val="17"/>
+              </w:rPr>
+              <w:t>1.783 mm</w:t>
+            </w:r>
+          </w:p>
+        </w:tc>
+        <w:tc>
+          <w:tcPr>
+            <w:tcW w:type="dxa" w:w="2041"/>
+          </w:tcPr>
+          <w:p>
+            <w:pPr>
+              <w:jc w:val="center"/>
+            </w:pPr>
+            <w:r/>
+            <w:r>
+              <w:rPr>
+                <w:rFonts w:ascii="맑은 고딕" w:hAnsi="맑은 고딕" w:eastAsia="맑은 고딕"/>
+                <w:b w:val="0"/>
+                <w:i w:val="0"/>
+                <w:sz w:val="17"/>
+              </w:rPr>
+              <w:t>1.438 mm</w:t>
+            </w:r>
+          </w:p>
+        </w:tc>
+        <w:tc>
+          <w:tcPr>
+            <w:tcW w:type="dxa" w:w="2381"/>
+          </w:tcPr>
+          <w:p>
+            <w:pPr>
+              <w:jc w:val="center"/>
+            </w:pPr>
+            <w:r/>
+            <w:r>
+              <w:rPr>
+                <w:rFonts w:ascii="맑은 고딕" w:hAnsi="맑은 고딕" w:eastAsia="맑은 고딕"/>
+                <w:b w:val="0"/>
+                <w:i w:val="0"/>
+                <w:sz w:val="17"/>
+              </w:rPr>
+              <w:t>2.281 mm</w:t>
+            </w:r>
+          </w:p>
+        </w:tc>
+      </w:tr>
+      <w:tr>
+        <w:tc>
+          <w:tcPr>
+            <w:tcW w:type="dxa" w:w="2608"/>
+          </w:tcPr>
+          <w:p>
+            <w:r/>
+            <w:r>
+              <w:rPr>
+                <w:rFonts w:ascii="맑은 고딕" w:hAnsi="맑은 고딕" w:eastAsia="맑은 고딕"/>
+                <w:b w:val="0"/>
+                <w:i w:val="0"/>
+                <w:sz w:val="17"/>
+              </w:rPr>
+              <w:t>근접 MAE (d ≤ 15 mm)</w:t>
+            </w:r>
+          </w:p>
+        </w:tc>
+        <w:tc>
+          <w:tcPr>
+            <w:tcW w:type="dxa" w:w="1928"/>
+          </w:tcPr>
+          <w:p>
+            <w:pPr>
+              <w:jc w:val="center"/>
+            </w:pPr>
+            <w:r/>
+            <w:r>
+              <w:rPr>
+                <w:rFonts w:ascii="맑은 고딕" w:hAnsi="맑은 고딕" w:eastAsia="맑은 고딕"/>
+                <w:b w:val="0"/>
+                <w:i w:val="0"/>
+                <w:sz w:val="17"/>
+              </w:rPr>
+              <w:t>—</w:t>
+            </w:r>
+          </w:p>
+        </w:tc>
+        <w:tc>
+          <w:tcPr>
+            <w:tcW w:type="dxa" w:w="2041"/>
+          </w:tcPr>
+          <w:p>
+            <w:pPr>
+              <w:jc w:val="center"/>
+            </w:pPr>
+            <w:r/>
+            <w:r>
+              <w:rPr>
+                <w:rFonts w:ascii="맑은 고딕" w:hAnsi="맑은 고딕" w:eastAsia="맑은 고딕"/>
+                <w:b w:val="0"/>
+                <w:i w:val="0"/>
+                <w:sz w:val="17"/>
+              </w:rPr>
+              <w:t>0.145 mm</w:t>
+            </w:r>
+          </w:p>
+        </w:tc>
+        <w:tc>
+          <w:tcPr>
+            <w:tcW w:type="dxa" w:w="2381"/>
+          </w:tcPr>
+          <w:p>
+            <w:pPr>
+              <w:jc w:val="center"/>
+            </w:pPr>
+            <w:r/>
+            <w:r>
+              <w:rPr>
+                <w:rFonts w:ascii="맑은 고딕" w:hAnsi="맑은 고딕" w:eastAsia="맑은 고딕"/>
+                <w:b w:val="0"/>
+                <w:i w:val="0"/>
+                <w:sz w:val="17"/>
+              </w:rPr>
+              <w:t>0.867 mm</w:t>
+            </w:r>
+          </w:p>
+        </w:tc>
+      </w:tr>
+      <w:tr>
+        <w:tc>
+          <w:tcPr>
+            <w:tcW w:type="dxa" w:w="2608"/>
+          </w:tcPr>
+          <w:p>
+            <w:r/>
+            <w:r>
+              <w:rPr>
+                <w:rFonts w:ascii="맑은 고딕" w:hAnsi="맑은 고딕" w:eastAsia="맑은 고딕"/>
+                <w:b w:val="0"/>
+                <w:i w:val="0"/>
+                <w:sz w:val="17"/>
+              </w:rPr>
+              <w:t>근접 MAE (d ≤ 10 mm)</w:t>
+            </w:r>
+          </w:p>
+        </w:tc>
+        <w:tc>
+          <w:tcPr>
+            <w:tcW w:type="dxa" w:w="1928"/>
+          </w:tcPr>
+          <w:p>
+            <w:pPr>
+              <w:jc w:val="center"/>
+            </w:pPr>
+            <w:r/>
+            <w:r>
+              <w:rPr>
+                <w:rFonts w:ascii="맑은 고딕" w:hAnsi="맑은 고딕" w:eastAsia="맑은 고딕"/>
+                <w:b w:val="0"/>
+                <w:i w:val="0"/>
+                <w:sz w:val="17"/>
+              </w:rPr>
+              <w:t>—</w:t>
+            </w:r>
+          </w:p>
+        </w:tc>
+        <w:tc>
+          <w:tcPr>
+            <w:tcW w:type="dxa" w:w="2041"/>
+          </w:tcPr>
+          <w:p>
+            <w:pPr>
+              <w:jc w:val="center"/>
+            </w:pPr>
+            <w:r/>
+            <w:r>
+              <w:rPr>
+                <w:rFonts w:ascii="맑은 고딕" w:hAnsi="맑은 고딕" w:eastAsia="맑은 고딕"/>
+                <w:b w:val="0"/>
+                <w:i w:val="0"/>
+                <w:sz w:val="17"/>
+              </w:rPr>
+              <w:t>0.096 mm</w:t>
+            </w:r>
+          </w:p>
+        </w:tc>
+        <w:tc>
+          <w:tcPr>
+            <w:tcW w:type="dxa" w:w="2381"/>
+          </w:tcPr>
+          <w:p>
+            <w:pPr>
+              <w:jc w:val="center"/>
+            </w:pPr>
+            <w:r/>
+            <w:r>
+              <w:rPr>
+                <w:rFonts w:ascii="맑은 고딕" w:hAnsi="맑은 고딕" w:eastAsia="맑은 고딕"/>
+                <w:b w:val="0"/>
+                <w:i w:val="0"/>
+                <w:sz w:val="17"/>
+              </w:rPr>
+              <w:t>0.669 mm</w:t>
+            </w:r>
+          </w:p>
+        </w:tc>
+      </w:tr>
+    </w:tbl>
+    <w:p>
+      <w:pPr>
+        <w:spacing w:before="0" w:after="80"/>
+      </w:pPr>
+      <w:r>
+        <w:rPr>
+          <w:rFonts w:ascii="맑은 고딕" w:hAnsi="맑은 고딕" w:eastAsia="맑은 고딕"/>
+          <w:b w:val="0"/>
+          <w:i w:val="0"/>
+          <w:sz w:val="8"/>
+        </w:rPr>
+      </w:r>
+    </w:p>
+    <w:p>
+      <w:pPr>
         <w:spacing w:before="200" w:after="80"/>
       </w:pPr>
       <w:r>
@@ -4026,7 +5330,7 @@
           <w:b w:val="0"/>
           <w:i w:val="0"/>
         </w:rPr>
-        <w:t>Part 2와 Part 3에서 근접거리 추정의 R²가 음수로 떨어졌다. 음수 R²는 예측이 단순 평균보다 못하다는 뜻이므로 그대로 보고할 필요가 있다. 다만 이 구간에서 근접거리는 사실상 고정되어 있어 정답의 분산 자체가 매우 작다. R² = 1 − RMSE²/Var(y)이므로 분모가 작으면 절대 오차가 작아도 R²가 크게 나빠진다. 실제로 Part 2의 근접 RMSE는 6.19 mm로, Part 1의 2.11 mm보다 3배가량 큰 데 그친다. 그럼에도 이 저하는 실재하며, 근접 신호가 준정적일 때 인덕턴스에 남는 정보가 잡음 수준으로 줄어든다는 사실을 보여준다.</w:t>
+        <w:t>Part 2와 Part 3에서 근접거리 추정의 R²가 음수로 떨어졌다. 음수 R²는 예측이 단순 평균보다 못하다는 뜻이므로 그대로 보고할 필요가 있다. 다만 이 구간에서 근접거리는 사실상 고정되어 있어 정답의 분산 자체가 매우 작다. R² = 1 − RMSE²/Var(y)이므로 분모가 작으면 절대 오차가 작아도 R²가 크게 나빠진다. 실제로 Part 2의 근접 RMSE는 6.19 mm로, Part 1의 2.11 mm보다 3배가량 큰 데 그친다. 그럼에도 이 저하는 실재하며, 근접 신호가 준정적일 때 인덕턴스에 남는 정보가 잡음 수준으로 줄어든다는 사실을 보여준다. 이는 6.1절에서 확인한 근접 오차의 이분산 특성과 같은 뿌리를 갖는다.</w:t>
       </w:r>
     </w:p>
     <w:p>
@@ -4068,7 +5372,7 @@
           <w:b w:val="0"/>
           <w:i w:val="0"/>
         </w:rPr>
-        <w:t>본 연구의 결과는 단일 전극 멀티모달 센싱에서 무엇이 이미 가능하고 무엇이 아직 한계인지를 비교적 분명하게 나눈다. 가능한 것부터 정리하면 다음과 같다. 첫째, 두 가닥 배선만으로 세 신호를 1 kHz로 취득하는 것은 상용 부품과 6층 기판으로 충분히 구현 가능하며, DMA 기반 ISR 설계로 CPU 부담을 6 % 미만으로 유지할 수 있다. 둘째, 도체 표적에 대해서는 R–ε 단독 의존성이라는 물리적 비대칭이 실제로 성립하며, 이를 모델 구조에 반영하면 동일 파라미터 예산에서 종단 모델보다 우수하다. 셋째, 1,413 파라미터 규모의 모델로도 세 물리량을 동시에 추정할 수 있고, 이 정도 크기는 캐시에 상주하므로 260 µs라는 결정론적 지연을 얻는다. PC 기반 구성에서 발생하는 20–40 ms의 왕복 지연과 ±5–15 ms 지터를 제거한다는 점에서, 이 시스템에서 엣지 추론은 선택이 아니라 요건이다.</w:t>
+        <w:t>본 연구의 결과는 단일 전극 멀티모달 센싱에서 무엇이 이미 가능하고 무엇이 아직 한계인지를 비교적 분명하게 나눈다. 가능한 것부터 정리하면 다음과 같다. 첫째, 두 가닥 배선만으로 세 신호를 1 kHz로 취득하는 것은 상용 부품과 6층 기판으로 충분히 구현 가능하며, DMA 기반 ISR 설계로 CPU 유휴율 93.9 %를 유지할 수 있다. 둘째, 도체 표적에 대해서는 R–ε 단독 의존성이라는 물리적 비대칭이 실제로 성립하며, 이를 모델 구조에 반영하면 동일 파라미터 예산에서 종단 모델보다 우수하다. 셋째, 1,413 파라미터 규모의 모델로도 세 물리량을 동시에 추정할 수 있고, 이 정도 크기는 캐시에 상주하므로 260 µs라는 결정론적 지연을 얻는다. 넷째, 접촉 영역의 점탄성처럼 겉보기에 모델링을 방해하는 현상도, 물리 모델로 시간상수를 규명한 뒤 계산 비용이 거의 없는 이력 피처로 환원하면 오히려 정확도를 높이는 정보가 된다.</w:t>
       </w:r>
     </w:p>
     <w:p>
@@ -4082,7 +5386,7 @@
           <w:b w:val="0"/>
           <w:i w:val="0"/>
         </w:rPr>
-        <w:t>한계도 분명하다. 첫째, 근접 추정은 표적이 도체일 때만 실용적이다. 그림 2c에서 확인했듯 유전체 표적에서는 인덕턴스에 실리는 근접 정보가 미약하다. 둘째, 근접거리가 준정적인 구간에서 성능이 크게 저하된다(8.3절). 이는 모델의 결함이라기보다 단일 채널에 실린 정보량의 한계에 가깝다. 셋째, 접촉력 추정 정확도는 정답으로 사용한 F/T 센서의 잡음(±0.19 N)에 근접해 있어, 이보다 낮은 오차를 주장하려면 더 정밀한 기준 계측이 선행되어야 한다. 넷째, TENG 채널은 취득만 하고 디커플러 입력으로 사용하지 않았다. 접촉 이벤트 검출은 게이트가 ΔL·ΔR만으로 98 % 이상 해내므로 현재로서는 TENG의 추가 가치가 확인되지 않았으나, 미세 접촉이나 동적 텍스처 인식에서는 유용할 수 있다.</w:t>
+        <w:t>한계도 분명하다. 첫째, 근접 추정은 표적이 도체일 때만 실용적이다. 그림 3c에서 확인했듯 유전체 표적에서는 인덕턴스에 실리는 근접 정보가 미약하다. 둘째, 근접거리가 준정적인 구간에서 성능이 크게 저하된다(8.3절). 이는 모델의 결함이라기보다 단일 채널에 실린 정보량의 한계에 가깝다. 셋째, 접촉력 추정 정확도는 정답으로 사용한 F/T 센서의 잡음(±0.19 N)에 근접해 있어, 이보다 낮은 오차를 주장하려면 더 정밀한 기준 계측이 선행되어야 한다. 넷째, TENG 채널은 취득만 하고 디커플러 입력으로 사용하지 않았다. 접촉 이벤트 검출은 게이트가 ΔL·ΔR만으로 98 % 이상 해내므로 현재로서는 TENG의 추가 가치가 확인되지 않았으나, 미세 접촉이나 동적 텍스처 인식에서는 유용할 수 있다. 다섯째, 압축 시 Q-factor 저하로 인한 겉보기 효과를 별도로 보정하지 않았다. 학습 기반 디커플러가 이를 흡수하지만, R_s를 별도로 측정할 수 있게 되면 물리적으로 더 정확한 인덕턴스 복원이 가능해질 것이다.</w:t>
       </w:r>
     </w:p>
     <w:p>
@@ -4096,7 +5400,7 @@
           <w:b w:val="0"/>
           <w:i w:val="0"/>
         </w:rPr>
-        <w:t>향후 방향은 세 가지다. (i) 다중 주파수 임피던스 측정. 현재는 LDC1614의 단일 공진 주파수만 사용하지만, 여러 주파수에서 임피던스의 실수부·허수부를 얻으면 재질 구분과 근접 추정을 동시에 개선할 수 있고, 8.3절의 준정적 구간 문제도 추가 채널로 완화될 여지가 있다. (ii) 2차원 변형 분해. 직사각형 나선 코일은 x축과 y축에 대해 비대칭 감도를 가지므로, L과 R이 서로 다른 유효 고유 방향을 갖는다는 점을 이용하면 단일 전극에서 2축 변형을 분리할 수 있을 것으로 예상된다. 이를 위해서는 x/y를 독립 구동하는 시험 플랫폼 개조가 선행되어야 한다. (iii) 순환 구조로의 전환. 표 2에서 GRU는 EMA 기반 모델과 동등한 정확도를 306 파라미터로 달성했다. X-CUBE-AI의 순환 레이어 지원과 은닉 상태 리셋 논리, 양자화 안정성을 이 보드에서 검증하는 것이 다음 과제다.</w:t>
+        <w:t>향후 방향은 네 가지다. (i) AC 등가 직렬 저항 R_s의 추가 취득. 현재 TDM은 AC 여기에서 공진 주파수만 읽는데, 같은 슬롯에서 R_s까지 얻으면 그림 1c의 시그니처가 완성되어 도체와 유전체를 부호로 구분할 수 있고, 5.2절의 Q-factor 보정도 직접 가능해진다. (ii) 다중 주파수 임피던스 측정. 여러 주파수에서 임피던스의 실수부·허수부를 얻으면 재질 구분과 근접 추정을 동시에 개선할 수 있고, 8.3절의 준정적 구간 문제도 추가 채널로 완화될 여지가 있다. (iii) 2차원 변형 분해. 직사각형 나선은 x축과 y축에 대해 비대칭 감도를 가지며, ΔL이 (Δl, ΔA, Δd)의 함수인 반면 ΔR은 Δl만의 함수이므로 L과 R이 서로 다른 유효 고유 방향(effective eigen-direction)을 갖는다. 이를 이용하면 단일 전극에서 2축 변형을 분리할 수 있을 것으로 예상되며, 십자형 시편과 4축 대칭 스테이지는 이미 그 준비를 마친 상태다. (iv) 순환 구조로의 전환. 표 3에서 GRU는 EMA 기반 모델과 동등한 정확도를 306 파라미터로 달성했다. X-CUBE-AI의 순환 레이어 지원과 은닉 상태 리셋 논리, 양자화 안정성을 이 보드에서 검증하는 것이 다음 과제다.</w:t>
       </w:r>
     </w:p>
     <w:p>
@@ -4124,7 +5428,7 @@
           <w:b w:val="0"/>
           <w:i w:val="0"/>
         </w:rPr>
-        <w:t>두 가닥 단일 전극 EGaIn 나선 코일에서 시분할 측정으로 인덕턴스·저항·마찰전기 전압을 1 ms 주기로 취득하고, 이를 임베디드 AI로 실시간 디커플링하는 멀티모달 센싱 시스템을 설계·제작·검증하였다. 도체 표적에 대한 격자 측정으로 저항이 변형률에만 의존하고 인덕턴스가 변형률과 근접거리에 함께 의존한다는 물리적 비대칭을 정량적으로 확인하였고, 접촉 모달리티에서는 표준선형고체 모델로 점탄성 완화(τ ≈ 1.0 s)를 규명하여 이를 인과적 EMA 이력 피처로 반영하였다. 최종 디커플러는 1,413 파라미터의 Mixture-of-Experts 구조로, STM32G473 위에서 매 TDM 주기마다 중앙값 260 µs 만에 추론을 완료한다. 근접이 실제로 변하는 구간에서 실기 성능은 변형률 R² = 0.981, 근접거리 R² = 0.940, 게이트 정확도 98 %였으며, 근접이 준정적인 구간에서는 신호 대 잡음비 한계로 성능이 저하됨을 함께 보고하였다. 본 연구는 단일 전극 멀티모달 센서가 PC 없이 자율적으로 동작할 수 있음을 실기로 보였으며, 동시에 오프라인 지표만으로는 임베디드 성능을 담보할 수 없다는 점을 구체적 실패 사례와 함께 제시하였다.</w:t>
+        <w:t>두 가닥 단일 전극 EGaIn 나선 코일에서 시분할 측정으로 인덕턴스·저항·마찰전기 전압을 1 ms 주기로 취득하고, 이를 임베디드 AI로 실시간 디커플링하는 멀티모달 센싱 시스템을 설계·제작·검증하였다. 브리징 공정으로 나선을 두 가닥 배선으로 완결하고, 돌기 구조로 압력 민감도를 약 10배 높였다. 도체 표적에 대한 격자 측정으로 저항이 변형률에만 의존하고 인덕턴스가 변형률과 근접거리에 함께 의존한다는 물리적 비대칭을 정량적으로 확인하였으며, 접촉 모달리티에서는 표준선형고체 모델로 점탄성 완화(τ ≈ 1.0 s)를 규명하여 인과적 EMA 이력 피처로 반영하고, 압축 시 인덕턴스가 증가해 보이는 현상이 Q-factor 저하에 따른 역산 겉보기 효과임을 밝혔다. 최종 디커플러는 1,413 파라미터의 SLS-EMA + Gate-MoE 구조로, STM32G473 위에서 매 TDM 주기마다 중앙값 260 µs 만에 추론을 완료한다. 근접이 실제로 변하는 구간에서 실기 성능은 변형률 R² = 0.981, 근접거리 R² = 0.940, 게이트 정확도 98 %였으며, 근접이 준정적인 구간에서는 신호 대 잡음비 한계로 성능이 저하됨을 함께 보고하였다. 본 연구는 단일 전극 멀티모달 센서가 PC 없이 자율적으로 동작할 수 있음을 실기로 보였으며, 동시에 오프라인 지표만으로는 임베디드 성능을 담보할 수 없다는 점을 구체적 실패 사례와 함께 제시하였다.</w:t>
       </w:r>
     </w:p>
     <w:p>
@@ -4152,7 +5456,7 @@
           <w:i/>
           <w:sz w:val="17"/>
         </w:rPr>
-        <w:t>주의: 아래 목록은 본 연구 과정에서 실제로 참조한 자료이며, 권·호·페이지 등 서지 정보는 투고 전 원문으로 확인·보완해야 한다.</w:t>
+        <w:t>주의: 아래 목록은 본 연구 과정에서 실제로 참조한 자료이며, 일부 항목의 권·호·페이지는 투고 전 원문으로 확인·보완해야 한다.</w:t>
       </w:r>
     </w:p>
     <w:p>
@@ -4166,7 +5470,7 @@
           <w:i w:val="0"/>
           <w:sz w:val="18"/>
         </w:rPr>
-        <w:t>[1] M. Raissi, P. Perdikaris, and G. E. Karniadakis, “Physics-informed neural networks: A deep learning framework for solving forward and inverse problems involving nonlinear partial differential equations,” Journal of Computational Physics, vol. 378, pp. 686–707, 2019.</w:t>
+        <w:t>[1] “Recent progress on flexible multimodal sensors: decoupling strategies, fabrication and applications,” Advanced Materials, 2026.</w:t>
       </w:r>
     </w:p>
     <w:p>
@@ -4180,7 +5484,7 @@
           <w:i w:val="0"/>
           <w:sz w:val="18"/>
         </w:rPr>
-        <w:t>[2] Wang et al., “Programming stretchable planar coils,” Materials Today Physics, 2025.</w:t>
+        <w:t>[2] “Electronic skin with multifunction sensors based on thermosensation,” Advanced Materials, 2017.</w:t>
       </w:r>
     </w:p>
     <w:p>
@@ -4194,7 +5498,7 @@
           <w:i w:val="0"/>
           <w:sz w:val="18"/>
         </w:rPr>
-        <w:t>[3] Li et al., “Fingertip-inspired spatially anisotropic inductive liquid metal sensors,” Advanced Materials, 2025.</w:t>
+        <w:t>[3] “Highly sensitive linear triaxial force sensor based on multimodal sensing for 3D pose reconstruction,” Small Methods, 2025.</w:t>
       </w:r>
     </w:p>
     <w:p>
@@ -4208,7 +5512,7 @@
           <w:i w:val="0"/>
           <w:sz w:val="18"/>
         </w:rPr>
-        <w:t>[4] “Recent progress on flexible multimodal sensors: decoupling strategies,” Advanced Materials, 2026.</w:t>
+        <w:t>[4] “Highly stretchable additively manufactured capacitive proximity and tactile sensors for soft robotic systems,” IEEE Transactions on Instrumentation and Measurement, 2023.</w:t>
       </w:r>
     </w:p>
     <w:p>
@@ -4222,7 +5526,7 @@
           <w:i w:val="0"/>
           <w:sz w:val="18"/>
         </w:rPr>
-        <w:t>[5] Texas Instruments, LDC1612/LDC1614 Multi-Channel 28-Bit Inductance-to-Digital Converter, datasheet.</w:t>
+        <w:t>[5] “Multimodal sensors with decoupled sensing mechanisms,” Advanced Science, vol. 9, no. 26, 2022.</w:t>
       </w:r>
     </w:p>
     <w:p>
@@ -4236,7 +5540,7 @@
           <w:i w:val="0"/>
           <w:sz w:val="18"/>
         </w:rPr>
-        <w:t>[6] Analog Devices, ADG733/ADG734 CMOS Low Voltage Triple/Quad SPDT Switches, datasheet.</w:t>
+        <w:t>[6] “Multi-functional safety sensor coupling capacitive and inductive measurement for physical human–robot interaction,” Sensors and Actuators A: Physical, 2023.</w:t>
       </w:r>
     </w:p>
     <w:p>
@@ -4250,7 +5554,7 @@
           <w:i w:val="0"/>
           <w:sz w:val="18"/>
         </w:rPr>
-        <w:t>[7] STMicroelectronics, STM32G473xB/xC/xE Datasheet and RM0440 Reference Manual.</w:t>
+        <w:t>[7] “Contact anticipation for physical human-robot interaction with robotic manipulators using onboard proximity sensors,” arXiv:2110.11516, 2021.</w:t>
       </w:r>
     </w:p>
     <w:p>
@@ -4264,7 +5568,7 @@
           <w:i w:val="0"/>
           <w:sz w:val="18"/>
         </w:rPr>
-        <w:t>[8] STMicroelectronics, X-CUBE-AI: Artificial Intelligence Expansion Package for STM32Cube, User Manual UM2526.</w:t>
+        <w:t>[8] “AuraSense: Robot collision avoidance by full surface proximity detection,” arXiv:2108.04867, 2021.</w:t>
       </w:r>
     </w:p>
     <w:p>
@@ -4278,7 +5582,7 @@
           <w:i w:val="0"/>
           <w:sz w:val="18"/>
         </w:rPr>
-        <w:t>[9] F. Pedregosa et al., “Scikit-learn: Machine learning in Python,” Journal of Machine Learning Research, vol. 12, pp. 2825–2830, 2011.</w:t>
+        <w:t>[9] “Safe physical human-robot interaction: A quasi whole-body sensing method based on novel laser-ranging sensor ring pairs,” Robotics and Computer-Integrated Manufacturing, 2021.</w:t>
       </w:r>
     </w:p>
     <w:p>
@@ -4292,7 +5596,7 @@
           <w:i w:val="0"/>
           <w:sz w:val="18"/>
         </w:rPr>
-        <w:t>[10] R. A. Jacobs, M. I. Jordan, S. J. Nowlan, and G. E. Hinton, “Adaptive mixtures of local experts,” Neural Computation, vol. 3, no. 1, pp. 79–87, 1991.</w:t>
+        <w:t>[10] “Grasping force control of multi-fingered robotic hands through tactile sensing for object stabilization,” Sensors, vol. 20, no. 4, 2020.</w:t>
       </w:r>
     </w:p>
     <w:p>
@@ -4306,7 +5610,273 @@
           <w:i w:val="0"/>
           <w:sz w:val="18"/>
         </w:rPr>
-        <w:t>[11] R. M. Christensen, Theory of Viscoelasticity: An Introduction, 2nd ed. Academic Press, 1982.</w:t>
+        <w:t>[11] “Maintaining grasps within slipping bound by monitoring incipient slip,” arXiv:1810.13381, 2018.</w:t>
+      </w:r>
+    </w:p>
+    <w:p>
+      <w:pPr>
+        <w:spacing w:before="0" w:after="60"/>
+      </w:pPr>
+      <w:r>
+        <w:rPr>
+          <w:rFonts w:ascii="맑은 고딕" w:hAnsi="맑은 고딕" w:eastAsia="맑은 고딕"/>
+          <w:b w:val="0"/>
+          <w:i w:val="0"/>
+          <w:sz w:val="18"/>
+        </w:rPr>
+        <w:t>[12] “A flexible piezoresistive/self-capacitive hybrid force and proximity sensor to interface collaborative robots,” arXiv:2304.06204, 2023.</w:t>
+      </w:r>
+    </w:p>
+    <w:p>
+      <w:pPr>
+        <w:spacing w:before="0" w:after="60"/>
+      </w:pPr>
+      <w:r>
+        <w:rPr>
+          <w:rFonts w:ascii="맑은 고딕" w:hAnsi="맑은 고딕" w:eastAsia="맑은 고딕"/>
+          <w:b w:val="0"/>
+          <w:i w:val="0"/>
+          <w:sz w:val="18"/>
+        </w:rPr>
+        <w:t>[13] S. Zhou et al., “Integrated actuation and sensing: Toward intelligent soft robots,” Cyborg and Bionic Systems, vol. 5, art. 0105, 2024.</w:t>
+      </w:r>
+    </w:p>
+    <w:p>
+      <w:pPr>
+        <w:spacing w:before="0" w:after="60"/>
+      </w:pPr>
+      <w:r>
+        <w:rPr>
+          <w:rFonts w:ascii="맑은 고딕" w:hAnsi="맑은 고딕" w:eastAsia="맑은 고딕"/>
+          <w:b w:val="0"/>
+          <w:i w:val="0"/>
+          <w:sz w:val="18"/>
+        </w:rPr>
+        <w:t>[14] D. Feliu-Talegon et al., “Advancing soft robot proprioception through 6D strain sensors embedding,” Soft Robotics, 2025.</w:t>
+      </w:r>
+    </w:p>
+    <w:p>
+      <w:pPr>
+        <w:spacing w:before="0" w:after="60"/>
+      </w:pPr>
+      <w:r>
+        <w:rPr>
+          <w:rFonts w:ascii="맑은 고딕" w:hAnsi="맑은 고딕" w:eastAsia="맑은 고딕"/>
+          <w:b w:val="0"/>
+          <w:i w:val="0"/>
+          <w:sz w:val="18"/>
+        </w:rPr>
+        <w:t>[15] “Soft crawling robot integrated with liquid metal-based flexible strain sensor and closed-loop feedback control,” Sensors and Actuators A: Physical, 2024.</w:t>
+      </w:r>
+    </w:p>
+    <w:p>
+      <w:pPr>
+        <w:spacing w:before="0" w:after="60"/>
+      </w:pPr>
+      <w:r>
+        <w:rPr>
+          <w:rFonts w:ascii="맑은 고딕" w:hAnsi="맑은 고딕" w:eastAsia="맑은 고딕"/>
+          <w:b w:val="0"/>
+          <w:i w:val="0"/>
+          <w:sz w:val="18"/>
+        </w:rPr>
+        <w:t>[16] “Ultra-high resolution, multi-scenario, super-elastic inductive strain sensors based on liquid metal for the wireless monitoring of human movement,” Materials Advances, 2024.</w:t>
+      </w:r>
+    </w:p>
+    <w:p>
+      <w:pPr>
+        <w:spacing w:before="0" w:after="60"/>
+      </w:pPr>
+      <w:r>
+        <w:rPr>
+          <w:rFonts w:ascii="맑은 고딕" w:hAnsi="맑은 고딕" w:eastAsia="맑은 고딕"/>
+          <w:b w:val="0"/>
+          <w:i w:val="0"/>
+          <w:sz w:val="18"/>
+        </w:rPr>
+        <w:t>[17] “Robust and high-performance soft inductive tactile sensors based on the eddy-current effect,” Sensors and Actuators A: Physical, 2018.</w:t>
+      </w:r>
+    </w:p>
+    <w:p>
+      <w:pPr>
+        <w:spacing w:before="0" w:after="60"/>
+      </w:pPr>
+      <w:r>
+        <w:rPr>
+          <w:rFonts w:ascii="맑은 고딕" w:hAnsi="맑은 고딕" w:eastAsia="맑은 고딕"/>
+          <w:b w:val="0"/>
+          <w:i w:val="0"/>
+          <w:sz w:val="18"/>
+        </w:rPr>
+        <w:t>[18] “A planar coil-based inductive bend sensor for soft robotic applications,” IEEE Sensors Journal, 2024.</w:t>
+      </w:r>
+    </w:p>
+    <w:p>
+      <w:pPr>
+        <w:spacing w:before="0" w:after="60"/>
+      </w:pPr>
+      <w:r>
+        <w:rPr>
+          <w:rFonts w:ascii="맑은 고딕" w:hAnsi="맑은 고딕" w:eastAsia="맑은 고딕"/>
+          <w:b w:val="0"/>
+          <w:i w:val="0"/>
+          <w:sz w:val="18"/>
+        </w:rPr>
+        <w:t>[19] “A triboelectric-inductive hybrid tactile sensor for highly accurate object recognition,” Nano Energy, 2022.</w:t>
+      </w:r>
+    </w:p>
+    <w:p>
+      <w:pPr>
+        <w:spacing w:before="0" w:after="60"/>
+      </w:pPr>
+      <w:r>
+        <w:rPr>
+          <w:rFonts w:ascii="맑은 고딕" w:hAnsi="맑은 고딕" w:eastAsia="맑은 고딕"/>
+          <w:b w:val="0"/>
+          <w:i w:val="0"/>
+          <w:sz w:val="18"/>
+        </w:rPr>
+        <w:t>[20] “A soft inductive bimodal sensor for proprioception and tactile sensing of soft machines,” Soft Robotics, 2024.</w:t>
+      </w:r>
+    </w:p>
+    <w:p>
+      <w:pPr>
+        <w:spacing w:before="0" w:after="60"/>
+      </w:pPr>
+      <w:r>
+        <w:rPr>
+          <w:rFonts w:ascii="맑은 고딕" w:hAnsi="맑은 고딕" w:eastAsia="맑은 고딕"/>
+          <w:b w:val="0"/>
+          <w:i w:val="0"/>
+          <w:sz w:val="18"/>
+        </w:rPr>
+        <w:t>[21] N. Li et al., “Fingertip-inspired spatially anisotropic inductive liquid metal sensors with ultra-wide range, high linearity and exceptional stability,” Advanced Materials, vol. 37, no. 19, art. 2419524, 2025.</w:t>
+      </w:r>
+    </w:p>
+    <w:p>
+      <w:pPr>
+        <w:spacing w:before="0" w:after="60"/>
+      </w:pPr>
+      <w:r>
+        <w:rPr>
+          <w:rFonts w:ascii="맑은 고딕" w:hAnsi="맑은 고딕" w:eastAsia="맑은 고딕"/>
+          <w:b w:val="0"/>
+          <w:i w:val="0"/>
+          <w:sz w:val="18"/>
+        </w:rPr>
+        <w:t>[22] Z. Wang et al., “Programming stretchable planar coils as strain-invariant inductors and ultrasensitive wearable sensors,” Materials Today Physics, vol. 55, art. 101755, 2025.</w:t>
+      </w:r>
+    </w:p>
+    <w:p>
+      <w:pPr>
+        <w:spacing w:before="0" w:after="60"/>
+      </w:pPr>
+      <w:r>
+        <w:rPr>
+          <w:rFonts w:ascii="맑은 고딕" w:hAnsi="맑은 고딕" w:eastAsia="맑은 고딕"/>
+          <w:b w:val="0"/>
+          <w:i w:val="0"/>
+          <w:sz w:val="18"/>
+        </w:rPr>
+        <w:t>[23] “Calculation and simulation of impedance diagrams of planar rectangular spiral coils for eddy current testing,” NDT &amp; E International, 2006.</w:t>
+      </w:r>
+    </w:p>
+    <w:p>
+      <w:pPr>
+        <w:spacing w:before="0" w:after="60"/>
+      </w:pPr>
+      <w:r>
+        <w:rPr>
+          <w:rFonts w:ascii="맑은 고딕" w:hAnsi="맑은 고딕" w:eastAsia="맑은 고딕"/>
+          <w:b w:val="0"/>
+          <w:i w:val="0"/>
+          <w:sz w:val="18"/>
+        </w:rPr>
+        <w:t>[24] M. Raissi, P. Perdikaris, and G. E. Karniadakis, “Physics-informed neural networks: A deep learning framework for solving forward and inverse problems involving nonlinear partial differential equations,” Journal of Computational Physics, vol. 378, pp. 686–707, 2019.</w:t>
+      </w:r>
+    </w:p>
+    <w:p>
+      <w:pPr>
+        <w:spacing w:before="0" w:after="60"/>
+      </w:pPr>
+      <w:r>
+        <w:rPr>
+          <w:rFonts w:ascii="맑은 고딕" w:hAnsi="맑은 고딕" w:eastAsia="맑은 고딕"/>
+          <w:b w:val="0"/>
+          <w:i w:val="0"/>
+          <w:sz w:val="18"/>
+        </w:rPr>
+        <w:t>[25] R. A. Jacobs, M. I. Jordan, S. J. Nowlan, and G. E. Hinton, “Adaptive mixtures of local experts,” Neural Computation, vol. 3, no. 1, pp. 79–87, 1991.</w:t>
+      </w:r>
+    </w:p>
+    <w:p>
+      <w:pPr>
+        <w:spacing w:before="0" w:after="60"/>
+      </w:pPr>
+      <w:r>
+        <w:rPr>
+          <w:rFonts w:ascii="맑은 고딕" w:hAnsi="맑은 고딕" w:eastAsia="맑은 고딕"/>
+          <w:b w:val="0"/>
+          <w:i w:val="0"/>
+          <w:sz w:val="18"/>
+        </w:rPr>
+        <w:t>[26] R. M. Christensen, Theory of Viscoelasticity: An Introduction, 2nd ed. Academic Press, 1982.</w:t>
+      </w:r>
+    </w:p>
+    <w:p>
+      <w:pPr>
+        <w:spacing w:before="0" w:after="60"/>
+      </w:pPr>
+      <w:r>
+        <w:rPr>
+          <w:rFonts w:ascii="맑은 고딕" w:hAnsi="맑은 고딕" w:eastAsia="맑은 고딕"/>
+          <w:b w:val="0"/>
+          <w:i w:val="0"/>
+          <w:sz w:val="18"/>
+        </w:rPr>
+        <w:t>[27] Texas Instruments, LDC1612/LDC1614 Multi-Channel 28-Bit Inductance-to-Digital Converter, datasheet.</w:t>
+      </w:r>
+    </w:p>
+    <w:p>
+      <w:pPr>
+        <w:spacing w:before="0" w:after="60"/>
+      </w:pPr>
+      <w:r>
+        <w:rPr>
+          <w:rFonts w:ascii="맑은 고딕" w:hAnsi="맑은 고딕" w:eastAsia="맑은 고딕"/>
+          <w:b w:val="0"/>
+          <w:i w:val="0"/>
+          <w:sz w:val="18"/>
+        </w:rPr>
+        <w:t>[28] Analog Devices, ADG733/ADG734 CMOS Low Voltage Triple/Quad SPDT Switches, datasheet.</w:t>
+      </w:r>
+    </w:p>
+    <w:p>
+      <w:pPr>
+        <w:spacing w:before="0" w:after="60"/>
+      </w:pPr>
+      <w:r>
+        <w:rPr>
+          <w:rFonts w:ascii="맑은 고딕" w:hAnsi="맑은 고딕" w:eastAsia="맑은 고딕"/>
+          <w:b w:val="0"/>
+          <w:i w:val="0"/>
+          <w:sz w:val="18"/>
+        </w:rPr>
+        <w:t>[29] STMicroelectronics, X-CUBE-AI: Artificial Intelligence Expansion Package for STM32Cube, User Manual UM2526.</w:t>
+      </w:r>
+    </w:p>
+    <w:p>
+      <w:pPr>
+        <w:spacing w:before="0" w:after="60"/>
+      </w:pPr>
+      <w:r>
+        <w:rPr>
+          <w:rFonts w:ascii="맑은 고딕" w:hAnsi="맑은 고딕" w:eastAsia="맑은 고딕"/>
+          <w:b w:val="0"/>
+          <w:i w:val="0"/>
+          <w:sz w:val="18"/>
+        </w:rPr>
+        <w:t>[30] F. Pedregosa et al., “Scikit-learn: Machine learning in Python,” Journal of Machine Learning Research, vol. 12, pp. 2825–2830, 2011.</w:t>
       </w:r>
     </w:p>
     <w:p>
@@ -4620,6 +6190,84 @@
                 <w:i w:val="0"/>
                 <w:sz w:val="17"/>
               </w:rPr>
+              <w:t>돌기 구조</w:t>
+            </w:r>
+          </w:p>
+        </w:tc>
+        <w:tc>
+          <w:tcPr>
+            <w:tcW w:type="dxa" w:w="6463"/>
+          </w:tcPr>
+          <w:p>
+            <w:pPr>
+              <w:jc w:val="center"/>
+            </w:pPr>
+            <w:r/>
+            <w:r>
+              <w:rPr>
+                <w:rFonts w:ascii="맑은 고딕" w:hAnsi="맑은 고딕" w:eastAsia="맑은 고딕"/>
+                <w:b w:val="0"/>
+                <w:i w:val="0"/>
+                <w:sz w:val="17"/>
+              </w:rPr>
+              <w:t>직경 5 mm, 높이 0.5 mm, 필름 마스킹 + 어플리케이터 성형. ΔR/R₀ 100 % 도달 하중 210 N → 20 N</w:t>
+            </w:r>
+          </w:p>
+        </w:tc>
+      </w:tr>
+      <w:tr>
+        <w:tc>
+          <w:tcPr>
+            <w:tcW w:type="dxa" w:w="2494"/>
+          </w:tcPr>
+          <w:p>
+            <w:r/>
+            <w:r>
+              <w:rPr>
+                <w:rFonts w:ascii="맑은 고딕" w:hAnsi="맑은 고딕" w:eastAsia="맑은 고딕"/>
+                <w:b w:val="0"/>
+                <w:i w:val="0"/>
+                <w:sz w:val="17"/>
+              </w:rPr>
+              <w:t>제작 공정</w:t>
+            </w:r>
+          </w:p>
+        </w:tc>
+        <w:tc>
+          <w:tcPr>
+            <w:tcW w:type="dxa" w:w="6463"/>
+          </w:tcPr>
+          <w:p>
+            <w:pPr>
+              <w:jc w:val="center"/>
+            </w:pPr>
+            <w:r/>
+            <w:r>
+              <w:rPr>
+                <w:rFonts w:ascii="맑은 고딕" w:hAnsi="맑은 고딕" w:eastAsia="맑은 고딕"/>
+                <w:b w:val="0"/>
+                <w:i w:val="0"/>
+                <w:sz w:val="17"/>
+              </w:rPr>
+              <w:t>① EGaIn DIW → ② 브리징(내부 단자를 권선 위로 인출) → ③ 커버링 → ④ 배선 삽입·십자형 재단</w:t>
+            </w:r>
+          </w:p>
+        </w:tc>
+      </w:tr>
+      <w:tr>
+        <w:tc>
+          <w:tcPr>
+            <w:tcW w:type="dxa" w:w="2494"/>
+          </w:tcPr>
+          <w:p>
+            <w:r/>
+            <w:r>
+              <w:rPr>
+                <w:rFonts w:ascii="맑은 고딕" w:hAnsi="맑은 고딕" w:eastAsia="맑은 고딕"/>
+                <w:b w:val="0"/>
+                <w:i w:val="0"/>
+                <w:sz w:val="17"/>
+              </w:rPr>
               <w:t>MCU</w:t>
             </w:r>
           </w:p>
@@ -4874,7 +6522,7 @@
                 <w:i w:val="0"/>
                 <w:sz w:val="17"/>
               </w:rPr>
-              <w:t>5축 스테퍼(XA/XB/YA/YB/Z), Arduino + AccelStepper, 320 step/mm, 115,200 baud</w:t>
+              <w:t>5축 스테퍼(XA/XB/YA/YB/Z), 프레임 700 × 700 mm(높이 200–300 mm), Nema23 + TB6600, SMPS LRS-350-24, Arduino Uno + AccelStepper, 320 step/mm, 115,200 baud</w:t>
             </w:r>
           </w:p>
         </w:tc>
@@ -7390,7 +9038,79 @@
           <w:i w:val="0"/>
           <w:sz w:val="26"/>
         </w:rPr>
-        <w:t>S3. 학습된 물리 파라미터와 물리식 역산의 한계</w:t>
+        <w:t>S3. 직사각형 평면 나선의 자기 인덕턴스 모델</w:t>
+      </w:r>
+    </w:p>
+    <w:p>
+      <w:pPr>
+        <w:spacing w:before="0" w:after="120"/>
+      </w:pPr>
+      <w:r>
+        <w:rPr>
+          <w:rFonts w:ascii="맑은 고딕" w:hAnsi="맑은 고딕" w:eastAsia="맑은 고딕"/>
+          <w:b w:val="0"/>
+          <w:i w:val="0"/>
+          <w:sz w:val="19"/>
+        </w:rPr>
+        <w:t>본문 2.2절에서 요약한 자기 인덕턴스는 Rosa 계열의 부분 인덕턴스 식으로 기술된다. N은 권선 수, μ₀는 진공 투자율, A는 권선 면적, t = b/a는 종횡비, r은 액체금속 채널 반경이다.</w:t>
+      </w:r>
+    </w:p>
+    <w:p>
+      <w:pPr>
+        <w:spacing w:before="80" w:after="120"/>
+        <w:jc w:val="center"/>
+      </w:pPr>
+      <w:r>
+        <w:rPr>
+          <w:rFonts w:ascii="맑은 고딕" w:hAnsi="맑은 고딕" w:eastAsia="맑은 고딕"/>
+          <w:b w:val="0"/>
+          <w:i w:val="0"/>
+          <w:sz w:val="20"/>
+        </w:rPr>
+        <w:t>L_self(ε) = (N²μ₀A/π) · [ (1/t)·ln(2A/(r·t)) + t·ln(2At/r) + 2(t + 1/t)</w:t>
+      </w:r>
+    </w:p>
+    <w:p>
+      <w:pPr>
+        <w:spacing w:before="80" w:after="120"/>
+        <w:jc w:val="center"/>
+      </w:pPr>
+      <w:r>
+        <w:rPr>
+          <w:rFonts w:ascii="맑은 고딕" w:hAnsi="맑은 고딕" w:eastAsia="맑은 고딕"/>
+          <w:b w:val="0"/>
+          <w:i w:val="0"/>
+          <w:sz w:val="20"/>
+        </w:rPr>
+        <w:t xml:space="preserve">        − (1/t)·sinh⁻¹(1/t) − t·sinh⁻¹(t) − (7/4)(1/t + t) ]</w:t>
+      </w:r>
+    </w:p>
+    <w:p>
+      <w:pPr>
+        <w:spacing w:before="0" w:after="120"/>
+      </w:pPr>
+      <w:r>
+        <w:rPr>
+          <w:rFonts w:ascii="맑은 고딕" w:hAnsi="맑은 고딕" w:eastAsia="맑은 고딕"/>
+          <w:b w:val="0"/>
+          <w:i w:val="0"/>
+          <w:sz w:val="19"/>
+        </w:rPr>
+        <w:t>인장이 가해지면 세 형상 인자가 각각 다른 지수로 변한다. 체적 보존과 평면 나선의 기하 구속에서 A(ε) = A₀(1+ε)^0.5, t(ε) = t₀(1+ε)^1.5, r(ε) = r₀(1+ε)^(−0.5)가 얻어지며, 이를 위 식에 대입하면 L_self(ε)가 결정된다. 반면 DC 저항은 R_DC(ε) = R_DC,0(1+ε)²로 단순하다. 이 비대칭 — 인덕턴스는 초월함수를 포함한 복잡한 형상 의존성을, 저항은 단순한 멱함수 의존성을 갖는다는 점 — 이 본문 2.3절에서 해석적 역산이 실패하는 이유의 일부다.</w:t>
+      </w:r>
+    </w:p>
+    <w:p>
+      <w:pPr>
+        <w:spacing w:before="280" w:after="80"/>
+      </w:pPr>
+      <w:r>
+        <w:rPr>
+          <w:rFonts w:ascii="맑은 고딕" w:hAnsi="맑은 고딕" w:eastAsia="맑은 고딕"/>
+          <w:b/>
+          <w:i w:val="0"/>
+          <w:sz w:val="26"/>
+        </w:rPr>
+        <w:t>S4. 학습된 물리 파라미터와 물리식 역산의 한계</w:t>
       </w:r>
     </w:p>
     <w:p>
@@ -7432,7 +9152,7 @@
           <w:i w:val="0"/>
           <w:sz w:val="26"/>
         </w:rPr>
-        <w:t>S4. 임베디드 변환 툴체인에서 마주친 문제와 해결</w:t>
+        <w:t>S5. 임베디드 변환 툴체인에서 마주친 문제와 해결</w:t>
       </w:r>
     </w:p>
     <w:tbl>
@@ -7829,7 +9549,7 @@
           <w:i w:val="0"/>
           <w:sz w:val="26"/>
         </w:rPr>
-        <w:t>S5. 데이터 취득 프로토콜 상세</w:t>
+        <w:t>S6. 데이터 취득 프로토콜 상세</w:t>
       </w:r>
     </w:p>
     <w:p>
@@ -7918,7 +9638,7 @@
           <w:i w:val="0"/>
           <w:sz w:val="26"/>
         </w:rPr>
-        <w:t>S6. 용어 정리</w:t>
+        <w:t>S7. 용어 정리</w:t>
       </w:r>
     </w:p>
     <w:tbl>
@@ -8311,7 +10031,7 @@
           <w:i w:val="0"/>
           <w:sz w:val="26"/>
         </w:rPr>
-        <w:t>S7. 코드 및 데이터 위치</w:t>
+        <w:t>S8. 코드 및 데이터 위치</w:t>
       </w:r>
     </w:p>
     <w:p>
